--- a/downloads/workbook/ai-2-week-04.docx
+++ b/downloads/workbook/ai-2-week-04.docx
@@ -1292,6 +1292,178 @@
         <w:t>Project connection: Trace recommender loops with current item, eligibility, score and current best so each update can be explained.</w:t>
       </w:r>
     </w:p>
+    <w:p>
+      <w:pPr>
+        <w:pStyle w:val="Heading1"/>
+      </w:pPr>
+      <w:r>
+        <w:t>19. Project portfolio milestone</w:t>
+      </w:r>
+    </w:p>
+    <w:p>
+      <w:r>
+        <w:t>Project: Transparent Book Recommender</w:t>
+      </w:r>
+    </w:p>
+    <w:p>
+      <w:r>
+        <w:t>Current milestone: Frame the need. Name the user, the problem, allowed inputs and a safe simple starting method.</w:t>
+      </w:r>
+    </w:p>
+    <w:p>
+      <w:r>
+        <w:t>Trace recommender loops with current item, eligibility, score and current best so each update can be explained.</w:t>
+      </w:r>
+    </w:p>
+    <w:tbl>
+      <w:tblPr>
+        <w:tblStyle w:val="LightShading-Accent1"/>
+        <w:tblW w:type="auto" w:w="0"/>
+        <w:tblLook w:firstColumn="1" w:firstRow="1" w:lastColumn="0" w:lastRow="0" w:noHBand="0" w:noVBand="1" w:val="04A0"/>
+      </w:tblPr>
+      <w:tblGrid>
+        <w:gridCol w:w="5112"/>
+        <w:gridCol w:w="5112"/>
+      </w:tblGrid>
+      <w:tr>
+        <w:trPr>
+          <w:tblHeader/>
+        </w:trPr>
+        <w:tc>
+          <w:tcPr>
+            <w:tcW w:type="dxa" w:w="5112"/>
+          </w:tcPr>
+          <w:p>
+            <w:r>
+              <w:t>Evidence to keep</w:t>
+            </w:r>
+          </w:p>
+        </w:tc>
+        <w:tc>
+          <w:tcPr>
+            <w:tcW w:type="dxa" w:w="5112"/>
+          </w:tcPr>
+          <w:p>
+            <w:r>
+              <w:t>My record</w:t>
+            </w:r>
+          </w:p>
+        </w:tc>
+      </w:tr>
+      <w:tr>
+        <w:tc>
+          <w:tcPr>
+            <w:tcW w:type="dxa" w:w="5112"/>
+          </w:tcPr>
+          <w:p>
+            <w:r>
+              <w:t>This week’s input and deciding step</w:t>
+            </w:r>
+          </w:p>
+        </w:tc>
+        <w:tc>
+          <w:tcPr>
+            <w:tcW w:type="dxa" w:w="5112"/>
+          </w:tcPr>
+          <w:p>
+            <w:r/>
+          </w:p>
+        </w:tc>
+      </w:tr>
+      <w:tr>
+        <w:tc>
+          <w:tcPr>
+            <w:tcW w:type="dxa" w:w="5112"/>
+          </w:tcPr>
+          <w:p>
+            <w:r>
+              <w:t>Prediction and actual result (or labelled paper trace)</w:t>
+            </w:r>
+          </w:p>
+        </w:tc>
+        <w:tc>
+          <w:tcPr>
+            <w:tcW w:type="dxa" w:w="5112"/>
+          </w:tcPr>
+          <w:p>
+            <w:r/>
+          </w:p>
+        </w:tc>
+      </w:tr>
+      <w:tr>
+        <w:tc>
+          <w:tcPr>
+            <w:tcW w:type="dxa" w:w="5112"/>
+          </w:tcPr>
+          <w:p>
+            <w:r>
+              <w:t>One change since the previous checkpoint and why</w:t>
+            </w:r>
+          </w:p>
+        </w:tc>
+        <w:tc>
+          <w:tcPr>
+            <w:tcW w:type="dxa" w:w="5112"/>
+          </w:tcPr>
+          <w:p>
+            <w:r/>
+          </w:p>
+        </w:tc>
+      </w:tr>
+      <w:tr>
+        <w:tc>
+          <w:tcPr>
+            <w:tcW w:type="dxa" w:w="5112"/>
+          </w:tcPr>
+          <w:p>
+            <w:r>
+              <w:t>One error or limit and the next test</w:t>
+            </w:r>
+          </w:p>
+        </w:tc>
+        <w:tc>
+          <w:tcPr>
+            <w:tcW w:type="dxa" w:w="5112"/>
+          </w:tcPr>
+          <w:p>
+            <w:r/>
+          </w:p>
+        </w:tc>
+      </w:tr>
+    </w:tbl>
+    <w:p>
+      <w:pPr>
+        <w:pStyle w:val="Heading3"/>
+      </w:pPr>
+      <w:r>
+        <w:t>Explain what this week adds to your project. Reuse last week’s record rather than starting again.</w:t>
+      </w:r>
+    </w:p>
+    <w:p>
+      <w:r>
+        <w:t>________________________________________________________________</w:t>
+      </w:r>
+    </w:p>
+    <w:p>
+      <w:r>
+        <w:t>________________________________________________________________</w:t>
+      </w:r>
+    </w:p>
+    <w:p>
+      <w:r>
+        <w:t>________________________________________________________________</w:t>
+      </w:r>
+    </w:p>
+    <w:p>
+      <w:r>
+        <w:t>________________________________________________________________</w:t>
+      </w:r>
+    </w:p>
+    <w:p>
+      <w:r>
+        <w:t>________________________________________________________________</w:t>
+      </w:r>
+    </w:p>
     <w:sectPr>
       <w:pgSz w:w="12240" w:h="15840"/>
       <w:pgMar w:top="936" w:right="1008" w:bottom="936" w:left="1008" w:header="720" w:footer="720" w:gutter="0"/>

--- a/downloads/workbook/ai-2-week-04.docx
+++ b/downloads/workbook/ai-2-week-04.docx
@@ -1464,6 +1464,248 @@
         <w:t>________________________________________________________________</w:t>
       </w:r>
     </w:p>
+    <w:p>
+      <w:pPr>
+        <w:pStyle w:val="Heading1"/>
+      </w:pPr>
+      <w:r>
+        <w:t>20. Supported practice and learning evidence</w:t>
+      </w:r>
+    </w:p>
+    <w:p>
+      <w:r>
+        <w:t>Use this supported practice once, in the browser or on paper. Keep the reserved independent assessment for a separate first attempt before teacher feedback.</w:t>
+      </w:r>
+    </w:p>
+    <w:p>
+      <w:r>
+        <w:t>A fictional reading-token jar starts with one token and gains three per round.</w:t>
+      </w:r>
+    </w:p>
+    <w:p>
+      <w:pPr>
+        <w:pStyle w:val="Heading3"/>
+      </w:pPr>
+      <w:r>
+        <w:t>Practice 1: explain the deciding evidence</w:t>
+      </w:r>
+    </w:p>
+    <w:p>
+      <w:r>
+        <w:t>Which labelled step matches this detail? Print 13 once, after all four updates.</w:t>
+      </w:r>
+    </w:p>
+    <w:p>
+      <w:r>
+        <w:t>1. Iteration values</w:t>
+      </w:r>
+    </w:p>
+    <w:p>
+      <w:r>
+        <w:t>2. Updated totals</w:t>
+      </w:r>
+    </w:p>
+    <w:p>
+      <w:r>
+        <w:t>3. After the loop</w:t>
+      </w:r>
+    </w:p>
+    <w:p>
+      <w:r>
+        <w:t>4. Initial state</w:t>
+      </w:r>
+    </w:p>
+    <w:p>
+      <w:pPr>
+        <w:pStyle w:val="Heading3"/>
+      </w:pPr>
+      <w:r>
+        <w:t>My selected conclusion, deciding fact and explanation</w:t>
+      </w:r>
+    </w:p>
+    <w:p>
+      <w:r>
+        <w:t>________________________________________________________________</w:t>
+      </w:r>
+    </w:p>
+    <w:p>
+      <w:r>
+        <w:t>________________________________________________________________</w:t>
+      </w:r>
+    </w:p>
+    <w:p>
+      <w:r>
+        <w:t>________________________________________________________________</w:t>
+      </w:r>
+    </w:p>
+    <w:p>
+      <w:r>
+        <w:t>________________________________________________________________</w:t>
+      </w:r>
+    </w:p>
+    <w:p>
+      <w:r>
+        <w:t>________________________________________________________________</w:t>
+      </w:r>
+    </w:p>
+    <w:p>
+      <w:r>
+        <w:t>Hint if needed: Read the steps in the pictorial case. Match the supplied detail to the stage that performs or records it.</w:t>
+      </w:r>
+    </w:p>
+    <w:p>
+      <w:r>
+        <w:t>After your attempt, compare with the supported explanation: After the loop Print 13 once, after all four updates. The turn value labels an iteration; it is not the number added. The fixed update adds three each time. Four iterations take the total from 1 to 13. Keeping print outside the loop produces one final display rather than four intermediate displays. Initialise total before the loop so a zero-iteration run still has a defined value.</w:t>
+      </w:r>
+    </w:p>
+    <w:p>
+      <w:pPr>
+        <w:pStyle w:val="Heading3"/>
+      </w:pPr>
+      <w:r>
+        <w:t>Practice 2: explain the deciding evidence</w:t>
+      </w:r>
+    </w:p>
+    <w:p>
+      <w:r>
+        <w:t>Changed-case practice: Use range(0) instead of range(4). Which conclusion is supported by the supplied facts?</w:t>
+      </w:r>
+    </w:p>
+    <w:p>
+      <w:r>
+        <w:t>1. The loop body never runs and the printed total is 1.</w:t>
+      </w:r>
+    </w:p>
+    <w:p>
+      <w:r>
+        <w:t>2. This one example guarantees correct results for every future input.</w:t>
+      </w:r>
+    </w:p>
+    <w:p>
+      <w:r>
+        <w:t>3. We can decide the result without examining the changed input or the procedure.</w:t>
+      </w:r>
+    </w:p>
+    <w:p>
+      <w:pPr>
+        <w:pStyle w:val="Heading3"/>
+      </w:pPr>
+      <w:r>
+        <w:t>My selected conclusion, deciding fact and explanation</w:t>
+      </w:r>
+    </w:p>
+    <w:p>
+      <w:r>
+        <w:t>________________________________________________________________</w:t>
+      </w:r>
+    </w:p>
+    <w:p>
+      <w:r>
+        <w:t>________________________________________________________________</w:t>
+      </w:r>
+    </w:p>
+    <w:p>
+      <w:r>
+        <w:t>________________________________________________________________</w:t>
+      </w:r>
+    </w:p>
+    <w:p>
+      <w:r>
+        <w:t>________________________________________________________________</w:t>
+      </w:r>
+    </w:p>
+    <w:p>
+      <w:r>
+        <w:t>________________________________________________________________</w:t>
+      </w:r>
+    </w:p>
+    <w:p>
+      <w:r>
+        <w:t>Hint if needed: Use the changed condition and the deciding step in the pictorial trace. The answer must say what follows from those facts.</w:t>
+      </w:r>
+    </w:p>
+    <w:p>
+      <w:r>
+        <w:t>After your attempt, compare with the supported explanation: The loop body never runs and the printed total is 1. The iterable contains no turn values; the initial assignment still happened.</w:t>
+      </w:r>
+    </w:p>
+    <w:p>
+      <w:pPr>
+        <w:pStyle w:val="Heading3"/>
+      </w:pPr>
+      <w:r>
+        <w:t>Repair a missing building block</w:t>
+      </w:r>
+    </w:p>
+    <w:p>
+      <w:r>
+        <w:t>Review Branching Logic (ai-2/3). Goal: Trace the selected branch in an if elif else chain. Short practice: Give expected labels for −1,0,10,11 and identify the equality boundary for Short.. Return to this week and explain what you changed.</w:t>
+      </w:r>
+    </w:p>
+    <w:p>
+      <w:r>
+        <w:t>Review Precision in Algorithms (ai-2/1). Goal: Translate a short paper calculation into a Python script. Short practice: If print(total) moves before total=total+2, what gets printed for the original input?. Return to this week and explain what you changed.</w:t>
+      </w:r>
+    </w:p>
+    <w:p>
+      <w:pPr>
+        <w:pStyle w:val="Heading3"/>
+      </w:pPr>
+      <w:r>
+        <w:t>Predict, run and debug</w:t>
+      </w:r>
+    </w:p>
+    <w:p>
+      <w:r>
+        <w:t>The browser lab lets you edit the supported Python examples already included in this lesson. Predict first, run, inspect the actual output or error, change one input, then run again. Keep code, predictions, actual results and a reasoned revision together. On paper, label your result as a trace rather than an execution.</w:t>
+      </w:r>
+    </w:p>
+    <w:p>
+      <w:pPr>
+        <w:pStyle w:val="Heading3"/>
+      </w:pPr>
+      <w:r>
+        <w:t>Keep your completed work</w:t>
+      </w:r>
+    </w:p>
+    <w:p>
+      <w:r>
+        <w:t>Use Download completed work in the hosted lesson to export your answers, reflections, practice feedback and code-run evidence. Open the HTML copy to read or print it. Drafts stay in this browser when storage is available; clear drafts on a shared device.</w:t>
+      </w:r>
+    </w:p>
+    <w:p>
+      <w:pPr>
+        <w:pStyle w:val="Heading3"/>
+      </w:pPr>
+      <w:r>
+        <w:t>What I repaired, the evidence I kept and the next test</w:t>
+      </w:r>
+    </w:p>
+    <w:p>
+      <w:r>
+        <w:t>________________________________________________________________</w:t>
+      </w:r>
+    </w:p>
+    <w:p>
+      <w:r>
+        <w:t>________________________________________________________________</w:t>
+      </w:r>
+    </w:p>
+    <w:p>
+      <w:r>
+        <w:t>________________________________________________________________</w:t>
+      </w:r>
+    </w:p>
+    <w:p>
+      <w:r>
+        <w:t>________________________________________________________________</w:t>
+      </w:r>
+    </w:p>
+    <w:p>
+      <w:r>
+        <w:t>________________________________________________________________</w:t>
+      </w:r>
+    </w:p>
     <w:sectPr>
       <w:pgSz w:w="12240" w:h="15840"/>
       <w:pgMar w:top="936" w:right="1008" w:bottom="936" w:left="1008" w:header="720" w:footer="720" w:gutter="0"/>

--- a/downloads/workbook/ai-2-week-04.docx
+++ b/downloads/workbook/ai-2-week-04.docx
@@ -30,6 +30,17 @@
     </w:p>
     <w:p>
       <w:r>
+        <w:t>Record your starting explanation for Trace Tables before opening notes. Show any later correction separately.</w:t>
+      </w:r>
+    </w:p>
+    <w:p>
+      <w:pPr>
+        <w:spacing w:line="336" w:lineRule="auto" w:after="180"/>
+      </w:pPr>
+      <w:r>
+        <w:rPr>
+          <w:b w:val="0"/>
+        </w:rPr>
         <w:t>Try the recall before opening notes. Then use a different colour or a labelled second line to correct your explanation.</w:t>
       </w:r>
     </w:p>
@@ -42,7 +53,13 @@
       </w:r>
     </w:p>
     <w:p>
-      <w:r>
+      <w:pPr>
+        <w:spacing w:line="336" w:lineRule="auto" w:after="180"/>
+      </w:pPr>
+      <w:r>
+        <w:rPr>
+          <w:b w:val="0"/>
+        </w:rPr>
         <w:t>Without opening the old lesson, explain one key idea from Branching Logic. Give an example and a mistake that the idea helps you avoid.</w:t>
       </w:r>
     </w:p>
@@ -78,7 +95,13 @@
       </w:r>
     </w:p>
     <w:p>
-      <w:r>
+      <w:pPr>
+        <w:spacing w:line="336" w:lineRule="auto" w:after="180"/>
+      </w:pPr>
+      <w:r>
+        <w:rPr>
+          <w:b w:val="0"/>
+        </w:rPr>
         <w:t>Without opening the old lesson, explain one key idea from Precision in Algorithms. Give an example and a mistake that the idea helps you avoid.</w:t>
       </w:r>
     </w:p>
@@ -115,7 +138,54 @@
     </w:p>
     <w:p>
       <w:r>
-        <w:t>Use W2: Trace before running for Loops and trace tables. Record the answer once; the lesson and workbook refer to the same attempt.</w:t>
+        <w:t>Complete the supported Trace Tables trace and record the first step you can explain without help.</w:t>
+      </w:r>
+    </w:p>
+    <w:p>
+      <w:pPr>
+        <w:spacing w:line="336" w:lineRule="auto" w:after="180"/>
+      </w:pPr>
+      <w:r>
+        <w:rPr>
+          <w:b w:val="0"/>
+        </w:rPr>
+        <w:t xml:space="preserve">Use W2: </w:t>
+      </w:r>
+      <w:r>
+        <w:rPr>
+          <w:b/>
+        </w:rPr>
+        <w:t>Trace</w:t>
+      </w:r>
+      <w:r>
+        <w:rPr>
+          <w:b w:val="0"/>
+        </w:rPr>
+        <w:t xml:space="preserve"> before running for </w:t>
+      </w:r>
+      <w:r>
+        <w:rPr>
+          <w:b/>
+        </w:rPr>
+        <w:t>Loop</w:t>
+      </w:r>
+      <w:r>
+        <w:rPr>
+          <w:b w:val="0"/>
+        </w:rPr>
+        <w:t xml:space="preserve">s and </w:t>
+      </w:r>
+      <w:r>
+        <w:rPr>
+          <w:b/>
+        </w:rPr>
+        <w:t>trace table</w:t>
+      </w:r>
+      <w:r>
+        <w:rPr>
+          <w:b w:val="0"/>
+        </w:rPr>
+        <w:t>s. Record the answer once; the lesson and workbook refer to the same attempt.</w:t>
       </w:r>
     </w:p>
     <w:tbl>
@@ -243,7 +313,42 @@
     </w:p>
     <w:p>
       <w:r>
-        <w:t>Use the worked case for Loops and trace tables. Proposed explanation: “The stop value is included”. Decide whether this explanation is supported. Point to the step or supplied fact that decides; explain your repair if needed.</w:t>
+        <w:t>Check the proposed Trace Tables explanation against the supplied facts before discussing it.</w:t>
+      </w:r>
+    </w:p>
+    <w:p>
+      <w:pPr>
+        <w:spacing w:line="336" w:lineRule="auto" w:after="180"/>
+      </w:pPr>
+      <w:r>
+        <w:rPr>
+          <w:b w:val="0"/>
+        </w:rPr>
+        <w:t xml:space="preserve">Use the worked case for </w:t>
+      </w:r>
+      <w:r>
+        <w:rPr>
+          <w:b/>
+        </w:rPr>
+        <w:t>Loop</w:t>
+      </w:r>
+      <w:r>
+        <w:rPr>
+          <w:b w:val="0"/>
+        </w:rPr>
+        <w:t xml:space="preserve">s and </w:t>
+      </w:r>
+      <w:r>
+        <w:rPr>
+          <w:b/>
+        </w:rPr>
+        <w:t>trace table</w:t>
+      </w:r>
+      <w:r>
+        <w:rPr>
+          <w:b w:val="0"/>
+        </w:rPr>
+        <w:t>s. Proposed explanation: “The stop value is included”. Decide whether this explanation is supported. Point to the step or supplied fact that decides; explain your repair if needed.</w:t>
       </w:r>
     </w:p>
     <w:p>
@@ -283,6 +388,11 @@
       </w:r>
     </w:p>
     <w:p>
+      <w:r>
+        <w:t>Write one first attempt at the reserved independent case before feedback. Repeated copies of that case refer to the same recorded attempt.</w:t>
+      </w:r>
+    </w:p>
+    <w:p>
       <w:pPr>
         <w:pStyle w:val="Heading3"/>
       </w:pPr>
@@ -291,8 +401,43 @@
       </w:r>
     </w:p>
     <w:p>
-      <w:r>
-        <w:t>A box starts with 5 counters. Each round adds 2 counters. Use rounds = 3, an initialized total and for turn in range(rounds). Print the final total once after the loop. Trace the totals and predict fresh runs with rounds 0, 1 and 3. Assume rounds is a nonnegative integer.</w:t>
+      <w:pPr>
+        <w:spacing w:line="336" w:lineRule="auto" w:after="180"/>
+      </w:pPr>
+      <w:r>
+        <w:rPr>
+          <w:b w:val="0"/>
+        </w:rPr>
+        <w:t xml:space="preserve">A box starts with 5 counters. Each round adds 2 counters. Use rounds = 3, an initialized total and for turn in range(rounds). Print the final total once after the </w:t>
+      </w:r>
+      <w:r>
+        <w:rPr>
+          <w:b/>
+        </w:rPr>
+        <w:t>loop</w:t>
+      </w:r>
+      <w:r>
+        <w:rPr>
+          <w:b w:val="0"/>
+        </w:rPr>
+        <w:t>.</w:t>
+      </w:r>
+    </w:p>
+    <w:p>
+      <w:pPr>
+        <w:spacing w:line="336" w:lineRule="auto" w:after="180"/>
+      </w:pPr>
+      <w:r>
+        <w:rPr>
+          <w:b/>
+        </w:rPr>
+        <w:t>Trace</w:t>
+      </w:r>
+      <w:r>
+        <w:rPr>
+          <w:b w:val="0"/>
+        </w:rPr>
+        <w:t xml:space="preserve"> the totals and predict fresh runs with rounds 0, 1 and 3. Assume rounds is a nonnegative integer.</w:t>
       </w:r>
     </w:p>
     <w:p>
@@ -339,7 +484,13 @@
       </w:r>
     </w:p>
     <w:p>
-      <w:r>
+      <w:pPr>
+        <w:spacing w:line="336" w:lineRule="auto" w:after="180"/>
+      </w:pPr>
+      <w:r>
+        <w:rPr>
+          <w:b w:val="0"/>
+        </w:rPr>
         <w:t>Attempt this case before feedback. Record any help. Earlier examples below are further practice; a case already practised with feedback cannot establish fresh transfer.</w:t>
       </w:r>
     </w:p>
@@ -353,6 +504,17 @@
     </w:p>
     <w:p>
       <w:r>
+        <w:t>Connect the Trace Tables target to a trace and a justified conclusion.</w:t>
+      </w:r>
+    </w:p>
+    <w:p>
+      <w:pPr>
+        <w:spacing w:line="336" w:lineRule="auto" w:after="180"/>
+      </w:pPr>
+      <w:r>
+        <w:rPr>
+          <w:b w:val="0"/>
+        </w:rPr>
         <w:t>Start score=1; add 4; if score&gt;3 subtract 2; double score. Record score after every operation. A student evaluates the condition using the initial value. Locate the divergence.</w:t>
       </w:r>
     </w:p>
@@ -366,17 +528,64 @@
     </w:p>
     <w:p>
       <w:r>
+        <w:t>Solve the supplied Trace Tables case and show the deciding evidence.</w:t>
+      </w:r>
+    </w:p>
+    <w:p>
+      <w:pPr>
+        <w:spacing w:line="336" w:lineRule="auto" w:after="180"/>
+      </w:pPr>
+      <w:r>
+        <w:rPr>
+          <w:b w:val="0"/>
+        </w:rPr>
         <w:t>Set score=2; add 3; if score&gt;4 subtract 1; double score.</w:t>
       </w:r>
     </w:p>
     <w:p>
-      <w:r>
-        <w:t>Trace every value.</w:t>
-      </w:r>
-    </w:p>
-    <w:p>
-      <w:r>
-        <w:t>Show your trace, calculation or evidence</w:t>
+      <w:pPr>
+        <w:spacing w:line="336" w:lineRule="auto" w:after="180"/>
+      </w:pPr>
+      <w:r>
+        <w:rPr>
+          <w:b/>
+        </w:rPr>
+        <w:t>Trace</w:t>
+      </w:r>
+      <w:r>
+        <w:rPr>
+          <w:b w:val="0"/>
+        </w:rPr>
+        <w:t xml:space="preserve"> every value.</w:t>
+      </w:r>
+    </w:p>
+    <w:p>
+      <w:pPr>
+        <w:spacing w:line="336" w:lineRule="auto" w:after="180"/>
+      </w:pPr>
+      <w:r>
+        <w:rPr>
+          <w:b w:val="0"/>
+        </w:rPr>
+        <w:t xml:space="preserve">Show your </w:t>
+      </w:r>
+      <w:r>
+        <w:rPr>
+          <w:b/>
+        </w:rPr>
+        <w:t>trace</w:t>
+      </w:r>
+      <w:r>
+        <w:rPr>
+          <w:b w:val="0"/>
+        </w:rPr>
+        <w:t xml:space="preserve">, calculation or </w:t>
+      </w:r>
+      <w:r>
+        <w:rPr>
+          <w:b/>
+        </w:rPr>
+        <w:t>evidence</w:t>
       </w:r>
     </w:p>
     <w:p>
@@ -422,11 +631,29 @@
     </w:p>
     <w:p>
       <w:r>
+        <w:t>Apply the procedure to the changed case and record why the conclusion follows.</w:t>
+      </w:r>
+    </w:p>
+    <w:p>
+      <w:pPr>
+        <w:spacing w:line="336" w:lineRule="auto" w:after="180"/>
+        <w:shd w:fill="F5F1FB"/>
+      </w:pPr>
+      <w:r>
+        <w:rPr>
+          <w:b w:val="0"/>
+        </w:rPr>
         <w:t>Set score to 2. Add 3, then double the result. Record the score after each operation. What changes if you double before adding?</w:t>
       </w:r>
     </w:p>
     <w:p>
-      <w:r>
+      <w:pPr>
+        <w:spacing w:line="336" w:lineRule="auto" w:after="180"/>
+      </w:pPr>
+      <w:r>
+        <w:rPr>
+          <w:b w:val="0"/>
+        </w:rPr>
         <w:t>My independent answer and reason</w:t>
       </w:r>
     </w:p>
@@ -481,7 +708,30 @@
     </w:p>
     <w:p>
       <w:r>
-        <w:t>Create a changed input, boundary case or missing-information case. Write the expected answer or safe response before testing.</w:t>
+        <w:t>Specify a changed input, expected result and observation separately.</w:t>
+      </w:r>
+    </w:p>
+    <w:p>
+      <w:pPr>
+        <w:spacing w:line="336" w:lineRule="auto" w:after="180"/>
+      </w:pPr>
+      <w:r>
+        <w:rPr>
+          <w:b w:val="0"/>
+        </w:rPr>
+        <w:t xml:space="preserve">Create a changed </w:t>
+      </w:r>
+      <w:r>
+        <w:rPr>
+          <w:b/>
+        </w:rPr>
+        <w:t>input</w:t>
+      </w:r>
+      <w:r>
+        <w:rPr>
+          <w:b w:val="0"/>
+        </w:rPr>
+        <w:t>, boundary case or missing-information case. Write the expected answer or safe response before testing.</w:t>
       </w:r>
     </w:p>
     <w:tbl>
@@ -610,12 +860,47 @@
     </w:p>
     <w:p>
       <w:r>
-        <w:t>Trace each book’s genre, length, difficulty, and total score before sorting.</w:t>
-      </w:r>
-    </w:p>
-    <w:p>
-      <w:r>
-        <w:t>The project change and evidence I will keep</w:t>
+        <w:t>Justify what Trace Tables adds to Transparent Book Recommender and keep the evidence.</w:t>
+      </w:r>
+    </w:p>
+    <w:p>
+      <w:pPr>
+        <w:spacing w:line="336" w:lineRule="auto" w:after="180"/>
+      </w:pPr>
+      <w:r>
+        <w:rPr>
+          <w:b/>
+        </w:rPr>
+        <w:t>Trace</w:t>
+      </w:r>
+      <w:r>
+        <w:rPr>
+          <w:b w:val="0"/>
+        </w:rPr>
+        <w:t xml:space="preserve"> each book’s genre, length, difficulty, and total score before sorting.</w:t>
+      </w:r>
+    </w:p>
+    <w:p>
+      <w:pPr>
+        <w:spacing w:line="336" w:lineRule="auto" w:after="180"/>
+      </w:pPr>
+      <w:r>
+        <w:rPr>
+          <w:b w:val="0"/>
+        </w:rPr>
+        <w:t xml:space="preserve">The project change and </w:t>
+      </w:r>
+      <w:r>
+        <w:rPr>
+          <w:b/>
+        </w:rPr>
+        <w:t>evidence</w:t>
+      </w:r>
+      <w:r>
+        <w:rPr>
+          <w:b w:val="0"/>
+        </w:rPr>
+        <w:t xml:space="preserve"> I will keep</w:t>
       </w:r>
     </w:p>
     <w:p>
@@ -661,11 +946,54 @@
     </w:p>
     <w:p>
       <w:r>
-        <w:t>I can explain the mechanism. I can show evidence. I can handle a changed case. I can name a limit. Mark each as not yet, with help or independently, and attach supporting work.</w:t>
-      </w:r>
-    </w:p>
-    <w:p>
-      <w:r>
+        <w:t>Judge explanation, evidence, transfer and limits separately; attach the work behind your judgement.</w:t>
+      </w:r>
+    </w:p>
+    <w:p>
+      <w:pPr>
+        <w:pStyle w:val="ListBullet"/>
+      </w:pPr>
+      <w:r>
+        <w:t>I can explain the mechanism.</w:t>
+      </w:r>
+    </w:p>
+    <w:p>
+      <w:pPr>
+        <w:pStyle w:val="ListBullet"/>
+      </w:pPr>
+      <w:r>
+        <w:t>I can show evidence.</w:t>
+      </w:r>
+    </w:p>
+    <w:p>
+      <w:pPr>
+        <w:pStyle w:val="ListBullet"/>
+      </w:pPr>
+      <w:r>
+        <w:t>I can handle a changed case.</w:t>
+      </w:r>
+    </w:p>
+    <w:p>
+      <w:pPr>
+        <w:pStyle w:val="ListBullet"/>
+      </w:pPr>
+      <w:r>
+        <w:t>I can name a limit.</w:t>
+      </w:r>
+    </w:p>
+    <w:p>
+      <w:r>
+        <w:t>Mark each as not yet, with help or independently, and attach supporting work.</w:t>
+      </w:r>
+    </w:p>
+    <w:p>
+      <w:pPr>
+        <w:spacing w:line="336" w:lineRule="auto" w:after="180"/>
+      </w:pPr>
+      <w:r>
+        <w:rPr>
+          <w:b w:val="0"/>
+        </w:rPr>
         <w:t>Teacher review ____________________  Next step ____________________</w:t>
       </w:r>
     </w:p>
@@ -679,6 +1007,17 @@
     </w:p>
     <w:p>
       <w:r>
+        <w:t>Use this earlier case as transfer practice. A case already discussed with feedback is not fresh assessment evidence.</w:t>
+      </w:r>
+    </w:p>
+    <w:p>
+      <w:pPr>
+        <w:spacing w:line="336" w:lineRule="auto" w:after="180"/>
+      </w:pPr>
+      <w:r>
+        <w:rPr>
+          <w:b w:val="0"/>
+        </w:rPr>
         <w:t>Start score=1; add 4; if score&gt;3 subtract 2; double score. Record score after every operation. A student evaluates the condition using the initial value. Locate the divergence.</w:t>
       </w:r>
     </w:p>
@@ -726,7 +1065,13 @@
       </w:r>
     </w:p>
     <w:p>
-      <w:r>
+      <w:pPr>
+        <w:spacing w:line="336" w:lineRule="auto" w:after="180"/>
+      </w:pPr>
+      <w:r>
+        <w:rPr>
+          <w:b w:val="0"/>
+        </w:rPr>
         <w:t>Record support used: none, hint or teacher explanation.</w:t>
       </w:r>
     </w:p>
@@ -740,6 +1085,18 @@
     </w:p>
     <w:p>
       <w:r>
+        <w:t>Explain the range. Apply the supplied Trace Tables facts and keep your reasoning.</w:t>
+      </w:r>
+    </w:p>
+    <w:p>
+      <w:pPr>
+        <w:spacing w:line="336" w:lineRule="auto" w:after="180"/>
+        <w:shd w:fill="F5F1FB"/>
+      </w:pPr>
+      <w:r>
+        <w:rPr>
+          <w:b w:val="0"/>
+        </w:rPr>
         <w:t>List the values supplied by range(2, 5) and explain why 5 is absent. How many times does its body run?</w:t>
       </w:r>
     </w:p>
@@ -791,7 +1148,42 @@
     </w:p>
     <w:p>
       <w:r>
-        <w:t>Copy the worked script. Change the range to range(2, 5). Record turn, total before and total after each iteration. Predict the single output, then run and compare.</w:t>
+        <w:t>Trace before running. Apply the supplied Trace Tables facts and keep your reasoning.</w:t>
+      </w:r>
+    </w:p>
+    <w:p>
+      <w:pPr>
+        <w:spacing w:line="336" w:lineRule="auto" w:after="180"/>
+      </w:pPr>
+      <w:r>
+        <w:rPr>
+          <w:b w:val="0"/>
+        </w:rPr>
+        <w:t xml:space="preserve">Copy the worked script. Change the range to range(2, 5). Record turn, total before and total after each </w:t>
+      </w:r>
+      <w:r>
+        <w:rPr>
+          <w:b/>
+        </w:rPr>
+        <w:t>iteration</w:t>
+      </w:r>
+      <w:r>
+        <w:rPr>
+          <w:b w:val="0"/>
+        </w:rPr>
+        <w:t xml:space="preserve">. Predict the single </w:t>
+      </w:r>
+      <w:r>
+        <w:rPr>
+          <w:b/>
+        </w:rPr>
+        <w:t>output</w:t>
+      </w:r>
+      <w:r>
+        <w:rPr>
+          <w:b w:val="0"/>
+        </w:rPr>
+        <w:t>, then run and compare.</w:t>
       </w:r>
     </w:p>
     <w:p>
@@ -842,7 +1234,30 @@
     </w:p>
     <w:p>
       <w:r>
-        <w:t>For the faulty script with range(1, 4), record total after each addition. Explain the wrong final output and remove only the faulty reset.</w:t>
+        <w:t>Repair the reset. Apply the supplied Trace Tables facts and keep your reasoning.</w:t>
+      </w:r>
+    </w:p>
+    <w:p>
+      <w:pPr>
+        <w:spacing w:line="336" w:lineRule="auto" w:after="180"/>
+      </w:pPr>
+      <w:r>
+        <w:rPr>
+          <w:b w:val="0"/>
+        </w:rPr>
+        <w:t xml:space="preserve">For the faulty script with range(1, 4), record total after each addition. Explain the wrong final </w:t>
+      </w:r>
+      <w:r>
+        <w:rPr>
+          <w:b/>
+        </w:rPr>
+        <w:t>output</w:t>
+      </w:r>
+      <w:r>
+        <w:rPr>
+          <w:b w:val="0"/>
+        </w:rPr>
+        <w:t xml:space="preserve"> and remove only the faulty reset.</w:t>
       </w:r>
     </w:p>
     <w:p>
@@ -893,7 +1308,47 @@
     </w:p>
     <w:p>
       <w:r>
-        <w:t>A box starts with 5 counters. Each round adds 2 counters. Use rounds = 3, an initialized total and for turn in range(rounds). Print the final total once after the loop. Trace the totals and predict fresh runs with rounds 0, 1 and 3. Assume rounds is a nonnegative integer.</w:t>
+        <w:t>Attempt before feedback. If this repeats the selected independent case, reuse that first attempt; otherwise keep a separate record. Build a repeated addition independently. Apply the supplied Trace Tables facts and keep your reasoning.</w:t>
+      </w:r>
+    </w:p>
+    <w:p>
+      <w:pPr>
+        <w:spacing w:line="336" w:lineRule="auto" w:after="180"/>
+      </w:pPr>
+      <w:r>
+        <w:rPr>
+          <w:b w:val="0"/>
+        </w:rPr>
+        <w:t xml:space="preserve">A box starts with 5 counters. Each round adds 2 counters. Use rounds = 3, an initialized total and for turn in range(rounds). Print the final total once after the </w:t>
+      </w:r>
+      <w:r>
+        <w:rPr>
+          <w:b/>
+        </w:rPr>
+        <w:t>loop</w:t>
+      </w:r>
+      <w:r>
+        <w:rPr>
+          <w:b w:val="0"/>
+        </w:rPr>
+        <w:t>.</w:t>
+      </w:r>
+    </w:p>
+    <w:p>
+      <w:pPr>
+        <w:spacing w:line="336" w:lineRule="auto" w:after="180"/>
+      </w:pPr>
+      <w:r>
+        <w:rPr>
+          <w:b/>
+        </w:rPr>
+        <w:t>Trace</w:t>
+      </w:r>
+      <w:r>
+        <w:rPr>
+          <w:b w:val="0"/>
+        </w:rPr>
+        <w:t xml:space="preserve"> the totals and predict fresh runs with rounds 0, 1 and 3. Assume rounds is a nonnegative integer.</w:t>
       </w:r>
     </w:p>
     <w:p>
@@ -954,7 +1409,30 @@
     </w:p>
     <w:p>
       <w:r>
-        <w:t>In your counter script, range(-2) performs no iterations. Does returning the initial 5 make negative rounds valid? Explain what the script checks and what it assumes.</w:t>
+        <w:t>Check a contract limitation. Apply the supplied Trace Tables facts and keep your reasoning.</w:t>
+      </w:r>
+    </w:p>
+    <w:p>
+      <w:pPr>
+        <w:spacing w:line="336" w:lineRule="auto" w:after="180"/>
+      </w:pPr>
+      <w:r>
+        <w:rPr>
+          <w:b w:val="0"/>
+        </w:rPr>
+        <w:t xml:space="preserve">In your counter script, range(-2) performs no </w:t>
+      </w:r>
+      <w:r>
+        <w:rPr>
+          <w:b/>
+        </w:rPr>
+        <w:t>iteration</w:t>
+      </w:r>
+      <w:r>
+        <w:rPr>
+          <w:b w:val="0"/>
+        </w:rPr>
+        <w:t>s. Does returning the initial 5 make negative rounds valid? Explain what the script checks and what it assumes.</w:t>
       </w:r>
     </w:p>
     <w:p>
@@ -1001,6 +1479,11 @@
       </w:pPr>
       <w:r>
         <w:t>17. Feedback, return check and learning record</w:t>
+      </w:r>
+    </w:p>
+    <w:p>
+      <w:r>
+        <w:t>Record the first repaired step and a different case to revisit after a delay.</w:t>
       </w:r>
     </w:p>
     <w:tbl>
@@ -1140,7 +1623,13 @@
       </w:tr>
     </w:tbl>
     <w:p>
-      <w:r>
+      <w:pPr>
+        <w:spacing w:line="336" w:lineRule="auto" w:after="180"/>
+      </w:pPr>
+      <w:r>
+        <w:rPr>
+          <w:b w:val="0"/>
+        </w:rPr>
         <w:t>Revisit this idea with your teacher after a delay. Familiarity is different from explaining and using it on a changed case.</w:t>
       </w:r>
     </w:p>
@@ -1154,17 +1643,64 @@
     </w:p>
     <w:p>
       <w:r>
+        <w:t>A fictional reading-token jar starts with one token and gains three per round. Explain the labelled step before checking the changed condition.</w:t>
+      </w:r>
+    </w:p>
+    <w:p>
+      <w:pPr>
+        <w:spacing w:line="336" w:lineRule="auto" w:after="180"/>
+      </w:pPr>
+      <w:r>
+        <w:rPr>
+          <w:b w:val="0"/>
+        </w:rPr>
         <w:t>A fictional reading-token jar starts with one token and gains three per round.</w:t>
       </w:r>
     </w:p>
     <w:p>
-      <w:r>
-        <w:t>Python: total=1; for turn in range(4): total=total+3; after the loop print(total).</w:t>
-      </w:r>
-    </w:p>
-    <w:p>
-      <w:r>
-        <w:t>The update is inside the loop; print is outside.</w:t>
+      <w:pPr>
+        <w:spacing w:line="336" w:lineRule="auto" w:after="180"/>
+      </w:pPr>
+      <w:r>
+        <w:rPr>
+          <w:b w:val="0"/>
+        </w:rPr>
+        <w:t xml:space="preserve">Python: total=1; for turn in range(4): total=total+3; after the </w:t>
+      </w:r>
+      <w:r>
+        <w:rPr>
+          <w:b/>
+        </w:rPr>
+        <w:t>loop</w:t>
+      </w:r>
+      <w:r>
+        <w:rPr>
+          <w:b w:val="0"/>
+        </w:rPr>
+        <w:t xml:space="preserve"> print(total).</w:t>
+      </w:r>
+    </w:p>
+    <w:p>
+      <w:pPr>
+        <w:spacing w:line="336" w:lineRule="auto" w:after="180"/>
+      </w:pPr>
+      <w:r>
+        <w:rPr>
+          <w:b w:val="0"/>
+        </w:rPr>
+        <w:t xml:space="preserve">The update is inside the </w:t>
+      </w:r>
+      <w:r>
+        <w:rPr>
+          <w:b/>
+        </w:rPr>
+        <w:t>loop</w:t>
+      </w:r>
+      <w:r>
+        <w:rPr>
+          <w:b w:val="0"/>
+        </w:rPr>
+        <w:t>; print is outside.</w:t>
       </w:r>
     </w:p>
     <w:p>
@@ -1240,8 +1776,27 @@
       </w:r>
     </w:p>
     <w:p>
-      <w:r>
-        <w:t>Move print inside the original loop. What sequence is displayed?</w:t>
+      <w:pPr>
+        <w:spacing w:line="336" w:lineRule="auto" w:after="180"/>
+        <w:shd w:fill="F5F1FB"/>
+      </w:pPr>
+      <w:r>
+        <w:rPr>
+          <w:b w:val="0"/>
+        </w:rPr>
+        <w:t xml:space="preserve">Move print inside the original </w:t>
+      </w:r>
+      <w:r>
+        <w:rPr>
+          <w:b/>
+        </w:rPr>
+        <w:t>loop</w:t>
+      </w:r>
+      <w:r>
+        <w:rPr>
+          <w:b w:val="0"/>
+        </w:rPr>
+        <w:t>. What sequence is displayed?</w:t>
       </w:r>
     </w:p>
     <w:p>
@@ -1283,13 +1838,70 @@
       </w:r>
     </w:p>
     <w:p>
-      <w:r>
-        <w:t>Support used: alone / hint / worked example. This record is practice evidence.</w:t>
-      </w:r>
-    </w:p>
-    <w:p>
-      <w:r>
-        <w:t>Project connection: Trace recommender loops with current item, eligibility, score and current best so each update can be explained.</w:t>
+      <w:pPr>
+        <w:pStyle w:val="Heading3"/>
+      </w:pPr>
+      <w:r>
+        <w:t>Record the help used</w:t>
+      </w:r>
+    </w:p>
+    <w:p>
+      <w:pPr>
+        <w:spacing w:line="336" w:lineRule="auto" w:after="180"/>
+        <w:shd w:fill="F1F6F8"/>
+      </w:pPr>
+      <w:r>
+        <w:rPr>
+          <w:b w:val="0"/>
+        </w:rPr>
+        <w:t xml:space="preserve">Support used: alone / hint / worked example. This record is practice </w:t>
+      </w:r>
+      <w:r>
+        <w:rPr>
+          <w:b/>
+        </w:rPr>
+        <w:t>evidence</w:t>
+      </w:r>
+      <w:r>
+        <w:rPr>
+          <w:b w:val="0"/>
+        </w:rPr>
+        <w:t>.</w:t>
+      </w:r>
+    </w:p>
+    <w:p>
+      <w:pPr>
+        <w:spacing w:line="336" w:lineRule="auto" w:after="180"/>
+      </w:pPr>
+      <w:r>
+        <w:rPr>
+          <w:b w:val="0"/>
+        </w:rPr>
+        <w:t xml:space="preserve">Project connection: </w:t>
+      </w:r>
+      <w:r>
+        <w:rPr>
+          <w:b/>
+        </w:rPr>
+        <w:t>Trace</w:t>
+      </w:r>
+      <w:r>
+        <w:rPr>
+          <w:b w:val="0"/>
+        </w:rPr>
+        <w:t xml:space="preserve"> recommender </w:t>
+      </w:r>
+      <w:r>
+        <w:rPr>
+          <w:b/>
+        </w:rPr>
+        <w:t>loop</w:t>
+      </w:r>
+      <w:r>
+        <w:rPr>
+          <w:b w:val="0"/>
+        </w:rPr>
+        <w:t>s with current item, eligibility, score and current best so each update can be explained.</w:t>
       </w:r>
     </w:p>
     <w:p>
@@ -1302,17 +1914,70 @@
     </w:p>
     <w:p>
       <w:r>
+        <w:t>Keep this week’s input, deciding step, result and limit together in the Transparent Book Recommender record.</w:t>
+      </w:r>
+    </w:p>
+    <w:p>
+      <w:pPr>
+        <w:spacing w:line="336" w:lineRule="auto" w:after="180"/>
+      </w:pPr>
+      <w:r>
+        <w:rPr>
+          <w:b w:val="0"/>
+        </w:rPr>
         <w:t>Project: Transparent Book Recommender</w:t>
       </w:r>
     </w:p>
     <w:p>
-      <w:r>
-        <w:t>Current milestone: Frame the need. Name the user, the problem, allowed inputs and a safe simple starting method.</w:t>
-      </w:r>
-    </w:p>
-    <w:p>
-      <w:r>
-        <w:t>Trace recommender loops with current item, eligibility, score and current best so each update can be explained.</w:t>
+      <w:pPr>
+        <w:spacing w:line="336" w:lineRule="auto" w:after="180"/>
+      </w:pPr>
+      <w:r>
+        <w:rPr>
+          <w:b w:val="0"/>
+        </w:rPr>
+        <w:t xml:space="preserve">Current milestone: Frame the need. Name the user, the problem, allowed </w:t>
+      </w:r>
+      <w:r>
+        <w:rPr>
+          <w:b/>
+        </w:rPr>
+        <w:t>input</w:t>
+      </w:r>
+      <w:r>
+        <w:rPr>
+          <w:b w:val="0"/>
+        </w:rPr>
+        <w:t>s and a safe simple starting method.</w:t>
+      </w:r>
+    </w:p>
+    <w:p>
+      <w:pPr>
+        <w:spacing w:line="336" w:lineRule="auto" w:after="180"/>
+      </w:pPr>
+      <w:r>
+        <w:rPr>
+          <w:b/>
+        </w:rPr>
+        <w:t>Trace</w:t>
+      </w:r>
+      <w:r>
+        <w:rPr>
+          <w:b w:val="0"/>
+        </w:rPr>
+        <w:t xml:space="preserve"> recommender </w:t>
+      </w:r>
+      <w:r>
+        <w:rPr>
+          <w:b/>
+        </w:rPr>
+        <w:t>loop</w:t>
+      </w:r>
+      <w:r>
+        <w:rPr>
+          <w:b w:val="0"/>
+        </w:rPr>
+        <w:t>s with current item, eligibility, score and current best so each update can be explained.</w:t>
       </w:r>
     </w:p>
     <w:tbl>
@@ -1474,11 +2139,28 @@
     </w:p>
     <w:p>
       <w:r>
+        <w:t>Try the supported questions before comparing with hints and feedback. Record what you repaired and the evidence you retained.</w:t>
+      </w:r>
+    </w:p>
+    <w:p>
+      <w:pPr>
+        <w:spacing w:line="336" w:lineRule="auto" w:after="180"/>
+      </w:pPr>
+      <w:r>
+        <w:rPr>
+          <w:b w:val="0"/>
+        </w:rPr>
         <w:t>Use this supported practice once, in the browser or on paper. Keep the reserved independent assessment for a separate first attempt before teacher feedback.</w:t>
       </w:r>
     </w:p>
     <w:p>
-      <w:r>
+      <w:pPr>
+        <w:spacing w:line="336" w:lineRule="auto" w:after="180"/>
+      </w:pPr>
+      <w:r>
+        <w:rPr>
+          <w:b w:val="0"/>
+        </w:rPr>
         <w:t>A fictional reading-token jar starts with one token and gains three per round.</w:t>
       </w:r>
     </w:p>
@@ -1491,28 +2173,86 @@
       </w:r>
     </w:p>
     <w:p>
-      <w:r>
+      <w:pPr>
+        <w:spacing w:line="336" w:lineRule="auto" w:after="180"/>
+      </w:pPr>
+      <w:r>
+        <w:rPr>
+          <w:b w:val="0"/>
+        </w:rPr>
         <w:t>Which labelled step matches this detail? Print 13 once, after all four updates.</w:t>
       </w:r>
     </w:p>
     <w:p>
-      <w:r>
-        <w:t>1. Iteration values</w:t>
-      </w:r>
-    </w:p>
-    <w:p>
-      <w:r>
+      <w:pPr>
+        <w:spacing w:line="336" w:lineRule="auto" w:after="180"/>
+        <w:shd w:fill="F4F9FC"/>
+      </w:pPr>
+      <w:r>
+        <w:rPr>
+          <w:b w:val="0"/>
+        </w:rPr>
+        <w:t xml:space="preserve">1. </w:t>
+      </w:r>
+      <w:r>
+        <w:rPr>
+          <w:b/>
+        </w:rPr>
+        <w:t>Iteration</w:t>
+      </w:r>
+      <w:r>
+        <w:rPr>
+          <w:b w:val="0"/>
+        </w:rPr>
+        <w:t xml:space="preserve"> values</w:t>
+      </w:r>
+    </w:p>
+    <w:p>
+      <w:pPr>
+        <w:spacing w:line="336" w:lineRule="auto" w:after="180"/>
+        <w:shd w:fill="F4F9FC"/>
+      </w:pPr>
+      <w:r>
+        <w:rPr>
+          <w:b w:val="0"/>
+        </w:rPr>
         <w:t>2. Updated totals</w:t>
       </w:r>
     </w:p>
     <w:p>
-      <w:r>
-        <w:t>3. After the loop</w:t>
-      </w:r>
-    </w:p>
-    <w:p>
-      <w:r>
-        <w:t>4. Initial state</w:t>
+      <w:pPr>
+        <w:spacing w:line="336" w:lineRule="auto" w:after="180"/>
+        <w:shd w:fill="F4F9FC"/>
+      </w:pPr>
+      <w:r>
+        <w:rPr>
+          <w:b w:val="0"/>
+        </w:rPr>
+        <w:t xml:space="preserve">3. After the </w:t>
+      </w:r>
+      <w:r>
+        <w:rPr>
+          <w:b/>
+        </w:rPr>
+        <w:t>loop</w:t>
+      </w:r>
+    </w:p>
+    <w:p>
+      <w:pPr>
+        <w:spacing w:line="336" w:lineRule="auto" w:after="180"/>
+        <w:shd w:fill="F4F9FC"/>
+      </w:pPr>
+      <w:r>
+        <w:rPr>
+          <w:b w:val="0"/>
+        </w:rPr>
+        <w:t xml:space="preserve">4. Initial </w:t>
+      </w:r>
+      <w:r>
+        <w:rPr>
+          <w:b/>
+        </w:rPr>
+        <w:t>state</w:t>
       </w:r>
     </w:p>
     <w:p>
@@ -1549,41 +2289,227 @@
       </w:r>
     </w:p>
     <w:p>
-      <w:r>
+      <w:pPr>
+        <w:pStyle w:val="Heading3"/>
+      </w:pPr>
+      <w:r>
+        <w:t>Hint · try first</w:t>
+      </w:r>
+    </w:p>
+    <w:p>
+      <w:pPr>
+        <w:spacing w:line="336" w:lineRule="auto" w:after="180"/>
+        <w:shd w:fill="F1F6F8"/>
+      </w:pPr>
+      <w:r>
+        <w:rPr>
+          <w:b w:val="0"/>
+        </w:rPr>
         <w:t>Hint if needed: Read the steps in the pictorial case. Match the supplied detail to the stage that performs or records it.</w:t>
       </w:r>
     </w:p>
     <w:p>
-      <w:r>
-        <w:t>After your attempt, compare with the supported explanation: After the loop Print 13 once, after all four updates. The turn value labels an iteration; it is not the number added. The fixed update adds three each time. Four iterations take the total from 1 to 13. Keeping print outside the loop produces one final display rather than four intermediate displays. Initialise total before the loop so a zero-iteration run still has a defined value.</w:t>
-      </w:r>
-    </w:p>
-    <w:p>
       <w:pPr>
         <w:pStyle w:val="Heading3"/>
       </w:pPr>
       <w:r>
+        <w:t>Feedback · compare after trying</w:t>
+      </w:r>
+    </w:p>
+    <w:p>
+      <w:pPr>
+        <w:spacing w:line="336" w:lineRule="auto" w:after="180"/>
+        <w:shd w:fill="F1F6FC"/>
+      </w:pPr>
+      <w:r>
+        <w:rPr>
+          <w:b w:val="0"/>
+        </w:rPr>
+        <w:t xml:space="preserve">After your attempt, compare with the supported explanation: After the </w:t>
+      </w:r>
+      <w:r>
+        <w:rPr>
+          <w:b/>
+        </w:rPr>
+        <w:t>loop</w:t>
+      </w:r>
+      <w:r>
+        <w:rPr>
+          <w:b w:val="0"/>
+        </w:rPr>
+        <w:t xml:space="preserve"> Print 13 once, after all four updates. The turn value labels an </w:t>
+      </w:r>
+      <w:r>
+        <w:rPr>
+          <w:b/>
+        </w:rPr>
+        <w:t>iteration</w:t>
+      </w:r>
+      <w:r>
+        <w:rPr>
+          <w:b w:val="0"/>
+        </w:rPr>
+        <w:t>; it is not the number added. The fixed update adds three each time.</w:t>
+      </w:r>
+    </w:p>
+    <w:p>
+      <w:pPr>
+        <w:spacing w:line="336" w:lineRule="auto" w:after="180"/>
+        <w:shd w:fill="F1F6FC"/>
+      </w:pPr>
+      <w:r>
+        <w:rPr>
+          <w:b w:val="0"/>
+        </w:rPr>
+        <w:t xml:space="preserve">Four </w:t>
+      </w:r>
+      <w:r>
+        <w:rPr>
+          <w:b/>
+        </w:rPr>
+        <w:t>iteration</w:t>
+      </w:r>
+      <w:r>
+        <w:rPr>
+          <w:b w:val="0"/>
+        </w:rPr>
+        <w:t xml:space="preserve">s take the total from 1 to 13. Keeping print outside the </w:t>
+      </w:r>
+      <w:r>
+        <w:rPr>
+          <w:b/>
+        </w:rPr>
+        <w:t>loop</w:t>
+      </w:r>
+      <w:r>
+        <w:rPr>
+          <w:b w:val="0"/>
+        </w:rPr>
+        <w:t xml:space="preserve"> produces one final display rather than four intermediate displays. Initialise total before the </w:t>
+      </w:r>
+      <w:r>
+        <w:rPr>
+          <w:b/>
+        </w:rPr>
+        <w:t>loop</w:t>
+      </w:r>
+      <w:r>
+        <w:rPr>
+          <w:b w:val="0"/>
+        </w:rPr>
+        <w:t xml:space="preserve"> so a zero-</w:t>
+      </w:r>
+      <w:r>
+        <w:rPr>
+          <w:b/>
+        </w:rPr>
+        <w:t>iteration</w:t>
+      </w:r>
+      <w:r>
+        <w:rPr>
+          <w:b w:val="0"/>
+        </w:rPr>
+        <w:t xml:space="preserve"> run still has a defined value.</w:t>
+      </w:r>
+    </w:p>
+    <w:p>
+      <w:pPr>
+        <w:pStyle w:val="Heading3"/>
+      </w:pPr>
+      <w:r>
         <w:t>Practice 2: explain the deciding evidence</w:t>
       </w:r>
     </w:p>
     <w:p>
-      <w:r>
+      <w:pPr>
+        <w:pStyle w:val="Heading3"/>
+      </w:pPr>
+      <w:r>
+        <w:t>Changed case · predict first</w:t>
+      </w:r>
+    </w:p>
+    <w:p>
+      <w:pPr>
+        <w:spacing w:line="336" w:lineRule="auto" w:after="180"/>
+        <w:shd w:fill="F5F1FB"/>
+      </w:pPr>
+      <w:r>
+        <w:rPr>
+          <w:b w:val="0"/>
+        </w:rPr>
         <w:t>Changed-case practice: Use range(0) instead of range(4). Which conclusion is supported by the supplied facts?</w:t>
       </w:r>
     </w:p>
     <w:p>
-      <w:r>
-        <w:t>1. The loop body never runs and the printed total is 1.</w:t>
-      </w:r>
-    </w:p>
-    <w:p>
-      <w:r>
-        <w:t>2. This one example guarantees correct results for every future input.</w:t>
-      </w:r>
-    </w:p>
-    <w:p>
-      <w:r>
-        <w:t>3. We can decide the result without examining the changed input or the procedure.</w:t>
+      <w:pPr>
+        <w:spacing w:line="336" w:lineRule="auto" w:after="180"/>
+        <w:shd w:fill="F4F9FC"/>
+      </w:pPr>
+      <w:r>
+        <w:rPr>
+          <w:b w:val="0"/>
+        </w:rPr>
+        <w:t xml:space="preserve">1. The </w:t>
+      </w:r>
+      <w:r>
+        <w:rPr>
+          <w:b/>
+        </w:rPr>
+        <w:t>loop</w:t>
+      </w:r>
+      <w:r>
+        <w:rPr>
+          <w:b w:val="0"/>
+        </w:rPr>
+        <w:t xml:space="preserve"> body never runs and the printed total is 1.</w:t>
+      </w:r>
+    </w:p>
+    <w:p>
+      <w:pPr>
+        <w:spacing w:line="336" w:lineRule="auto" w:after="180"/>
+        <w:shd w:fill="F4F9FC"/>
+      </w:pPr>
+      <w:r>
+        <w:rPr>
+          <w:b w:val="0"/>
+        </w:rPr>
+        <w:t xml:space="preserve">2. This one example guarantees correct results for every future </w:t>
+      </w:r>
+      <w:r>
+        <w:rPr>
+          <w:b/>
+        </w:rPr>
+        <w:t>input</w:t>
+      </w:r>
+      <w:r>
+        <w:rPr>
+          <w:b w:val="0"/>
+        </w:rPr>
+        <w:t>.</w:t>
+      </w:r>
+    </w:p>
+    <w:p>
+      <w:pPr>
+        <w:spacing w:line="336" w:lineRule="auto" w:after="180"/>
+        <w:shd w:fill="F4F9FC"/>
+      </w:pPr>
+      <w:r>
+        <w:rPr>
+          <w:b w:val="0"/>
+        </w:rPr>
+        <w:t xml:space="preserve">3. We can decide the result without examining the changed </w:t>
+      </w:r>
+      <w:r>
+        <w:rPr>
+          <w:b/>
+        </w:rPr>
+        <w:t>input</w:t>
+      </w:r>
+      <w:r>
+        <w:rPr>
+          <w:b w:val="0"/>
+        </w:rPr>
+        <w:t xml:space="preserve"> or the procedure.</w:t>
       </w:r>
     </w:p>
     <w:p>
@@ -1620,31 +2546,143 @@
       </w:r>
     </w:p>
     <w:p>
-      <w:r>
-        <w:t>Hint if needed: Use the changed condition and the deciding step in the pictorial trace. The answer must say what follows from those facts.</w:t>
-      </w:r>
-    </w:p>
-    <w:p>
-      <w:r>
-        <w:t>After your attempt, compare with the supported explanation: The loop body never runs and the printed total is 1. The iterable contains no turn values; the initial assignment still happened.</w:t>
-      </w:r>
-    </w:p>
-    <w:p>
       <w:pPr>
         <w:pStyle w:val="Heading3"/>
       </w:pPr>
       <w:r>
+        <w:t>Hint · try first</w:t>
+      </w:r>
+    </w:p>
+    <w:p>
+      <w:pPr>
+        <w:spacing w:line="336" w:lineRule="auto" w:after="180"/>
+        <w:shd w:fill="F1F6F8"/>
+      </w:pPr>
+      <w:r>
+        <w:rPr>
+          <w:b w:val="0"/>
+        </w:rPr>
+        <w:t xml:space="preserve">Hint if needed: Use the changed condition and the deciding step in the pictorial </w:t>
+      </w:r>
+      <w:r>
+        <w:rPr>
+          <w:b/>
+        </w:rPr>
+        <w:t>trace</w:t>
+      </w:r>
+      <w:r>
+        <w:rPr>
+          <w:b w:val="0"/>
+        </w:rPr>
+        <w:t>. The answer must say what follows from those facts.</w:t>
+      </w:r>
+    </w:p>
+    <w:p>
+      <w:pPr>
+        <w:pStyle w:val="Heading3"/>
+      </w:pPr>
+      <w:r>
+        <w:t>Feedback · compare after trying</w:t>
+      </w:r>
+    </w:p>
+    <w:p>
+      <w:pPr>
+        <w:spacing w:line="336" w:lineRule="auto" w:after="180"/>
+        <w:shd w:fill="F1F6FC"/>
+      </w:pPr>
+      <w:r>
+        <w:rPr>
+          <w:b w:val="0"/>
+        </w:rPr>
+        <w:t xml:space="preserve">After your attempt, compare with the supported explanation: The </w:t>
+      </w:r>
+      <w:r>
+        <w:rPr>
+          <w:b/>
+        </w:rPr>
+        <w:t>loop</w:t>
+      </w:r>
+      <w:r>
+        <w:rPr>
+          <w:b w:val="0"/>
+        </w:rPr>
+        <w:t xml:space="preserve"> body never runs and the printed total is 1. The iterable contains no turn values; the initial assignment still happened.</w:t>
+      </w:r>
+    </w:p>
+    <w:p>
+      <w:pPr>
+        <w:pStyle w:val="Heading3"/>
+      </w:pPr>
+      <w:r>
         <w:t>Repair a missing building block</w:t>
       </w:r>
     </w:p>
     <w:p>
-      <w:r>
-        <w:t>Review Branching Logic (ai-2/3). Goal: Trace the selected branch in an if elif else chain. Short practice: Give expected labels for −1,0,10,11 and identify the equality boundary for Short.. Return to this week and explain what you changed.</w:t>
-      </w:r>
-    </w:p>
-    <w:p>
-      <w:r>
-        <w:t>Review Precision in Algorithms (ai-2/1). Goal: Translate a short paper calculation into a Python script. Short practice: If print(total) moves before total=total+2, what gets printed for the original input?. Return to this week and explain what you changed.</w:t>
+      <w:pPr>
+        <w:spacing w:line="336" w:lineRule="auto" w:after="180"/>
+      </w:pPr>
+      <w:r>
+        <w:rPr>
+          <w:b w:val="0"/>
+        </w:rPr>
+        <w:t xml:space="preserve">Review Branching Logic (ai-2/3). Goal: </w:t>
+      </w:r>
+      <w:r>
+        <w:rPr>
+          <w:b/>
+        </w:rPr>
+        <w:t>Trace</w:t>
+      </w:r>
+      <w:r>
+        <w:rPr>
+          <w:b w:val="0"/>
+        </w:rPr>
+        <w:t xml:space="preserve"> the selected branch in an if elif else chain. Short practice: Give expected labels for −1,0,10,11 and identify the equality boundary for Short..</w:t>
+      </w:r>
+    </w:p>
+    <w:p>
+      <w:pPr>
+        <w:spacing w:line="336" w:lineRule="auto" w:after="180"/>
+      </w:pPr>
+      <w:r>
+        <w:rPr>
+          <w:b w:val="0"/>
+        </w:rPr>
+        <w:t>Return to this week and explain what you changed.</w:t>
+      </w:r>
+    </w:p>
+    <w:p>
+      <w:pPr>
+        <w:spacing w:line="336" w:lineRule="auto" w:after="180"/>
+      </w:pPr>
+      <w:r>
+        <w:rPr>
+          <w:b w:val="0"/>
+        </w:rPr>
+        <w:t xml:space="preserve">Review Precision in Algorithms (ai-2/1). Goal: Translate a short paper calculation into a Python script. Short practice: If print(total) moves before total=total+2, what gets printed for the original </w:t>
+      </w:r>
+      <w:r>
+        <w:rPr>
+          <w:b/>
+        </w:rPr>
+        <w:t>input</w:t>
+      </w:r>
+      <w:r>
+        <w:rPr>
+          <w:b w:val="0"/>
+        </w:rPr>
+        <w:t>?.</w:t>
+      </w:r>
+    </w:p>
+    <w:p>
+      <w:pPr>
+        <w:spacing w:line="336" w:lineRule="auto" w:after="180"/>
+      </w:pPr>
+      <w:r>
+        <w:rPr>
+          <w:b w:val="0"/>
+        </w:rPr>
+        <w:t>Return to this week and explain what you changed.</w:t>
       </w:r>
     </w:p>
     <w:p>
@@ -1656,8 +2694,73 @@
       </w:r>
     </w:p>
     <w:p>
-      <w:r>
-        <w:t>The browser lab lets you edit the supported Python examples already included in this lesson. Predict first, run, inspect the actual output or error, change one input, then run again. Keep code, predictions, actual results and a reasoned revision together. On paper, label your result as a trace rather than an execution.</w:t>
+      <w:pPr>
+        <w:spacing w:line="336" w:lineRule="auto" w:after="180"/>
+      </w:pPr>
+      <w:r>
+        <w:rPr>
+          <w:b w:val="0"/>
+        </w:rPr>
+        <w:t xml:space="preserve">The browser lab lets you edit the supported Python examples already included in this lesson. Predict first, run, inspect the actual </w:t>
+      </w:r>
+      <w:r>
+        <w:rPr>
+          <w:b/>
+        </w:rPr>
+        <w:t>output</w:t>
+      </w:r>
+      <w:r>
+        <w:rPr>
+          <w:b w:val="0"/>
+        </w:rPr>
+        <w:t xml:space="preserve"> or error, change one </w:t>
+      </w:r>
+      <w:r>
+        <w:rPr>
+          <w:b/>
+        </w:rPr>
+        <w:t>input</w:t>
+      </w:r>
+      <w:r>
+        <w:rPr>
+          <w:b w:val="0"/>
+        </w:rPr>
+        <w:t>, then run again.</w:t>
+      </w:r>
+    </w:p>
+    <w:p>
+      <w:pPr>
+        <w:spacing w:line="336" w:lineRule="auto" w:after="180"/>
+      </w:pPr>
+      <w:r>
+        <w:rPr>
+          <w:b w:val="0"/>
+        </w:rPr>
+        <w:t xml:space="preserve">Keep code, </w:t>
+      </w:r>
+      <w:r>
+        <w:rPr>
+          <w:b/>
+        </w:rPr>
+        <w:t>prediction</w:t>
+      </w:r>
+      <w:r>
+        <w:rPr>
+          <w:b w:val="0"/>
+        </w:rPr>
+        <w:t xml:space="preserve">s, actual results and a reasoned revision together. On paper, label your result as a </w:t>
+      </w:r>
+      <w:r>
+        <w:rPr>
+          <w:b/>
+        </w:rPr>
+        <w:t>trace</w:t>
+      </w:r>
+      <w:r>
+        <w:rPr>
+          <w:b w:val="0"/>
+        </w:rPr>
+        <w:t xml:space="preserve"> rather than an execution.</w:t>
       </w:r>
     </w:p>
     <w:p>
@@ -1669,8 +2772,37 @@
       </w:r>
     </w:p>
     <w:p>
-      <w:r>
-        <w:t>Use Download completed work in the hosted lesson to export your answers, reflections, practice feedback and code-run evidence. Open the HTML copy to read or print it. Drafts stay in this browser when storage is available; clear drafts on a shared device.</w:t>
+      <w:pPr>
+        <w:spacing w:line="336" w:lineRule="auto" w:after="180"/>
+      </w:pPr>
+      <w:r>
+        <w:rPr>
+          <w:b w:val="0"/>
+        </w:rPr>
+        <w:t xml:space="preserve">Use Download completed work in the hosted lesson to export your answers, reflections, practice feedback and code-run </w:t>
+      </w:r>
+      <w:r>
+        <w:rPr>
+          <w:b/>
+        </w:rPr>
+        <w:t>evidence</w:t>
+      </w:r>
+      <w:r>
+        <w:rPr>
+          <w:b w:val="0"/>
+        </w:rPr>
+        <w:t>. Open the HTML copy to read or print it.</w:t>
+      </w:r>
+    </w:p>
+    <w:p>
+      <w:pPr>
+        <w:spacing w:line="336" w:lineRule="auto" w:after="180"/>
+      </w:pPr>
+      <w:r>
+        <w:rPr>
+          <w:b w:val="0"/>
+        </w:rPr>
+        <w:t>Drafts stay in this browser when storage is available; clear drafts on a shared device.</w:t>
       </w:r>
     </w:p>
     <w:p>
@@ -1684,6 +2816,899 @@
     <w:p>
       <w:r>
         <w:t>________________________________________________________________</w:t>
+      </w:r>
+    </w:p>
+    <w:p>
+      <w:r>
+        <w:t>________________________________________________________________</w:t>
+      </w:r>
+    </w:p>
+    <w:p>
+      <w:r>
+        <w:t>________________________________________________________________</w:t>
+      </w:r>
+    </w:p>
+    <w:p>
+      <w:r>
+        <w:t>________________________________________________________________</w:t>
+      </w:r>
+    </w:p>
+    <w:p>
+      <w:r>
+        <w:t>________________________________________________________________</w:t>
+      </w:r>
+    </w:p>
+    <w:p>
+      <w:pPr>
+        <w:pStyle w:val="Heading1"/>
+      </w:pPr>
+      <w:r>
+        <w:t>21. Visual concept journey</w:t>
+      </w:r>
+    </w:p>
+    <w:p>
+      <w:r>
+        <w:t>Explain each Trace Tables picture from its labels, then record a relevant limit.</w:t>
+      </w:r>
+    </w:p>
+    <w:p>
+      <w:pPr>
+        <w:pStyle w:val="Heading3"/>
+      </w:pPr>
+      <w:r>
+        <w:t>01. Trace Tables: the case</w:t>
+      </w:r>
+    </w:p>
+    <w:p>
+      <w:r>
+        <w:drawing>
+          <wp:inline xmlns:a="http://schemas.openxmlformats.org/drawingml/2006/main" xmlns:pic="http://schemas.openxmlformats.org/drawingml/2006/picture">
+            <wp:extent cx="5486400" cy="2834640"/>
+            <wp:docPr id="3" name="Picture 3" descr="A fictional reading-token jar starts with one token and gains three per round. Supplied facts: Python: total=1; for turn in range(4): total=total+3; after the loop print(total). The update is inside the loop; print is outside."/>
+            <wp:cNvGraphicFramePr>
+              <a:graphicFrameLocks noChangeAspect="1"/>
+            </wp:cNvGraphicFramePr>
+            <a:graphic>
+              <a:graphicData uri="http://schemas.openxmlformats.org/drawingml/2006/picture">
+                <pic:pic>
+                  <pic:nvPicPr>
+                    <pic:cNvPr id="0" name="academy-story-ai-2-4-01.png"/>
+                    <pic:cNvPicPr/>
+                  </pic:nvPicPr>
+                  <pic:blipFill>
+                    <a:blip r:embed="rId11"/>
+                    <a:stretch>
+                      <a:fillRect/>
+                    </a:stretch>
+                  </pic:blipFill>
+                  <pic:spPr>
+                    <a:xfrm>
+                      <a:off x="0" y="0"/>
+                      <a:ext cx="5486400" cy="2834640"/>
+                    </a:xfrm>
+                    <a:prstGeom prst="rect"/>
+                  </pic:spPr>
+                </pic:pic>
+              </a:graphicData>
+            </a:graphic>
+          </wp:inline>
+        </w:drawing>
+      </w:r>
+    </w:p>
+    <w:p>
+      <w:pPr>
+        <w:spacing w:line="336" w:lineRule="auto" w:after="180"/>
+      </w:pPr>
+      <w:r>
+        <w:rPr>
+          <w:b w:val="0"/>
+        </w:rPr>
+        <w:t xml:space="preserve">A fictional reading-token jar starts with one token and gains three per round. Supplied facts: Python: total=1; for turn in range(4): total=total+3; after the </w:t>
+      </w:r>
+      <w:r>
+        <w:rPr>
+          <w:b/>
+        </w:rPr>
+        <w:t>loop</w:t>
+      </w:r>
+      <w:r>
+        <w:rPr>
+          <w:b w:val="0"/>
+        </w:rPr>
+        <w:t xml:space="preserve"> print(total). The update is inside the </w:t>
+      </w:r>
+      <w:r>
+        <w:rPr>
+          <w:b/>
+        </w:rPr>
+        <w:t>loop</w:t>
+      </w:r>
+      <w:r>
+        <w:rPr>
+          <w:b w:val="0"/>
+        </w:rPr>
+        <w:t>; print is outside.</w:t>
+      </w:r>
+    </w:p>
+    <w:p>
+      <w:pPr>
+        <w:spacing w:line="336" w:lineRule="auto" w:after="180"/>
+        <w:shd w:fill="F5F1FB"/>
+      </w:pPr>
+      <w:r>
+        <w:rPr>
+          <w:b w:val="0"/>
+        </w:rPr>
+        <w:t>Point to the given fact that matters most. Explain why it matters.</w:t>
+      </w:r>
+    </w:p>
+    <w:p>
+      <w:pPr>
+        <w:pStyle w:val="Heading3"/>
+      </w:pPr>
+      <w:r>
+        <w:t>My picture explanation, deciding evidence and one limit</w:t>
+      </w:r>
+    </w:p>
+    <w:p>
+      <w:r>
+        <w:t>________________________________________________________________</w:t>
+      </w:r>
+    </w:p>
+    <w:p>
+      <w:r>
+        <w:t>________________________________________________________________</w:t>
+      </w:r>
+    </w:p>
+    <w:p>
+      <w:r>
+        <w:t>________________________________________________________________</w:t>
+      </w:r>
+    </w:p>
+    <w:p>
+      <w:r>
+        <w:t>________________________________________________________________</w:t>
+      </w:r>
+    </w:p>
+    <w:p>
+      <w:pPr>
+        <w:pStyle w:val="Heading3"/>
+      </w:pPr>
+      <w:r>
+        <w:t>02. Follow the deciding steps</w:t>
+      </w:r>
+    </w:p>
+    <w:p>
+      <w:r>
+        <w:drawing>
+          <wp:inline xmlns:a="http://schemas.openxmlformats.org/drawingml/2006/main" xmlns:pic="http://schemas.openxmlformats.org/drawingml/2006/picture">
+            <wp:extent cx="5486400" cy="4005072"/>
+            <wp:docPr id="4" name="Picture 4" descr="Initial state: Before the loop, total=1. → Iteration values: range(4) supplies turn values 0,1,2,3. → Updated totals: After each turn total is 4,7,10,13. → After the loop: Print 13 once, after all four updates."/>
+            <wp:cNvGraphicFramePr>
+              <a:graphicFrameLocks noChangeAspect="1"/>
+            </wp:cNvGraphicFramePr>
+            <a:graphic>
+              <a:graphicData uri="http://schemas.openxmlformats.org/drawingml/2006/picture">
+                <pic:pic>
+                  <pic:nvPicPr>
+                    <pic:cNvPr id="0" name="academy-story-ai-2-4-02.png"/>
+                    <pic:cNvPicPr/>
+                  </pic:nvPicPr>
+                  <pic:blipFill>
+                    <a:blip r:embed="rId12"/>
+                    <a:stretch>
+                      <a:fillRect/>
+                    </a:stretch>
+                  </pic:blipFill>
+                  <pic:spPr>
+                    <a:xfrm>
+                      <a:off x="0" y="0"/>
+                      <a:ext cx="5486400" cy="4005072"/>
+                    </a:xfrm>
+                    <a:prstGeom prst="rect"/>
+                  </pic:spPr>
+                </pic:pic>
+              </a:graphicData>
+            </a:graphic>
+          </wp:inline>
+        </w:drawing>
+      </w:r>
+    </w:p>
+    <w:p>
+      <w:pPr>
+        <w:spacing w:line="336" w:lineRule="auto" w:after="180"/>
+      </w:pPr>
+      <w:r>
+        <w:rPr>
+          <w:b w:val="0"/>
+        </w:rPr>
+        <w:t xml:space="preserve">Initial </w:t>
+      </w:r>
+      <w:r>
+        <w:rPr>
+          <w:b/>
+        </w:rPr>
+        <w:t>state</w:t>
+      </w:r>
+      <w:r>
+        <w:rPr>
+          <w:b w:val="0"/>
+        </w:rPr>
+        <w:t xml:space="preserve">: Before the </w:t>
+      </w:r>
+      <w:r>
+        <w:rPr>
+          <w:b/>
+        </w:rPr>
+        <w:t>loop</w:t>
+      </w:r>
+      <w:r>
+        <w:rPr>
+          <w:b w:val="0"/>
+        </w:rPr>
+        <w:t xml:space="preserve">, total=1. → </w:t>
+      </w:r>
+      <w:r>
+        <w:rPr>
+          <w:b/>
+        </w:rPr>
+        <w:t>Iteration</w:t>
+      </w:r>
+      <w:r>
+        <w:rPr>
+          <w:b w:val="0"/>
+        </w:rPr>
+        <w:t xml:space="preserve"> values: range(4) supplies turn values 0,1,2,3. → Updated totals: After each turn total is 4,7,10,13. → After the </w:t>
+      </w:r>
+      <w:r>
+        <w:rPr>
+          <w:b/>
+        </w:rPr>
+        <w:t>loop</w:t>
+      </w:r>
+      <w:r>
+        <w:rPr>
+          <w:b w:val="0"/>
+        </w:rPr>
+        <w:t>: Print 13 once, after all four updates.</w:t>
+      </w:r>
+    </w:p>
+    <w:p>
+      <w:pPr>
+        <w:spacing w:line="336" w:lineRule="auto" w:after="180"/>
+        <w:shd w:fill="F5F1FB"/>
+      </w:pPr>
+      <w:r>
+        <w:rPr>
+          <w:b w:val="0"/>
+        </w:rPr>
+        <w:t xml:space="preserve">Point to each numbered stage and explain which recorded </w:t>
+      </w:r>
+      <w:r>
+        <w:rPr>
+          <w:b/>
+        </w:rPr>
+        <w:t>input</w:t>
+      </w:r>
+      <w:r>
+        <w:rPr>
+          <w:b w:val="0"/>
+        </w:rPr>
+        <w:t xml:space="preserve"> it uses.</w:t>
+      </w:r>
+    </w:p>
+    <w:p>
+      <w:pPr>
+        <w:pStyle w:val="Heading3"/>
+      </w:pPr>
+      <w:r>
+        <w:t>My picture explanation, deciding evidence and one limit</w:t>
+      </w:r>
+    </w:p>
+    <w:p>
+      <w:r>
+        <w:t>________________________________________________________________</w:t>
+      </w:r>
+    </w:p>
+    <w:p>
+      <w:r>
+        <w:t>________________________________________________________________</w:t>
+      </w:r>
+    </w:p>
+    <w:p>
+      <w:r>
+        <w:t>________________________________________________________________</w:t>
+      </w:r>
+    </w:p>
+    <w:p>
+      <w:r>
+        <w:t>________________________________________________________________</w:t>
+      </w:r>
+    </w:p>
+    <w:p>
+      <w:pPr>
+        <w:pStyle w:val="Heading3"/>
+      </w:pPr>
+      <w:r>
+        <w:t>03. Loop totals after each iteration</w:t>
+      </w:r>
+    </w:p>
+    <w:p>
+      <w:r>
+        <w:drawing>
+          <wp:inline xmlns:a="http://schemas.openxmlformats.org/drawingml/2006/main" xmlns:pic="http://schemas.openxmlformats.org/drawingml/2006/picture">
+            <wp:extent cx="5486400" cy="3938016"/>
+            <wp:docPr id="5" name="Picture 5" descr="Loop totals after each iteration. First: turn = 0, total after update = 4. Second: turn = 1, total after update = 7. Third: turn = 2, total after update = 10. Fourth: turn = 3, total after update = 13."/>
+            <wp:cNvGraphicFramePr>
+              <a:graphicFrameLocks noChangeAspect="1"/>
+            </wp:cNvGraphicFramePr>
+            <a:graphic>
+              <a:graphicData uri="http://schemas.openxmlformats.org/drawingml/2006/picture">
+                <pic:pic>
+                  <pic:nvPicPr>
+                    <pic:cNvPr id="0" name="academy-story-ai-2-4-03.png"/>
+                    <pic:cNvPicPr/>
+                  </pic:nvPicPr>
+                  <pic:blipFill>
+                    <a:blip r:embed="rId13"/>
+                    <a:stretch>
+                      <a:fillRect/>
+                    </a:stretch>
+                  </pic:blipFill>
+                  <pic:spPr>
+                    <a:xfrm>
+                      <a:off x="0" y="0"/>
+                      <a:ext cx="5486400" cy="3938016"/>
+                    </a:xfrm>
+                    <a:prstGeom prst="rect"/>
+                  </pic:spPr>
+                </pic:pic>
+              </a:graphicData>
+            </a:graphic>
+          </wp:inline>
+        </w:drawing>
+      </w:r>
+    </w:p>
+    <w:p>
+      <w:pPr>
+        <w:spacing w:line="336" w:lineRule="auto" w:after="180"/>
+      </w:pPr>
+      <w:r>
+        <w:rPr>
+          <w:b/>
+        </w:rPr>
+        <w:t>Loop</w:t>
+      </w:r>
+      <w:r>
+        <w:rPr>
+          <w:b w:val="0"/>
+        </w:rPr>
+        <w:t xml:space="preserve"> totals after each </w:t>
+      </w:r>
+      <w:r>
+        <w:rPr>
+          <w:b/>
+        </w:rPr>
+        <w:t>iteration</w:t>
+      </w:r>
+      <w:r>
+        <w:rPr>
+          <w:b w:val="0"/>
+        </w:rPr>
+        <w:t>. First: turn = 0, total after update = 4. Second: turn = 1, total after update = 7. Third: turn = 2, total after update = 10. Fourth: turn = 3, total after update = 13.</w:t>
+      </w:r>
+    </w:p>
+    <w:p>
+      <w:pPr>
+        <w:spacing w:line="336" w:lineRule="auto" w:after="180"/>
+        <w:shd w:fill="F5F1FB"/>
+      </w:pPr>
+      <w:r>
+        <w:rPr>
+          <w:b w:val="0"/>
+        </w:rPr>
+        <w:t>Read the labels and values. Explain the relationship the model shows.</w:t>
+      </w:r>
+    </w:p>
+    <w:p>
+      <w:pPr>
+        <w:pStyle w:val="Heading3"/>
+      </w:pPr>
+      <w:r>
+        <w:t>My picture explanation, deciding evidence and one limit</w:t>
+      </w:r>
+    </w:p>
+    <w:p>
+      <w:r>
+        <w:t>________________________________________________________________</w:t>
+      </w:r>
+    </w:p>
+    <w:p>
+      <w:r>
+        <w:t>________________________________________________________________</w:t>
+      </w:r>
+    </w:p>
+    <w:p>
+      <w:r>
+        <w:t>________________________________________________________________</w:t>
+      </w:r>
+    </w:p>
+    <w:p>
+      <w:r>
+        <w:t>________________________________________________________________</w:t>
+      </w:r>
+    </w:p>
+    <w:p>
+      <w:pPr>
+        <w:pStyle w:val="Heading3"/>
+      </w:pPr>
+      <w:r>
+        <w:t>04. Change one thing. Trace what follows.</w:t>
+      </w:r>
+    </w:p>
+    <w:p>
+      <w:r>
+        <w:drawing>
+          <wp:inline xmlns:a="http://schemas.openxmlformats.org/drawingml/2006/main" xmlns:pic="http://schemas.openxmlformats.org/drawingml/2006/picture">
+            <wp:extent cx="5486400" cy="3026664"/>
+            <wp:docPr id="6" name="Picture 6" descr="Original case: Print 13 once, after all four updates. Changed condition: Use range(0) instead of range(4). Expected result: The loop body never runs and the printed total is 1. Reason: The iterable contains no turn values; the initial assignment still happened."/>
+            <wp:cNvGraphicFramePr>
+              <a:graphicFrameLocks noChangeAspect="1"/>
+            </wp:cNvGraphicFramePr>
+            <a:graphic>
+              <a:graphicData uri="http://schemas.openxmlformats.org/drawingml/2006/picture">
+                <pic:pic>
+                  <pic:nvPicPr>
+                    <pic:cNvPr id="0" name="academy-story-ai-2-4-04.png"/>
+                    <pic:cNvPicPr/>
+                  </pic:nvPicPr>
+                  <pic:blipFill>
+                    <a:blip r:embed="rId14"/>
+                    <a:stretch>
+                      <a:fillRect/>
+                    </a:stretch>
+                  </pic:blipFill>
+                  <pic:spPr>
+                    <a:xfrm>
+                      <a:off x="0" y="0"/>
+                      <a:ext cx="5486400" cy="3026664"/>
+                    </a:xfrm>
+                    <a:prstGeom prst="rect"/>
+                  </pic:spPr>
+                </pic:pic>
+              </a:graphicData>
+            </a:graphic>
+          </wp:inline>
+        </w:drawing>
+      </w:r>
+    </w:p>
+    <w:p>
+      <w:pPr>
+        <w:spacing w:line="336" w:lineRule="auto" w:after="180"/>
+      </w:pPr>
+      <w:r>
+        <w:rPr>
+          <w:b w:val="0"/>
+        </w:rPr>
+        <w:t xml:space="preserve">Original case: Print 13 once, after all four updates. Changed condition: Use range(0) instead of range(4). Expected result: The </w:t>
+      </w:r>
+      <w:r>
+        <w:rPr>
+          <w:b/>
+        </w:rPr>
+        <w:t>loop</w:t>
+      </w:r>
+      <w:r>
+        <w:rPr>
+          <w:b w:val="0"/>
+        </w:rPr>
+        <w:t xml:space="preserve"> body never runs and the printed total is 1.</w:t>
+      </w:r>
+    </w:p>
+    <w:p>
+      <w:pPr>
+        <w:spacing w:line="336" w:lineRule="auto" w:after="180"/>
+      </w:pPr>
+      <w:r>
+        <w:rPr>
+          <w:b w:val="0"/>
+        </w:rPr>
+        <w:t>Reason: The iterable contains no turn values; the initial assignment still happened.</w:t>
+      </w:r>
+    </w:p>
+    <w:p>
+      <w:pPr>
+        <w:spacing w:line="336" w:lineRule="auto" w:after="180"/>
+        <w:shd w:fill="F5F1FB"/>
+      </w:pPr>
+      <w:r>
+        <w:rPr>
+          <w:b w:val="0"/>
+        </w:rPr>
+        <w:t>Predict before checking the worked changed-case result. Name what changed and what the supplied facts allow you to conclude.</w:t>
+      </w:r>
+    </w:p>
+    <w:p>
+      <w:pPr>
+        <w:pStyle w:val="Heading3"/>
+      </w:pPr>
+      <w:r>
+        <w:t>My picture explanation, deciding evidence and one limit</w:t>
+      </w:r>
+    </w:p>
+    <w:p>
+      <w:r>
+        <w:t>________________________________________________________________</w:t>
+      </w:r>
+    </w:p>
+    <w:p>
+      <w:r>
+        <w:t>________________________________________________________________</w:t>
+      </w:r>
+    </w:p>
+    <w:p>
+      <w:r>
+        <w:t>________________________________________________________________</w:t>
+      </w:r>
+    </w:p>
+    <w:p>
+      <w:r>
+        <w:t>________________________________________________________________</w:t>
+      </w:r>
+    </w:p>
+    <w:p>
+      <w:pPr>
+        <w:pStyle w:val="Heading3"/>
+      </w:pPr>
+      <w:r>
+        <w:t>05. Connect the explanation to its limit</w:t>
+      </w:r>
+    </w:p>
+    <w:p>
+      <w:r>
+        <w:drawing>
+          <wp:inline xmlns:a="http://schemas.openxmlformats.org/drawingml/2006/main" xmlns:pic="http://schemas.openxmlformats.org/drawingml/2006/picture">
+            <wp:extent cx="5486400" cy="2834640"/>
+            <wp:docPr id="7" name="Picture 7" descr="The turn value labels an iteration; it is not the number added. The fixed update adds three each time. Four iterations take the total from 1 to 13. Keeping print outside the loop produces one final display rather than four intermediate displays. Initialise total before the loop so a zero-iteration run still has a defined value. Limit: This finite loop does not establish behavior of a while-loop with a different update or stopping condition."/>
+            <wp:cNvGraphicFramePr>
+              <a:graphicFrameLocks noChangeAspect="1"/>
+            </wp:cNvGraphicFramePr>
+            <a:graphic>
+              <a:graphicData uri="http://schemas.openxmlformats.org/drawingml/2006/picture">
+                <pic:pic>
+                  <pic:nvPicPr>
+                    <pic:cNvPr id="0" name="academy-story-ai-2-4-05.png"/>
+                    <pic:cNvPicPr/>
+                  </pic:nvPicPr>
+                  <pic:blipFill>
+                    <a:blip r:embed="rId15"/>
+                    <a:stretch>
+                      <a:fillRect/>
+                    </a:stretch>
+                  </pic:blipFill>
+                  <pic:spPr>
+                    <a:xfrm>
+                      <a:off x="0" y="0"/>
+                      <a:ext cx="5486400" cy="2834640"/>
+                    </a:xfrm>
+                    <a:prstGeom prst="rect"/>
+                  </pic:spPr>
+                </pic:pic>
+              </a:graphicData>
+            </a:graphic>
+          </wp:inline>
+        </w:drawing>
+      </w:r>
+    </w:p>
+    <w:p>
+      <w:pPr>
+        <w:spacing w:line="336" w:lineRule="auto" w:after="180"/>
+      </w:pPr>
+      <w:r>
+        <w:rPr>
+          <w:b w:val="0"/>
+        </w:rPr>
+        <w:t xml:space="preserve">The turn value labels an </w:t>
+      </w:r>
+      <w:r>
+        <w:rPr>
+          <w:b/>
+        </w:rPr>
+        <w:t>iteration</w:t>
+      </w:r>
+      <w:r>
+        <w:rPr>
+          <w:b w:val="0"/>
+        </w:rPr>
+        <w:t xml:space="preserve">; it is not the number added. The fixed update adds three each time. Four </w:t>
+      </w:r>
+      <w:r>
+        <w:rPr>
+          <w:b/>
+        </w:rPr>
+        <w:t>iteration</w:t>
+      </w:r>
+      <w:r>
+        <w:rPr>
+          <w:b w:val="0"/>
+        </w:rPr>
+        <w:t>s take the total from 1 to 13.</w:t>
+      </w:r>
+    </w:p>
+    <w:p>
+      <w:pPr>
+        <w:spacing w:line="336" w:lineRule="auto" w:after="180"/>
+      </w:pPr>
+      <w:r>
+        <w:rPr>
+          <w:b w:val="0"/>
+        </w:rPr>
+        <w:t xml:space="preserve">Keeping print outside the </w:t>
+      </w:r>
+      <w:r>
+        <w:rPr>
+          <w:b/>
+        </w:rPr>
+        <w:t>loop</w:t>
+      </w:r>
+      <w:r>
+        <w:rPr>
+          <w:b w:val="0"/>
+        </w:rPr>
+        <w:t xml:space="preserve"> produces one final display rather than four intermediate displays. Initialise total before the </w:t>
+      </w:r>
+      <w:r>
+        <w:rPr>
+          <w:b/>
+        </w:rPr>
+        <w:t>loop</w:t>
+      </w:r>
+      <w:r>
+        <w:rPr>
+          <w:b w:val="0"/>
+        </w:rPr>
+        <w:t xml:space="preserve"> so a zero-</w:t>
+      </w:r>
+      <w:r>
+        <w:rPr>
+          <w:b/>
+        </w:rPr>
+        <w:t>iteration</w:t>
+      </w:r>
+      <w:r>
+        <w:rPr>
+          <w:b w:val="0"/>
+        </w:rPr>
+        <w:t xml:space="preserve"> run still has a defined value.</w:t>
+      </w:r>
+    </w:p>
+    <w:p>
+      <w:pPr>
+        <w:spacing w:line="336" w:lineRule="auto" w:after="180"/>
+      </w:pPr>
+      <w:r>
+        <w:rPr>
+          <w:b w:val="0"/>
+        </w:rPr>
+        <w:t xml:space="preserve">Limit: This finite </w:t>
+      </w:r>
+      <w:r>
+        <w:rPr>
+          <w:b/>
+        </w:rPr>
+        <w:t>loop</w:t>
+      </w:r>
+      <w:r>
+        <w:rPr>
+          <w:b w:val="0"/>
+        </w:rPr>
+        <w:t xml:space="preserve"> does not establish behavior of a while-</w:t>
+      </w:r>
+      <w:r>
+        <w:rPr>
+          <w:b/>
+        </w:rPr>
+        <w:t>loop</w:t>
+      </w:r>
+      <w:r>
+        <w:rPr>
+          <w:b w:val="0"/>
+        </w:rPr>
+        <w:t xml:space="preserve"> with a different update or stopping condition.</w:t>
+      </w:r>
+    </w:p>
+    <w:p>
+      <w:pPr>
+        <w:spacing w:line="336" w:lineRule="auto" w:after="180"/>
+        <w:shd w:fill="F5F1FB"/>
+      </w:pPr>
+      <w:r>
+        <w:rPr>
+          <w:b w:val="0"/>
+        </w:rPr>
+        <w:t>Explain the case, then point to a limit on the claim.</w:t>
+      </w:r>
+    </w:p>
+    <w:p>
+      <w:pPr>
+        <w:pStyle w:val="Heading3"/>
+      </w:pPr>
+      <w:r>
+        <w:t>My picture explanation, deciding evidence and one limit</w:t>
+      </w:r>
+    </w:p>
+    <w:p>
+      <w:r>
+        <w:t>________________________________________________________________</w:t>
+      </w:r>
+    </w:p>
+    <w:p>
+      <w:r>
+        <w:t>________________________________________________________________</w:t>
+      </w:r>
+    </w:p>
+    <w:p>
+      <w:r>
+        <w:t>________________________________________________________________</w:t>
+      </w:r>
+    </w:p>
+    <w:p>
+      <w:r>
+        <w:t>________________________________________________________________</w:t>
+      </w:r>
+    </w:p>
+    <w:p>
+      <w:pPr>
+        <w:pStyle w:val="Heading3"/>
+      </w:pPr>
+      <w:r>
+        <w:t>06. Make the idea visible in your project</w:t>
+      </w:r>
+    </w:p>
+    <w:p>
+      <w:r>
+        <w:drawing>
+          <wp:inline xmlns:a="http://schemas.openxmlformats.org/drawingml/2006/main" xmlns:pic="http://schemas.openxmlformats.org/drawingml/2006/picture">
+            <wp:extent cx="5486400" cy="3380232"/>
+            <wp:docPr id="8" name="Picture 8" descr="Trace recommender loops with current item, eligibility, score and current best so each update can be explained. Draw your input, deciding step, result and limit. Supported question: Move print inside the original loop. What sequence is displayed?"/>
+            <wp:cNvGraphicFramePr>
+              <a:graphicFrameLocks noChangeAspect="1"/>
+            </wp:cNvGraphicFramePr>
+            <a:graphic>
+              <a:graphicData uri="http://schemas.openxmlformats.org/drawingml/2006/picture">
+                <pic:pic>
+                  <pic:nvPicPr>
+                    <pic:cNvPr id="0" name="academy-story-ai-2-4-06.png"/>
+                    <pic:cNvPicPr/>
+                  </pic:nvPicPr>
+                  <pic:blipFill>
+                    <a:blip r:embed="rId16"/>
+                    <a:stretch>
+                      <a:fillRect/>
+                    </a:stretch>
+                  </pic:blipFill>
+                  <pic:spPr>
+                    <a:xfrm>
+                      <a:off x="0" y="0"/>
+                      <a:ext cx="5486400" cy="3380232"/>
+                    </a:xfrm>
+                    <a:prstGeom prst="rect"/>
+                  </pic:spPr>
+                </pic:pic>
+              </a:graphicData>
+            </a:graphic>
+          </wp:inline>
+        </w:drawing>
+      </w:r>
+    </w:p>
+    <w:p>
+      <w:pPr>
+        <w:spacing w:line="336" w:lineRule="auto" w:after="180"/>
+        <w:shd w:fill="F5F1FB"/>
+      </w:pPr>
+      <w:r>
+        <w:rPr>
+          <w:b/>
+        </w:rPr>
+        <w:t>Trace</w:t>
+      </w:r>
+      <w:r>
+        <w:rPr>
+          <w:b w:val="0"/>
+        </w:rPr>
+        <w:t xml:space="preserve"> recommender </w:t>
+      </w:r>
+      <w:r>
+        <w:rPr>
+          <w:b/>
+        </w:rPr>
+        <w:t>loop</w:t>
+      </w:r>
+      <w:r>
+        <w:rPr>
+          <w:b w:val="0"/>
+        </w:rPr>
+        <w:t xml:space="preserve">s with current item, eligibility, score and current best so each update can be explained. Draw your </w:t>
+      </w:r>
+      <w:r>
+        <w:rPr>
+          <w:b/>
+        </w:rPr>
+        <w:t>input</w:t>
+      </w:r>
+      <w:r>
+        <w:rPr>
+          <w:b w:val="0"/>
+        </w:rPr>
+        <w:t xml:space="preserve">, deciding step, result and limit. Supported question: Move print inside the original </w:t>
+      </w:r>
+      <w:r>
+        <w:rPr>
+          <w:b/>
+        </w:rPr>
+        <w:t>loop</w:t>
+      </w:r>
+      <w:r>
+        <w:rPr>
+          <w:b w:val="0"/>
+        </w:rPr>
+        <w:t>.</w:t>
+      </w:r>
+    </w:p>
+    <w:p>
+      <w:pPr>
+        <w:spacing w:line="336" w:lineRule="auto" w:after="180"/>
+        <w:shd w:fill="F5F1FB"/>
+      </w:pPr>
+      <w:r>
+        <w:rPr>
+          <w:b w:val="0"/>
+        </w:rPr>
+        <w:t>What sequence is displayed?</w:t>
+      </w:r>
+    </w:p>
+    <w:p>
+      <w:pPr>
+        <w:spacing w:line="336" w:lineRule="auto" w:after="180"/>
+        <w:shd w:fill="F5F1FB"/>
+      </w:pPr>
+      <w:r>
+        <w:rPr>
+          <w:b w:val="0"/>
+        </w:rPr>
+        <w:t xml:space="preserve">Draw your project </w:t>
+      </w:r>
+      <w:r>
+        <w:rPr>
+          <w:b/>
+        </w:rPr>
+        <w:t>trace</w:t>
+      </w:r>
+      <w:r>
+        <w:rPr>
+          <w:b w:val="0"/>
+        </w:rPr>
+        <w:t xml:space="preserve"> and justify the deciding step using </w:t>
+      </w:r>
+      <w:r>
+        <w:rPr>
+          <w:b/>
+        </w:rPr>
+        <w:t>evidence</w:t>
+      </w:r>
+      <w:r>
+        <w:rPr>
+          <w:b w:val="0"/>
+        </w:rPr>
+        <w:t>.</w:t>
+      </w:r>
+    </w:p>
+    <w:p>
+      <w:pPr>
+        <w:pStyle w:val="Heading3"/>
+      </w:pPr>
+      <w:r>
+        <w:t>My picture explanation, deciding evidence and one limit</w:t>
       </w:r>
     </w:p>
     <w:p>

--- a/downloads/workbook/ai-2-week-04.docx
+++ b/downloads/workbook/ai-2-week-04.docx
@@ -25,12 +25,386 @@
         <w:pStyle w:val="Heading1"/>
       </w:pPr>
       <w:r>
-        <w:t>01. Recall and choose your starting point</w:t>
-      </w:r>
-    </w:p>
-    <w:p>
-      <w:r>
-        <w:t>Record your starting explanation for Trace Tables before opening notes. Show any later correction separately.</w:t>
+        <w:t>One connected loop-and-trace record.</w:t>
+      </w:r>
+    </w:p>
+    <w:p>
+      <w:r>
+        <w:t>List range values, trace a fresh run, repair the reset and build the independent repeated addition before reviewing invalid rounds.</w:t>
+      </w:r>
+    </w:p>
+    <w:p>
+      <w:r>
+        <w:t>Keep code version, supplied values, initial state, updates and observed output together.</w:t>
+      </w:r>
+    </w:p>
+    <w:p>
+      <w:pPr>
+        <w:pStyle w:val="Heading1"/>
+      </w:pPr>
+      <w:r>
+        <w:t>01. Recall: reconnect earlier ideas</w:t>
+      </w:r>
+    </w:p>
+    <w:p>
+      <w:r>
+        <w:t>Retrieve before opening notes.</w:t>
+      </w:r>
+    </w:p>
+    <w:p>
+      <w:pPr>
+        <w:pStyle w:val="Heading2"/>
+      </w:pPr>
+      <w:r>
+        <w:t>Retrieve and explain</w:t>
+      </w:r>
+    </w:p>
+    <w:p>
+      <w:pPr>
+        <w:pStyle w:val="ListBullet"/>
+      </w:pPr>
+      <w:r>
+        <w:t>Try the recall before opening notes. Then use a different colour or a labelled second line to correct your explanation.</w:t>
+      </w:r>
+    </w:p>
+    <w:p>
+      <w:pPr>
+        <w:pStyle w:val="ListBullet"/>
+      </w:pPr>
+      <w:r>
+        <w:t>Without opening the old lesson, explain one key idea from Branching Logic. Give an example and a mistake that the idea helps you avoid.</w:t>
+      </w:r>
+    </w:p>
+    <w:p>
+      <w:pPr>
+        <w:pStyle w:val="Heading3"/>
+      </w:pPr>
+      <w:r>
+        <w:t>My remembered idea, example and correction</w:t>
+      </w:r>
+    </w:p>
+    <w:p>
+      <w:r>
+        <w:t>________________________________________________________________</w:t>
+      </w:r>
+    </w:p>
+    <w:p>
+      <w:r>
+        <w:t>________________________________________________________________</w:t>
+      </w:r>
+    </w:p>
+    <w:p>
+      <w:r>
+        <w:t>________________________________________________________________</w:t>
+      </w:r>
+    </w:p>
+    <w:p>
+      <w:pPr>
+        <w:pStyle w:val="ListBullet"/>
+      </w:pPr>
+      <w:r>
+        <w:t>Without opening the old lesson, explain one key idea from Precision in Algorithms. Give an example and a mistake that the idea helps you avoid.</w:t>
+      </w:r>
+    </w:p>
+    <w:p>
+      <w:pPr>
+        <w:pStyle w:val="Heading3"/>
+      </w:pPr>
+      <w:r>
+        <w:t>My remembered idea, example and correction</w:t>
+      </w:r>
+    </w:p>
+    <w:p>
+      <w:r>
+        <w:t>________________________________________________________________</w:t>
+      </w:r>
+    </w:p>
+    <w:p>
+      <w:r>
+        <w:t>________________________________________________________________</w:t>
+      </w:r>
+    </w:p>
+    <w:p>
+      <w:r>
+        <w:t>________________________________________________________________</w:t>
+      </w:r>
+    </w:p>
+    <w:p>
+      <w:pPr>
+        <w:pStyle w:val="Heading2"/>
+      </w:pPr>
+      <w:r>
+        <w:t>Earlier wording, alternatives and picture transcripts · reference / check after trying</w:t>
+      </w:r>
+    </w:p>
+    <w:p>
+      <w:pPr>
+        <w:pStyle w:val="Heading3"/>
+      </w:pPr>
+      <w:r>
+        <w:t>Branching Logic</w:t>
+      </w:r>
+    </w:p>
+    <w:p>
+      <w:pPr>
+        <w:pStyle w:val="Heading3"/>
+      </w:pPr>
+      <w:r>
+        <w:t>Precision in Algorithms</w:t>
+      </w:r>
+    </w:p>
+    <w:p>
+      <w:pPr>
+        <w:pStyle w:val="Heading1"/>
+      </w:pPr>
+      <w:r>
+        <w:t>12. W1 · Explain included start and excluded stop</w:t>
+      </w:r>
+    </w:p>
+    <w:p>
+      <w:r>
+        <w:t>Use the supplied main accumulator script.</w:t>
+      </w:r>
+    </w:p>
+    <w:p>
+      <w:pPr>
+        <w:pStyle w:val="Heading2"/>
+      </w:pPr>
+      <w:r>
+        <w:t>Your evidence record</w:t>
+      </w:r>
+    </w:p>
+    <w:p>
+      <w:r>
+        <w:rPr>
+          <w:rFonts w:ascii="Courier New" w:hAnsi="Courier New"/>
+          <w:sz w:val="18"/>
+        </w:rPr>
+        <w:t>total = 0</w:t>
+        <w:br/>
+        <w:t>for turn in range(1, 4):</w:t>
+        <w:br/>
+        <w:t xml:space="preserve">    total = total + turn</w:t>
+        <w:br/>
+        <w:t>print(total)</w:t>
+      </w:r>
+    </w:p>
+    <w:p>
+      <w:pPr>
+        <w:pStyle w:val="ListBullet"/>
+      </w:pPr>
+      <w:r>
+        <w:t>List the values supplied by range(2, 5) and explain why 5 is absent. How many times does its body run?</w:t>
+      </w:r>
+    </w:p>
+    <w:p>
+      <w:pPr>
+        <w:pStyle w:val="Heading3"/>
+      </w:pPr>
+      <w:r>
+        <w:t>My reasoning and evidence</w:t>
+      </w:r>
+    </w:p>
+    <w:p>
+      <w:r>
+        <w:t>________________________________________________________________</w:t>
+      </w:r>
+    </w:p>
+    <w:p>
+      <w:r>
+        <w:t>________________________________________________________________</w:t>
+      </w:r>
+    </w:p>
+    <w:p>
+      <w:r>
+        <w:t>________________________________________________________________</w:t>
+      </w:r>
+    </w:p>
+    <w:p>
+      <w:r>
+        <w:t>________________________________________________________________</w:t>
+      </w:r>
+    </w:p>
+    <w:p>
+      <w:r>
+        <w:t>________________________________________________________________</w:t>
+      </w:r>
+    </w:p>
+    <w:p>
+      <w:r>
+        <w:t>________________________________________________________________</w:t>
+      </w:r>
+    </w:p>
+    <w:p>
+      <w:pPr>
+        <w:pStyle w:val="Heading1"/>
+      </w:pPr>
+      <w:r>
+        <w:t>13. W2 · Trace the changed range before running</w:t>
+      </w:r>
+    </w:p>
+    <w:p>
+      <w:r>
+        <w:t>Record turn and total before/after each addition.</w:t>
+      </w:r>
+    </w:p>
+    <w:p>
+      <w:pPr>
+        <w:pStyle w:val="Heading2"/>
+      </w:pPr>
+      <w:r>
+        <w:t>Your evidence record</w:t>
+      </w:r>
+    </w:p>
+    <w:p>
+      <w:pPr>
+        <w:pStyle w:val="ListBullet"/>
+      </w:pPr>
+      <w:r>
+        <w:t>Copy the worked script. Change the range to range(2, 5). Record turn, total before and total after each iteration. Predict the single output, then run and compare.</w:t>
+      </w:r>
+    </w:p>
+    <w:p>
+      <w:pPr>
+        <w:pStyle w:val="Heading3"/>
+      </w:pPr>
+      <w:r>
+        <w:t>My reasoning and evidence</w:t>
+      </w:r>
+    </w:p>
+    <w:p>
+      <w:r>
+        <w:t>________________________________________________________________</w:t>
+      </w:r>
+    </w:p>
+    <w:p>
+      <w:r>
+        <w:t>________________________________________________________________</w:t>
+      </w:r>
+    </w:p>
+    <w:p>
+      <w:r>
+        <w:t>________________________________________________________________</w:t>
+      </w:r>
+    </w:p>
+    <w:p>
+      <w:r>
+        <w:t>________________________________________________________________</w:t>
+      </w:r>
+    </w:p>
+    <w:p>
+      <w:r>
+        <w:t>________________________________________________________________</w:t>
+      </w:r>
+    </w:p>
+    <w:p>
+      <w:r>
+        <w:t>________________________________________________________________</w:t>
+      </w:r>
+    </w:p>
+    <w:p>
+      <w:pPr>
+        <w:pStyle w:val="Heading1"/>
+      </w:pPr>
+      <w:r>
+        <w:t>14. W3 · Locate the accumulator reset</w:t>
+      </w:r>
+    </w:p>
+    <w:p>
+      <w:r>
+        <w:t>Use the supplied faulty script and preserve its failed run.</w:t>
+      </w:r>
+    </w:p>
+    <w:p>
+      <w:pPr>
+        <w:pStyle w:val="Heading2"/>
+      </w:pPr>
+      <w:r>
+        <w:t>Your evidence record</w:t>
+      </w:r>
+    </w:p>
+    <w:p>
+      <w:r>
+        <w:rPr>
+          <w:rFonts w:ascii="Courier New" w:hAnsi="Courier New"/>
+          <w:sz w:val="18"/>
+        </w:rPr>
+        <w:t>total = 0</w:t>
+        <w:br/>
+        <w:t>for turn in range(1, 4):</w:t>
+        <w:br/>
+        <w:t xml:space="preserve">    total = 0</w:t>
+        <w:br/>
+        <w:t xml:space="preserve">    total = total + turn</w:t>
+        <w:br/>
+        <w:t>print(total)</w:t>
+      </w:r>
+    </w:p>
+    <w:p>
+      <w:pPr>
+        <w:pStyle w:val="ListBullet"/>
+      </w:pPr>
+      <w:r>
+        <w:t>For the faulty script with range(1, 4), record total after each addition. Explain the wrong final output and remove only the faulty reset.</w:t>
+      </w:r>
+    </w:p>
+    <w:p>
+      <w:pPr>
+        <w:pStyle w:val="Heading3"/>
+      </w:pPr>
+      <w:r>
+        <w:t>My reasoning and evidence</w:t>
+      </w:r>
+    </w:p>
+    <w:p>
+      <w:r>
+        <w:t>________________________________________________________________</w:t>
+      </w:r>
+    </w:p>
+    <w:p>
+      <w:r>
+        <w:t>________________________________________________________________</w:t>
+      </w:r>
+    </w:p>
+    <w:p>
+      <w:r>
+        <w:t>________________________________________________________________</w:t>
+      </w:r>
+    </w:p>
+    <w:p>
+      <w:r>
+        <w:t>________________________________________________________________</w:t>
+      </w:r>
+    </w:p>
+    <w:p>
+      <w:r>
+        <w:t>________________________________________________________________</w:t>
+      </w:r>
+    </w:p>
+    <w:p>
+      <w:r>
+        <w:t>________________________________________________________________</w:t>
+      </w:r>
+    </w:p>
+    <w:p>
+      <w:pPr>
+        <w:pStyle w:val="Heading1"/>
+      </w:pPr>
+      <w:r>
+        <w:t>04. W4 · Build a repeated addition independently</w:t>
+      </w:r>
+    </w:p>
+    <w:p>
+      <w:r>
+        <w:t>Keep one first attempt before hints or feedback.</w:t>
+      </w:r>
+    </w:p>
+    <w:p>
+      <w:pPr>
+        <w:pStyle w:val="Heading2"/>
+      </w:pPr>
+      <w:r>
+        <w:t>Read and explain independently</w:t>
       </w:r>
     </w:p>
     <w:p>
@@ -41,116 +415,25 @@
         <w:rPr>
           <w:b w:val="0"/>
         </w:rPr>
-        <w:t>Try the recall before opening notes. Then use a different colour or a labelled second line to correct your explanation.</w:t>
-      </w:r>
-    </w:p>
-    <w:p>
-      <w:pPr>
-        <w:pStyle w:val="Heading3"/>
-      </w:pPr>
-      <w:r>
-        <w:t>Branching Logic</w:t>
-      </w:r>
-    </w:p>
-    <w:p>
-      <w:pPr>
-        <w:spacing w:line="336" w:lineRule="auto" w:after="180"/>
-      </w:pPr>
+        <w:t xml:space="preserve">A box starts with 5 counters. Each round adds 2 counters. Use rounds = 3, an initialized total and for turn in range(rounds). Print the final total once after the </w:t>
+      </w:r>
+      <w:r>
+        <w:rPr>
+          <w:b/>
+        </w:rPr>
+        <w:t>loop</w:t>
+      </w:r>
       <w:r>
         <w:rPr>
           <w:b w:val="0"/>
         </w:rPr>
-        <w:t>Without opening the old lesson, explain one key idea from Branching Logic. Give an example and a mistake that the idea helps you avoid.</w:t>
-      </w:r>
-    </w:p>
-    <w:p>
-      <w:pPr>
-        <w:pStyle w:val="Heading3"/>
-      </w:pPr>
-      <w:r>
-        <w:t>My remembered idea, example and correction</w:t>
-      </w:r>
-    </w:p>
-    <w:p>
-      <w:r>
-        <w:t>________________________________________________________________</w:t>
-      </w:r>
-    </w:p>
-    <w:p>
-      <w:r>
-        <w:t>________________________________________________________________</w:t>
-      </w:r>
-    </w:p>
-    <w:p>
-      <w:r>
-        <w:t>________________________________________________________________</w:t>
-      </w:r>
-    </w:p>
-    <w:p>
-      <w:pPr>
-        <w:pStyle w:val="Heading3"/>
-      </w:pPr>
-      <w:r>
-        <w:t>Precision in Algorithms</w:t>
+        <w:t>.</w:t>
       </w:r>
     </w:p>
     <w:p>
       <w:pPr>
         <w:spacing w:line="336" w:lineRule="auto" w:after="180"/>
       </w:pPr>
-      <w:r>
-        <w:rPr>
-          <w:b w:val="0"/>
-        </w:rPr>
-        <w:t>Without opening the old lesson, explain one key idea from Precision in Algorithms. Give an example and a mistake that the idea helps you avoid.</w:t>
-      </w:r>
-    </w:p>
-    <w:p>
-      <w:pPr>
-        <w:pStyle w:val="Heading3"/>
-      </w:pPr>
-      <w:r>
-        <w:t>My remembered idea, example and correction</w:t>
-      </w:r>
-    </w:p>
-    <w:p>
-      <w:r>
-        <w:t>________________________________________________________________</w:t>
-      </w:r>
-    </w:p>
-    <w:p>
-      <w:r>
-        <w:t>________________________________________________________________</w:t>
-      </w:r>
-    </w:p>
-    <w:p>
-      <w:r>
-        <w:t>________________________________________________________________</w:t>
-      </w:r>
-    </w:p>
-    <w:p>
-      <w:pPr>
-        <w:pStyle w:val="Heading1"/>
-      </w:pPr>
-      <w:r>
-        <w:t>02. Practise with fading help</w:t>
-      </w:r>
-    </w:p>
-    <w:p>
-      <w:r>
-        <w:t>Complete the supported Trace Tables trace and record the first step you can explain without help.</w:t>
-      </w:r>
-    </w:p>
-    <w:p>
-      <w:pPr>
-        <w:spacing w:line="336" w:lineRule="auto" w:after="180"/>
-      </w:pPr>
-      <w:r>
-        <w:rPr>
-          <w:b w:val="0"/>
-        </w:rPr>
-        <w:t xml:space="preserve">Use W2: </w:t>
-      </w:r>
       <w:r>
         <w:rPr>
           <w:b/>
@@ -161,131 +444,122 @@
         <w:rPr>
           <w:b w:val="0"/>
         </w:rPr>
-        <w:t xml:space="preserve"> before running for </w:t>
-      </w:r>
-      <w:r>
-        <w:rPr>
-          <w:b/>
-        </w:rPr>
-        <w:t>Loop</w:t>
-      </w:r>
+        <w:t xml:space="preserve"> the totals and predict fresh runs with rounds 0, 1 and 3. Assume rounds is a nonnegative integer.</w:t>
+      </w:r>
+    </w:p>
+    <w:p>
+      <w:pPr>
+        <w:pStyle w:val="Heading3"/>
+      </w:pPr>
+      <w:r>
+        <w:t>My independent explanation, trace and limits</w:t>
+      </w:r>
+    </w:p>
+    <w:p>
+      <w:r>
+        <w:t>________________________________________________________________</w:t>
+      </w:r>
+    </w:p>
+    <w:p>
+      <w:r>
+        <w:t>________________________________________________________________</w:t>
+      </w:r>
+    </w:p>
+    <w:p>
+      <w:r>
+        <w:t>________________________________________________________________</w:t>
+      </w:r>
+    </w:p>
+    <w:p>
+      <w:r>
+        <w:t>________________________________________________________________</w:t>
+      </w:r>
+    </w:p>
+    <w:p>
+      <w:r>
+        <w:t>________________________________________________________________</w:t>
+      </w:r>
+    </w:p>
+    <w:p>
+      <w:r>
+        <w:t>________________________________________________________________</w:t>
+      </w:r>
+    </w:p>
+    <w:p>
+      <w:r>
+        <w:t>________________________________________________________________</w:t>
+      </w:r>
+    </w:p>
+    <w:p>
+      <w:pPr>
+        <w:pStyle w:val="Heading2"/>
+      </w:pPr>
+      <w:r>
+        <w:t>Keep a fair record</w:t>
+      </w:r>
+    </w:p>
+    <w:p>
+      <w:pPr>
+        <w:spacing w:line="336" w:lineRule="auto" w:after="180"/>
+      </w:pPr>
       <w:r>
         <w:rPr>
           <w:b w:val="0"/>
         </w:rPr>
-        <w:t xml:space="preserve">s and </w:t>
-      </w:r>
-      <w:r>
-        <w:rPr>
-          <w:b/>
-        </w:rPr>
-        <w:t>trace table</w:t>
-      </w:r>
-      <w:r>
-        <w:rPr>
-          <w:b w:val="0"/>
-        </w:rPr>
-        <w:t>s. Record the answer once; the lesson and workbook refer to the same attempt.</w:t>
-      </w:r>
-    </w:p>
-    <w:tbl>
-      <w:tblPr>
-        <w:tblStyle w:val="LightShading-Accent1"/>
-        <w:tblW w:type="auto" w:w="0"/>
-        <w:tblLook w:firstColumn="1" w:firstRow="1" w:lastColumn="0" w:lastRow="0" w:noHBand="0" w:noVBand="1" w:val="04A0"/>
-      </w:tblPr>
-      <w:tblGrid>
-        <w:gridCol w:w="2556"/>
-        <w:gridCol w:w="2556"/>
-        <w:gridCol w:w="2556"/>
-        <w:gridCol w:w="2556"/>
-      </w:tblGrid>
-      <w:tr>
-        <w:trPr>
-          <w:tblHeader/>
-        </w:trPr>
-        <w:tc>
-          <w:tcPr>
-            <w:tcW w:type="dxa" w:w="2556"/>
-          </w:tcPr>
-          <w:p>
-            <w:r>
-              <w:t>Given inputs</w:t>
-            </w:r>
-          </w:p>
-        </w:tc>
-        <w:tc>
-          <w:tcPr>
-            <w:tcW w:type="dxa" w:w="2556"/>
-          </w:tcPr>
-          <w:p>
-            <w:r>
-              <w:t>Procedure I chose</w:t>
-            </w:r>
-          </w:p>
-        </w:tc>
-        <w:tc>
-          <w:tcPr>
-            <w:tcW w:type="dxa" w:w="2556"/>
-          </w:tcPr>
-          <w:p>
-            <w:r>
-              <w:t>Middle steps</w:t>
-            </w:r>
-          </w:p>
-        </w:tc>
-        <w:tc>
-          <w:tcPr>
-            <w:tcW w:type="dxa" w:w="2556"/>
-          </w:tcPr>
-          <w:p>
-            <w:r>
-              <w:t>Result and check</w:t>
-            </w:r>
-          </w:p>
-        </w:tc>
-      </w:tr>
-      <w:tr>
-        <w:tc>
-          <w:tcPr>
-            <w:tcW w:type="dxa" w:w="2556"/>
-          </w:tcPr>
-          <w:p>
-            <w:r/>
-          </w:p>
-        </w:tc>
-        <w:tc>
-          <w:tcPr>
-            <w:tcW w:type="dxa" w:w="2556"/>
-          </w:tcPr>
-          <w:p>
-            <w:r/>
-          </w:p>
-        </w:tc>
-        <w:tc>
-          <w:tcPr>
-            <w:tcW w:type="dxa" w:w="2556"/>
-          </w:tcPr>
-          <w:p>
-            <w:r/>
-          </w:p>
-        </w:tc>
-        <w:tc>
-          <w:tcPr>
-            <w:tcW w:type="dxa" w:w="2556"/>
-          </w:tcPr>
-          <w:p>
-            <w:r/>
-          </w:p>
-        </w:tc>
-      </w:tr>
-    </w:tbl>
+        <w:t>Attempt this case before feedback. Record any help. Earlier examples below are further practice; a case already practised with feedback cannot establish fresh transfer.</w:t>
+      </w:r>
+    </w:p>
+    <w:p>
+      <w:pPr>
+        <w:pStyle w:val="Heading2"/>
+      </w:pPr>
+      <w:r>
+        <w:t>Earlier wording, alternatives and picture transcripts · reference / check after trying</w:t>
+      </w:r>
+    </w:p>
     <w:p>
       <w:pPr>
         <w:pStyle w:val="Heading3"/>
       </w:pPr>
       <w:r>
-        <w:t>The step I completed without help, and the hint I needed</w:t>
+        <w:t>Independent case: Build a repeated addition independently</w:t>
+      </w:r>
+    </w:p>
+    <w:p>
+      <w:pPr>
+        <w:pStyle w:val="Heading1"/>
+      </w:pPr>
+      <w:r>
+        <w:t>16. W5 · Inspect negative rounds after the independent task</w:t>
+      </w:r>
+    </w:p>
+    <w:p>
+      <w:r>
+        <w:t>Separate language behaviour from the stated nonnegative-input contract.</w:t>
+      </w:r>
+    </w:p>
+    <w:p>
+      <w:pPr>
+        <w:pStyle w:val="Heading2"/>
+      </w:pPr>
+      <w:r>
+        <w:t>Your evidence record</w:t>
+      </w:r>
+    </w:p>
+    <w:p>
+      <w:pPr>
+        <w:pStyle w:val="ListBullet"/>
+      </w:pPr>
+      <w:r>
+        <w:t>In your counter script, range(-2) performs no iterations. Does returning the initial 5 make negative rounds valid? Explain what the script checks and what it assumes.</w:t>
+      </w:r>
+    </w:p>
+    <w:p>
+      <w:pPr>
+        <w:pStyle w:val="Heading3"/>
+      </w:pPr>
+      <w:r>
+        <w:t>My reasoning and evidence</w:t>
       </w:r>
     </w:p>
     <w:p>
@@ -304,123 +578,39 @@
       </w:r>
     </w:p>
     <w:p>
+      <w:r>
+        <w:t>________________________________________________________________</w:t>
+      </w:r>
+    </w:p>
+    <w:p>
+      <w:r>
+        <w:t>________________________________________________________________</w:t>
+      </w:r>
+    </w:p>
+    <w:p>
+      <w:r>
+        <w:t>________________________________________________________________</w:t>
+      </w:r>
+    </w:p>
+    <w:p>
       <w:pPr>
         <w:pStyle w:val="Heading1"/>
       </w:pPr>
       <w:r>
-        <w:t>03. Individual reasoning check</w:t>
-      </w:r>
-    </w:p>
-    <w:p>
-      <w:r>
-        <w:t>Check the proposed Trace Tables explanation against the supplied facts before discussing it.</w:t>
-      </w:r>
-    </w:p>
-    <w:p>
-      <w:pPr>
-        <w:spacing w:line="336" w:lineRule="auto" w:after="180"/>
-      </w:pPr>
-      <w:r>
-        <w:rPr>
-          <w:b w:val="0"/>
-        </w:rPr>
-        <w:t xml:space="preserve">Use the worked case for </w:t>
-      </w:r>
-      <w:r>
-        <w:rPr>
-          <w:b/>
-        </w:rPr>
-        <w:t>Loop</w:t>
-      </w:r>
-      <w:r>
-        <w:rPr>
-          <w:b w:val="0"/>
-        </w:rPr>
-        <w:t xml:space="preserve">s and </w:t>
-      </w:r>
-      <w:r>
-        <w:rPr>
-          <w:b/>
-        </w:rPr>
-        <w:t>trace table</w:t>
-      </w:r>
-      <w:r>
-        <w:rPr>
-          <w:b w:val="0"/>
-        </w:rPr>
-        <w:t>s. Proposed explanation: “The stop value is included”. Decide whether this explanation is supported. Point to the step or supplied fact that decides; explain your repair if needed.</w:t>
-      </w:r>
-    </w:p>
-    <w:p>
-      <w:pPr>
-        <w:pStyle w:val="Heading3"/>
-      </w:pPr>
-      <w:r>
-        <w:t>My explanation before partner discussion</w:t>
-      </w:r>
-    </w:p>
-    <w:p>
-      <w:r>
-        <w:t>________________________________________________________________</w:t>
-      </w:r>
-    </w:p>
-    <w:p>
-      <w:r>
-        <w:t>________________________________________________________________</w:t>
-      </w:r>
-    </w:p>
-    <w:p>
-      <w:r>
-        <w:t>________________________________________________________________</w:t>
-      </w:r>
-    </w:p>
-    <w:p>
-      <w:r>
-        <w:t>________________________________________________________________</w:t>
-      </w:r>
-    </w:p>
-    <w:p>
-      <w:pPr>
-        <w:pStyle w:val="Heading1"/>
-      </w:pPr>
-      <w:r>
-        <w:t>04. Independent transfer case</w:t>
-      </w:r>
-    </w:p>
-    <w:p>
-      <w:r>
-        <w:t>Write one first attempt at the reserved independent case before feedback. Repeated copies of that case refer to the same recorded attempt.</w:t>
-      </w:r>
-    </w:p>
-    <w:p>
-      <w:pPr>
-        <w:pStyle w:val="Heading3"/>
-      </w:pPr>
-      <w:r>
-        <w:t>Independent case: Build a repeated addition independently</w:t>
-      </w:r>
-    </w:p>
-    <w:p>
-      <w:pPr>
-        <w:spacing w:line="336" w:lineRule="auto" w:after="180"/>
-      </w:pPr>
-      <w:r>
-        <w:rPr>
-          <w:b w:val="0"/>
-        </w:rPr>
-        <w:t xml:space="preserve">A box starts with 5 counters. Each round adds 2 counters. Use rounds = 3, an initialized total and for turn in range(rounds). Print the final total once after the </w:t>
-      </w:r>
-      <w:r>
-        <w:rPr>
-          <w:b/>
-        </w:rPr>
-        <w:t>loop</w:t>
-      </w:r>
-      <w:r>
-        <w:rPr>
-          <w:b w:val="0"/>
-        </w:rPr>
-        <w:t>.</w:t>
+        <w:t>09. Project · Keep the decision and its evidence</w:t>
+      </w:r>
+    </w:p>
+    <w:p>
+      <w:r>
+        <w:t>Add this week’s change to your existing project record.</w:t>
+      </w:r>
+    </w:p>
+    <w:p>
+      <w:pPr>
+        <w:pStyle w:val="Heading2"/>
+      </w:pPr>
+      <w:r>
+        <w:t>Your evidence record</w:t>
       </w:r>
     </w:p>
     <w:p>
@@ -437,50 +627,7 @@
         <w:rPr>
           <w:b w:val="0"/>
         </w:rPr>
-        <w:t xml:space="preserve"> the totals and predict fresh runs with rounds 0, 1 and 3. Assume rounds is a nonnegative integer.</w:t>
-      </w:r>
-    </w:p>
-    <w:p>
-      <w:pPr>
-        <w:pStyle w:val="Heading3"/>
-      </w:pPr>
-      <w:r>
-        <w:t>My independent explanation, trace and limits</w:t>
-      </w:r>
-    </w:p>
-    <w:p>
-      <w:r>
-        <w:t>________________________________________________________________</w:t>
-      </w:r>
-    </w:p>
-    <w:p>
-      <w:r>
-        <w:t>________________________________________________________________</w:t>
-      </w:r>
-    </w:p>
-    <w:p>
-      <w:r>
-        <w:t>________________________________________________________________</w:t>
-      </w:r>
-    </w:p>
-    <w:p>
-      <w:r>
-        <w:t>________________________________________________________________</w:t>
-      </w:r>
-    </w:p>
-    <w:p>
-      <w:r>
-        <w:t>________________________________________________________________</w:t>
-      </w:r>
-    </w:p>
-    <w:p>
-      <w:r>
-        <w:t>________________________________________________________________</w:t>
-      </w:r>
-    </w:p>
-    <w:p>
-      <w:r>
-        <w:t>________________________________________________________________</w:t>
+        <w:t xml:space="preserve"> each book’s genre, length, difficulty, and total score before sorting.</w:t>
       </w:r>
     </w:p>
     <w:p>
@@ -491,95 +638,7 @@
         <w:rPr>
           <w:b w:val="0"/>
         </w:rPr>
-        <w:t>Attempt this case before feedback. Record any help. Earlier examples below are further practice; a case already practised with feedback cannot establish fresh transfer.</w:t>
-      </w:r>
-    </w:p>
-    <w:p>
-      <w:pPr>
-        <w:pStyle w:val="Heading1"/>
-      </w:pPr>
-      <w:r>
-        <w:t>05. Your learning target</w:t>
-      </w:r>
-    </w:p>
-    <w:p>
-      <w:r>
-        <w:t>Connect the Trace Tables target to a trace and a justified conclusion.</w:t>
-      </w:r>
-    </w:p>
-    <w:p>
-      <w:pPr>
-        <w:spacing w:line="336" w:lineRule="auto" w:after="180"/>
-      </w:pPr>
-      <w:r>
-        <w:rPr>
-          <w:b w:val="0"/>
-        </w:rPr>
-        <w:t>Start score=1; add 4; if score&gt;3 subtract 2; double score. Record score after every operation. A student evaluates the condition using the initial value. Locate the divergence.</w:t>
-      </w:r>
-    </w:p>
-    <w:p>
-      <w:pPr>
-        <w:pStyle w:val="Heading1"/>
-      </w:pPr>
-      <w:r>
-        <w:t>06. Solve the given case</w:t>
-      </w:r>
-    </w:p>
-    <w:p>
-      <w:r>
-        <w:t>Solve the supplied Trace Tables case and show the deciding evidence.</w:t>
-      </w:r>
-    </w:p>
-    <w:p>
-      <w:pPr>
-        <w:spacing w:line="336" w:lineRule="auto" w:after="180"/>
-      </w:pPr>
-      <w:r>
-        <w:rPr>
-          <w:b w:val="0"/>
-        </w:rPr>
-        <w:t>Set score=2; add 3; if score&gt;4 subtract 1; double score.</w:t>
-      </w:r>
-    </w:p>
-    <w:p>
-      <w:pPr>
-        <w:spacing w:line="336" w:lineRule="auto" w:after="180"/>
-      </w:pPr>
-      <w:r>
-        <w:rPr>
-          <w:b/>
-        </w:rPr>
-        <w:t>Trace</w:t>
-      </w:r>
-      <w:r>
-        <w:rPr>
-          <w:b w:val="0"/>
-        </w:rPr>
-        <w:t xml:space="preserve"> every value.</w:t>
-      </w:r>
-    </w:p>
-    <w:p>
-      <w:pPr>
-        <w:spacing w:line="336" w:lineRule="auto" w:after="180"/>
-      </w:pPr>
-      <w:r>
-        <w:rPr>
-          <w:b w:val="0"/>
-        </w:rPr>
-        <w:t xml:space="preserve">Show your </w:t>
-      </w:r>
-      <w:r>
-        <w:rPr>
-          <w:b/>
-        </w:rPr>
-        <w:t>trace</w:t>
-      </w:r>
-      <w:r>
-        <w:rPr>
-          <w:b w:val="0"/>
-        </w:rPr>
-        <w:t xml:space="preserve">, calculation or </w:t>
+        <w:t xml:space="preserve">The project change and </w:t>
       </w:r>
       <w:r>
         <w:rPr>
@@ -587,315 +646,6 @@
         </w:rPr>
         <w:t>evidence</w:t>
       </w:r>
-    </w:p>
-    <w:p>
-      <w:pPr>
-        <w:pStyle w:val="Heading3"/>
-      </w:pPr>
-      <w:r>
-        <w:t>Write or draw your reasoning and evidence.</w:t>
-      </w:r>
-    </w:p>
-    <w:p>
-      <w:r>
-        <w:t>________________________________________________________________</w:t>
-      </w:r>
-    </w:p>
-    <w:p>
-      <w:r>
-        <w:t>________________________________________________________________</w:t>
-      </w:r>
-    </w:p>
-    <w:p>
-      <w:r>
-        <w:t>________________________________________________________________</w:t>
-      </w:r>
-    </w:p>
-    <w:p>
-      <w:r>
-        <w:t>________________________________________________________________</w:t>
-      </w:r>
-    </w:p>
-    <w:p>
-      <w:r>
-        <w:t>________________________________________________________________</w:t>
-      </w:r>
-    </w:p>
-    <w:p>
-      <w:pPr>
-        <w:pStyle w:val="Heading1"/>
-      </w:pPr>
-      <w:r>
-        <w:t>07. Check a changed case</w:t>
-      </w:r>
-    </w:p>
-    <w:p>
-      <w:r>
-        <w:t>Apply the procedure to the changed case and record why the conclusion follows.</w:t>
-      </w:r>
-    </w:p>
-    <w:p>
-      <w:pPr>
-        <w:spacing w:line="336" w:lineRule="auto" w:after="180"/>
-        <w:shd w:fill="F5F1FB"/>
-      </w:pPr>
-      <w:r>
-        <w:rPr>
-          <w:b w:val="0"/>
-        </w:rPr>
-        <w:t>Set score to 2. Add 3, then double the result. Record the score after each operation. What changes if you double before adding?</w:t>
-      </w:r>
-    </w:p>
-    <w:p>
-      <w:pPr>
-        <w:spacing w:line="336" w:lineRule="auto" w:after="180"/>
-      </w:pPr>
-      <w:r>
-        <w:rPr>
-          <w:b w:val="0"/>
-        </w:rPr>
-        <w:t>My independent answer and reason</w:t>
-      </w:r>
-    </w:p>
-    <w:p>
-      <w:pPr>
-        <w:pStyle w:val="Heading3"/>
-      </w:pPr>
-      <w:r>
-        <w:t>Write or draw your reasoning and evidence.</w:t>
-      </w:r>
-    </w:p>
-    <w:p>
-      <w:r>
-        <w:t>________________________________________________________________</w:t>
-      </w:r>
-    </w:p>
-    <w:p>
-      <w:r>
-        <w:t>________________________________________________________________</w:t>
-      </w:r>
-    </w:p>
-    <w:p>
-      <w:r>
-        <w:t>________________________________________________________________</w:t>
-      </w:r>
-    </w:p>
-    <w:p>
-      <w:r>
-        <w:t>________________________________________________________________</w:t>
-      </w:r>
-    </w:p>
-    <w:p>
-      <w:r>
-        <w:t>________________________________________________________________</w:t>
-      </w:r>
-    </w:p>
-    <w:p>
-      <w:pPr>
-        <w:pStyle w:val="Heading3"/>
-      </w:pPr>
-      <w:r>
-        <w:t>Week 4 Test and reflect</w:t>
-      </w:r>
-    </w:p>
-    <w:p>
-      <w:pPr>
-        <w:pStyle w:val="Heading1"/>
-      </w:pPr>
-      <w:r>
-        <w:t>08. Design a revealing test</w:t>
-      </w:r>
-    </w:p>
-    <w:p>
-      <w:r>
-        <w:t>Specify a changed input, expected result and observation separately.</w:t>
-      </w:r>
-    </w:p>
-    <w:p>
-      <w:pPr>
-        <w:spacing w:line="336" w:lineRule="auto" w:after="180"/>
-      </w:pPr>
-      <w:r>
-        <w:rPr>
-          <w:b w:val="0"/>
-        </w:rPr>
-        <w:t xml:space="preserve">Create a changed </w:t>
-      </w:r>
-      <w:r>
-        <w:rPr>
-          <w:b/>
-        </w:rPr>
-        <w:t>input</w:t>
-      </w:r>
-      <w:r>
-        <w:rPr>
-          <w:b w:val="0"/>
-        </w:rPr>
-        <w:t>, boundary case or missing-information case. Write the expected answer or safe response before testing.</w:t>
-      </w:r>
-    </w:p>
-    <w:tbl>
-      <w:tblPr>
-        <w:tblStyle w:val="LightShading-Accent1"/>
-        <w:tblW w:type="auto" w:w="0"/>
-        <w:tblLook w:firstColumn="1" w:firstRow="1" w:lastColumn="0" w:lastRow="0" w:noHBand="0" w:noVBand="1" w:val="04A0"/>
-      </w:tblPr>
-      <w:tblGrid>
-        <w:gridCol w:w="5112"/>
-        <w:gridCol w:w="5112"/>
-      </w:tblGrid>
-      <w:tr>
-        <w:trPr>
-          <w:tblHeader/>
-        </w:trPr>
-        <w:tc>
-          <w:tcPr>
-            <w:tcW w:type="dxa" w:w="5112"/>
-          </w:tcPr>
-          <w:p>
-            <w:r>
-              <w:t>Test record</w:t>
-            </w:r>
-          </w:p>
-        </w:tc>
-        <w:tc>
-          <w:tcPr>
-            <w:tcW w:type="dxa" w:w="5112"/>
-          </w:tcPr>
-          <w:p>
-            <w:r>
-              <w:t>My evidence</w:t>
-            </w:r>
-          </w:p>
-        </w:tc>
-      </w:tr>
-      <w:tr>
-        <w:tc>
-          <w:tcPr>
-            <w:tcW w:type="dxa" w:w="5112"/>
-          </w:tcPr>
-          <w:p>
-            <w:r>
-              <w:t>Changed input or condition</w:t>
-            </w:r>
-          </w:p>
-        </w:tc>
-        <w:tc>
-          <w:tcPr>
-            <w:tcW w:type="dxa" w:w="5112"/>
-          </w:tcPr>
-          <w:p>
-            <w:r/>
-          </w:p>
-        </w:tc>
-      </w:tr>
-      <w:tr>
-        <w:tc>
-          <w:tcPr>
-            <w:tcW w:type="dxa" w:w="5112"/>
-          </w:tcPr>
-          <w:p>
-            <w:r>
-              <w:t>Expected answer or fallback</w:t>
-            </w:r>
-          </w:p>
-        </w:tc>
-        <w:tc>
-          <w:tcPr>
-            <w:tcW w:type="dxa" w:w="5112"/>
-          </w:tcPr>
-          <w:p>
-            <w:r/>
-          </w:p>
-        </w:tc>
-      </w:tr>
-      <w:tr>
-        <w:tc>
-          <w:tcPr>
-            <w:tcW w:type="dxa" w:w="5112"/>
-          </w:tcPr>
-          <w:p>
-            <w:r>
-              <w:t>Observed result</w:t>
-            </w:r>
-          </w:p>
-        </w:tc>
-        <w:tc>
-          <w:tcPr>
-            <w:tcW w:type="dxa" w:w="5112"/>
-          </w:tcPr>
-          <w:p>
-            <w:r/>
-          </w:p>
-        </w:tc>
-      </w:tr>
-      <w:tr>
-        <w:tc>
-          <w:tcPr>
-            <w:tcW w:type="dxa" w:w="5112"/>
-          </w:tcPr>
-          <w:p>
-            <w:r>
-              <w:t>Why the result occurred</w:t>
-            </w:r>
-          </w:p>
-        </w:tc>
-        <w:tc>
-          <w:tcPr>
-            <w:tcW w:type="dxa" w:w="5112"/>
-          </w:tcPr>
-          <w:p>
-            <w:r/>
-          </w:p>
-        </w:tc>
-      </w:tr>
-    </w:tbl>
-    <w:p>
-      <w:pPr>
-        <w:pStyle w:val="Heading1"/>
-      </w:pPr>
-      <w:r>
-        <w:t>09. Project checkpoint</w:t>
-      </w:r>
-    </w:p>
-    <w:p>
-      <w:r>
-        <w:t>Justify what Trace Tables adds to Transparent Book Recommender and keep the evidence.</w:t>
-      </w:r>
-    </w:p>
-    <w:p>
-      <w:pPr>
-        <w:spacing w:line="336" w:lineRule="auto" w:after="180"/>
-      </w:pPr>
-      <w:r>
-        <w:rPr>
-          <w:b/>
-        </w:rPr>
-        <w:t>Trace</w:t>
-      </w:r>
-      <w:r>
-        <w:rPr>
-          <w:b w:val="0"/>
-        </w:rPr>
-        <w:t xml:space="preserve"> each book’s genre, length, difficulty, and total score before sorting.</w:t>
-      </w:r>
-    </w:p>
-    <w:p>
-      <w:pPr>
-        <w:spacing w:line="336" w:lineRule="auto" w:after="180"/>
-      </w:pPr>
-      <w:r>
-        <w:rPr>
-          <w:b w:val="0"/>
-        </w:rPr>
-        <w:t xml:space="preserve">The project change and </w:t>
-      </w:r>
-      <w:r>
-        <w:rPr>
-          <w:b/>
-        </w:rPr>
-        <w:t>evidence</w:t>
-      </w:r>
       <w:r>
         <w:rPr>
           <w:b w:val="0"/>
@@ -941,549 +691,20 @@
         <w:pStyle w:val="Heading1"/>
       </w:pPr>
       <w:r>
-        <w:t>10. Self check</w:t>
-      </w:r>
-    </w:p>
-    <w:p>
-      <w:r>
-        <w:t>Judge explanation, evidence, transfer and limits separately; attach the work behind your judgement.</w:t>
-      </w:r>
-    </w:p>
-    <w:p>
-      <w:pPr>
-        <w:pStyle w:val="ListBullet"/>
-      </w:pPr>
-      <w:r>
-        <w:t>I can explain the mechanism.</w:t>
-      </w:r>
-    </w:p>
-    <w:p>
-      <w:pPr>
-        <w:pStyle w:val="ListBullet"/>
-      </w:pPr>
-      <w:r>
-        <w:t>I can show evidence.</w:t>
-      </w:r>
-    </w:p>
-    <w:p>
-      <w:pPr>
-        <w:pStyle w:val="ListBullet"/>
-      </w:pPr>
-      <w:r>
-        <w:t>I can handle a changed case.</w:t>
-      </w:r>
-    </w:p>
-    <w:p>
-      <w:pPr>
-        <w:pStyle w:val="ListBullet"/>
-      </w:pPr>
-      <w:r>
-        <w:t>I can name a limit.</w:t>
-      </w:r>
-    </w:p>
-    <w:p>
-      <w:r>
-        <w:t>Mark each as not yet, with help or independently, and attach supporting work.</w:t>
-      </w:r>
-    </w:p>
-    <w:p>
-      <w:pPr>
-        <w:spacing w:line="336" w:lineRule="auto" w:after="180"/>
-      </w:pPr>
-      <w:r>
-        <w:rPr>
-          <w:b w:val="0"/>
-        </w:rPr>
-        <w:t>Teacher review ____________________  Next step ____________________</w:t>
-      </w:r>
-    </w:p>
-    <w:p>
-      <w:pPr>
-        <w:pStyle w:val="Heading1"/>
-      </w:pPr>
-      <w:r>
-        <w:t>11. Transfer practice from the original programme</w:t>
-      </w:r>
-    </w:p>
-    <w:p>
-      <w:r>
-        <w:t>Use this earlier case as transfer practice. A case already discussed with feedback is not fresh assessment evidence.</w:t>
-      </w:r>
-    </w:p>
-    <w:p>
-      <w:pPr>
-        <w:spacing w:line="336" w:lineRule="auto" w:after="180"/>
-      </w:pPr>
-      <w:r>
-        <w:rPr>
-          <w:b w:val="0"/>
-        </w:rPr>
-        <w:t>Start score=1; add 4; if score&gt;3 subtract 2; double score. Record score after every operation. A student evaluates the condition using the initial value. Locate the divergence.</w:t>
-      </w:r>
-    </w:p>
-    <w:p>
-      <w:pPr>
-        <w:pStyle w:val="Heading3"/>
-      </w:pPr>
-      <w:r>
-        <w:t>My independently reasoned answer</w:t>
-      </w:r>
-    </w:p>
-    <w:p>
-      <w:r>
-        <w:t>________________________________________________________________</w:t>
-      </w:r>
-    </w:p>
-    <w:p>
-      <w:r>
-        <w:t>________________________________________________________________</w:t>
-      </w:r>
-    </w:p>
-    <w:p>
-      <w:r>
-        <w:t>________________________________________________________________</w:t>
-      </w:r>
-    </w:p>
-    <w:p>
-      <w:r>
-        <w:t>________________________________________________________________</w:t>
-      </w:r>
-    </w:p>
-    <w:p>
-      <w:r>
-        <w:t>________________________________________________________________</w:t>
-      </w:r>
-    </w:p>
-    <w:p>
-      <w:r>
-        <w:t>________________________________________________________________</w:t>
-      </w:r>
-    </w:p>
-    <w:p>
-      <w:r>
-        <w:t>________________________________________________________________</w:t>
-      </w:r>
-    </w:p>
-    <w:p>
-      <w:pPr>
-        <w:spacing w:line="336" w:lineRule="auto" w:after="180"/>
-      </w:pPr>
-      <w:r>
-        <w:rPr>
-          <w:b w:val="0"/>
-        </w:rPr>
-        <w:t>Record support used: none, hint or teacher explanation.</w:t>
-      </w:r>
-    </w:p>
-    <w:p>
-      <w:pPr>
-        <w:pStyle w:val="Heading1"/>
-      </w:pPr>
-      <w:r>
-        <w:t>12. W1 Explain the range</w:t>
-      </w:r>
-    </w:p>
-    <w:p>
-      <w:r>
-        <w:t>Explain the range. Apply the supplied Trace Tables facts and keep your reasoning.</w:t>
-      </w:r>
-    </w:p>
-    <w:p>
-      <w:pPr>
-        <w:spacing w:line="336" w:lineRule="auto" w:after="180"/>
-        <w:shd w:fill="F5F1FB"/>
-      </w:pPr>
-      <w:r>
-        <w:rPr>
-          <w:b w:val="0"/>
-        </w:rPr>
-        <w:t>List the values supplied by range(2, 5) and explain why 5 is absent. How many times does its body run?</w:t>
-      </w:r>
-    </w:p>
-    <w:p>
-      <w:pPr>
-        <w:pStyle w:val="Heading3"/>
-      </w:pPr>
-      <w:r>
-        <w:t>My reasoning and evidence</w:t>
-      </w:r>
-    </w:p>
-    <w:p>
-      <w:r>
-        <w:t>________________________________________________________________</w:t>
-      </w:r>
-    </w:p>
-    <w:p>
-      <w:r>
-        <w:t>________________________________________________________________</w:t>
-      </w:r>
-    </w:p>
-    <w:p>
-      <w:r>
-        <w:t>________________________________________________________________</w:t>
-      </w:r>
-    </w:p>
-    <w:p>
-      <w:r>
-        <w:t>________________________________________________________________</w:t>
-      </w:r>
-    </w:p>
-    <w:p>
-      <w:r>
-        <w:t>________________________________________________________________</w:t>
-      </w:r>
-    </w:p>
-    <w:p>
-      <w:r>
-        <w:t>________________________________________________________________</w:t>
-      </w:r>
-    </w:p>
-    <w:p>
-      <w:pPr>
-        <w:pStyle w:val="Heading1"/>
-      </w:pPr>
-      <w:r>
-        <w:t>13. W2 Trace before running</w:t>
-      </w:r>
-    </w:p>
-    <w:p>
-      <w:r>
-        <w:t>Trace before running. Apply the supplied Trace Tables facts and keep your reasoning.</w:t>
-      </w:r>
-    </w:p>
-    <w:p>
-      <w:pPr>
-        <w:spacing w:line="336" w:lineRule="auto" w:after="180"/>
-      </w:pPr>
-      <w:r>
-        <w:rPr>
-          <w:b w:val="0"/>
-        </w:rPr>
-        <w:t xml:space="preserve">Copy the worked script. Change the range to range(2, 5). Record turn, total before and total after each </w:t>
-      </w:r>
-      <w:r>
-        <w:rPr>
-          <w:b/>
-        </w:rPr>
-        <w:t>iteration</w:t>
-      </w:r>
-      <w:r>
-        <w:rPr>
-          <w:b w:val="0"/>
-        </w:rPr>
-        <w:t xml:space="preserve">. Predict the single </w:t>
-      </w:r>
-      <w:r>
-        <w:rPr>
-          <w:b/>
-        </w:rPr>
-        <w:t>output</w:t>
-      </w:r>
-      <w:r>
-        <w:rPr>
-          <w:b w:val="0"/>
-        </w:rPr>
-        <w:t>, then run and compare.</w:t>
-      </w:r>
-    </w:p>
-    <w:p>
-      <w:pPr>
-        <w:pStyle w:val="Heading3"/>
-      </w:pPr>
-      <w:r>
-        <w:t>My reasoning and evidence</w:t>
-      </w:r>
-    </w:p>
-    <w:p>
-      <w:r>
-        <w:t>________________________________________________________________</w:t>
-      </w:r>
-    </w:p>
-    <w:p>
-      <w:r>
-        <w:t>________________________________________________________________</w:t>
-      </w:r>
-    </w:p>
-    <w:p>
-      <w:r>
-        <w:t>________________________________________________________________</w:t>
-      </w:r>
-    </w:p>
-    <w:p>
-      <w:r>
-        <w:t>________________________________________________________________</w:t>
-      </w:r>
-    </w:p>
-    <w:p>
-      <w:r>
-        <w:t>________________________________________________________________</w:t>
-      </w:r>
-    </w:p>
-    <w:p>
-      <w:r>
-        <w:t>________________________________________________________________</w:t>
-      </w:r>
-    </w:p>
-    <w:p>
-      <w:pPr>
-        <w:pStyle w:val="Heading1"/>
-      </w:pPr>
-      <w:r>
-        <w:t>14. W3 Repair the reset</w:t>
-      </w:r>
-    </w:p>
-    <w:p>
-      <w:r>
-        <w:t>Repair the reset. Apply the supplied Trace Tables facts and keep your reasoning.</w:t>
-      </w:r>
-    </w:p>
-    <w:p>
-      <w:pPr>
-        <w:spacing w:line="336" w:lineRule="auto" w:after="180"/>
-      </w:pPr>
-      <w:r>
-        <w:rPr>
-          <w:b w:val="0"/>
-        </w:rPr>
-        <w:t xml:space="preserve">For the faulty script with range(1, 4), record total after each addition. Explain the wrong final </w:t>
-      </w:r>
-      <w:r>
-        <w:rPr>
-          <w:b/>
-        </w:rPr>
-        <w:t>output</w:t>
-      </w:r>
-      <w:r>
-        <w:rPr>
-          <w:b w:val="0"/>
-        </w:rPr>
-        <w:t xml:space="preserve"> and remove only the faulty reset.</w:t>
-      </w:r>
-    </w:p>
-    <w:p>
-      <w:pPr>
-        <w:pStyle w:val="Heading3"/>
-      </w:pPr>
-      <w:r>
-        <w:t>My reasoning and evidence</w:t>
-      </w:r>
-    </w:p>
-    <w:p>
-      <w:r>
-        <w:t>________________________________________________________________</w:t>
-      </w:r>
-    </w:p>
-    <w:p>
-      <w:r>
-        <w:t>________________________________________________________________</w:t>
-      </w:r>
-    </w:p>
-    <w:p>
-      <w:r>
-        <w:t>________________________________________________________________</w:t>
-      </w:r>
-    </w:p>
-    <w:p>
-      <w:r>
-        <w:t>________________________________________________________________</w:t>
-      </w:r>
-    </w:p>
-    <w:p>
-      <w:r>
-        <w:t>________________________________________________________________</w:t>
-      </w:r>
-    </w:p>
-    <w:p>
-      <w:r>
-        <w:t>________________________________________________________________</w:t>
-      </w:r>
-    </w:p>
-    <w:p>
-      <w:pPr>
-        <w:pStyle w:val="Heading1"/>
-      </w:pPr>
-      <w:r>
-        <w:t>15. W4 Build a repeated addition independently</w:t>
-      </w:r>
-    </w:p>
-    <w:p>
-      <w:r>
-        <w:t>Attempt before feedback. If this repeats the selected independent case, reuse that first attempt; otherwise keep a separate record. Build a repeated addition independently. Apply the supplied Trace Tables facts and keep your reasoning.</w:t>
-      </w:r>
-    </w:p>
-    <w:p>
-      <w:pPr>
-        <w:spacing w:line="336" w:lineRule="auto" w:after="180"/>
-      </w:pPr>
-      <w:r>
-        <w:rPr>
-          <w:b w:val="0"/>
-        </w:rPr>
-        <w:t xml:space="preserve">A box starts with 5 counters. Each round adds 2 counters. Use rounds = 3, an initialized total and for turn in range(rounds). Print the final total once after the </w:t>
-      </w:r>
-      <w:r>
-        <w:rPr>
-          <w:b/>
-        </w:rPr>
-        <w:t>loop</w:t>
-      </w:r>
-      <w:r>
-        <w:rPr>
-          <w:b w:val="0"/>
-        </w:rPr>
-        <w:t>.</w:t>
-      </w:r>
-    </w:p>
-    <w:p>
-      <w:pPr>
-        <w:spacing w:line="336" w:lineRule="auto" w:after="180"/>
-      </w:pPr>
-      <w:r>
-        <w:rPr>
-          <w:b/>
-        </w:rPr>
-        <w:t>Trace</w:t>
-      </w:r>
-      <w:r>
-        <w:rPr>
-          <w:b w:val="0"/>
-        </w:rPr>
-        <w:t xml:space="preserve"> the totals and predict fresh runs with rounds 0, 1 and 3. Assume rounds is a nonnegative integer.</w:t>
-      </w:r>
-    </w:p>
-    <w:p>
-      <w:pPr>
-        <w:pStyle w:val="Heading3"/>
-      </w:pPr>
-      <w:r>
-        <w:t>My reasoning and evidence</w:t>
-      </w:r>
-    </w:p>
-    <w:p>
-      <w:r>
-        <w:t>________________________________________________________________</w:t>
-      </w:r>
-    </w:p>
-    <w:p>
-      <w:r>
-        <w:t>________________________________________________________________</w:t>
-      </w:r>
-    </w:p>
-    <w:p>
-      <w:r>
-        <w:t>________________________________________________________________</w:t>
-      </w:r>
-    </w:p>
-    <w:p>
-      <w:r>
-        <w:t>________________________________________________________________</w:t>
-      </w:r>
-    </w:p>
-    <w:p>
-      <w:r>
-        <w:t>________________________________________________________________</w:t>
-      </w:r>
-    </w:p>
-    <w:p>
-      <w:r>
-        <w:t>________________________________________________________________</w:t>
-      </w:r>
-    </w:p>
-    <w:p>
-      <w:r>
-        <w:t>________________________________________________________________</w:t>
-      </w:r>
-    </w:p>
-    <w:p>
-      <w:r>
-        <w:t>________________________________________________________________</w:t>
-      </w:r>
-    </w:p>
-    <w:p>
-      <w:pPr>
-        <w:pStyle w:val="Heading1"/>
-      </w:pPr>
-      <w:r>
-        <w:t>16. W5 Check a contract limitation</w:t>
-      </w:r>
-    </w:p>
-    <w:p>
-      <w:r>
-        <w:t>Check a contract limitation. Apply the supplied Trace Tables facts and keep your reasoning.</w:t>
-      </w:r>
-    </w:p>
-    <w:p>
-      <w:pPr>
-        <w:spacing w:line="336" w:lineRule="auto" w:after="180"/>
-      </w:pPr>
-      <w:r>
-        <w:rPr>
-          <w:b w:val="0"/>
-        </w:rPr>
-        <w:t xml:space="preserve">In your counter script, range(-2) performs no </w:t>
-      </w:r>
-      <w:r>
-        <w:rPr>
-          <w:b/>
-        </w:rPr>
-        <w:t>iteration</w:t>
-      </w:r>
-      <w:r>
-        <w:rPr>
-          <w:b w:val="0"/>
-        </w:rPr>
-        <w:t>s. Does returning the initial 5 make negative rounds valid? Explain what the script checks and what it assumes.</w:t>
-      </w:r>
-    </w:p>
-    <w:p>
-      <w:pPr>
-        <w:pStyle w:val="Heading3"/>
-      </w:pPr>
-      <w:r>
-        <w:t>My reasoning and evidence</w:t>
-      </w:r>
-    </w:p>
-    <w:p>
-      <w:r>
-        <w:t>________________________________________________________________</w:t>
-      </w:r>
-    </w:p>
-    <w:p>
-      <w:r>
-        <w:t>________________________________________________________________</w:t>
-      </w:r>
-    </w:p>
-    <w:p>
-      <w:r>
-        <w:t>________________________________________________________________</w:t>
-      </w:r>
-    </w:p>
-    <w:p>
-      <w:r>
-        <w:t>________________________________________________________________</w:t>
-      </w:r>
-    </w:p>
-    <w:p>
-      <w:r>
-        <w:t>________________________________________________________________</w:t>
-      </w:r>
-    </w:p>
-    <w:p>
-      <w:r>
-        <w:t>________________________________________________________________</w:t>
-      </w:r>
-    </w:p>
-    <w:p>
-      <w:pPr>
-        <w:pStyle w:val="Heading1"/>
-      </w:pPr>
-      <w:r>
-        <w:t>17. Feedback, return check and learning record</w:t>
-      </w:r>
-    </w:p>
-    <w:p>
-      <w:r>
-        <w:t>Record the first repaired step and a different case to revisit after a delay.</w:t>
+        <w:t>17. Feedback · Repair and return</w:t>
+      </w:r>
+    </w:p>
+    <w:p>
+      <w:r>
+        <w:t>Keep the first attempt, the repair and a changed-case return.</w:t>
+      </w:r>
+    </w:p>
+    <w:p>
+      <w:pPr>
+        <w:pStyle w:val="Heading2"/>
+      </w:pPr>
+      <w:r>
+        <w:t>Your evidence record</w:t>
       </w:r>
     </w:p>
     <w:tbl>
@@ -1638,12 +859,946 @@
         <w:pStyle w:val="Heading1"/>
       </w:pPr>
       <w:r>
-        <w:t>18. Pictorial case practice: Trace Tables</w:t>
-      </w:r>
-    </w:p>
-    <w:p>
-      <w:r>
-        <w:t>A fictional reading-token jar starts with one token and gains three per round. Explain the labelled step before checking the changed condition.</w:t>
+        <w:t>10. Finish · Judge the evidence in your work</w:t>
+      </w:r>
+    </w:p>
+    <w:p>
+      <w:r>
+        <w:t>Point to work that supports your confidence level.</w:t>
+      </w:r>
+    </w:p>
+    <w:p>
+      <w:pPr>
+        <w:pStyle w:val="Heading2"/>
+      </w:pPr>
+      <w:r>
+        <w:t>Your evidence record</w:t>
+      </w:r>
+    </w:p>
+    <w:p>
+      <w:pPr>
+        <w:pStyle w:val="ListBullet"/>
+      </w:pPr>
+      <w:r>
+        <w:t>I can explain the mechanism.</w:t>
+      </w:r>
+    </w:p>
+    <w:p>
+      <w:pPr>
+        <w:pStyle w:val="ListBullet"/>
+      </w:pPr>
+      <w:r>
+        <w:t>I can show evidence.</w:t>
+      </w:r>
+    </w:p>
+    <w:p>
+      <w:pPr>
+        <w:pStyle w:val="ListBullet"/>
+      </w:pPr>
+      <w:r>
+        <w:t>I can handle a changed case.</w:t>
+      </w:r>
+    </w:p>
+    <w:p>
+      <w:pPr>
+        <w:pStyle w:val="ListBullet"/>
+      </w:pPr>
+      <w:r>
+        <w:t>I can name a limit.</w:t>
+      </w:r>
+    </w:p>
+    <w:p>
+      <w:r>
+        <w:t>Mark each as not yet, with help or independently, and attach supporting work.</w:t>
+      </w:r>
+    </w:p>
+    <w:p>
+      <w:pPr>
+        <w:spacing w:line="336" w:lineRule="auto" w:after="180"/>
+      </w:pPr>
+      <w:r>
+        <w:rPr>
+          <w:b w:val="0"/>
+        </w:rPr>
+        <w:t>Teacher review ____________________  Next step ____________________</w:t>
+      </w:r>
+    </w:p>
+    <w:p>
+      <w:pPr>
+        <w:pStyle w:val="Heading1"/>
+      </w:pPr>
+      <w:r>
+        <w:t>Reference bank and extra practice</w:t>
+      </w:r>
+    </w:p>
+    <w:p>
+      <w:pPr>
+        <w:pStyle w:val="Heading1"/>
+      </w:pPr>
+      <w:r>
+        <w:t>02. Reference · Supported W2 record</w:t>
+      </w:r>
+    </w:p>
+    <w:p>
+      <w:r>
+        <w:t>This is the same W2 attempt. Keep one response record.</w:t>
+      </w:r>
+    </w:p>
+    <w:p>
+      <w:pPr>
+        <w:pStyle w:val="Heading2"/>
+      </w:pPr>
+      <w:r>
+        <w:t>Use this when helpful</w:t>
+      </w:r>
+    </w:p>
+    <w:p>
+      <w:pPr>
+        <w:spacing w:line="336" w:lineRule="auto" w:after="180"/>
+      </w:pPr>
+      <w:r>
+        <w:rPr>
+          <w:b w:val="0"/>
+        </w:rPr>
+        <w:t xml:space="preserve">Use W2: </w:t>
+      </w:r>
+      <w:r>
+        <w:rPr>
+          <w:b/>
+        </w:rPr>
+        <w:t>Trace</w:t>
+      </w:r>
+      <w:r>
+        <w:rPr>
+          <w:b w:val="0"/>
+        </w:rPr>
+        <w:t xml:space="preserve"> before running for </w:t>
+      </w:r>
+      <w:r>
+        <w:rPr>
+          <w:b/>
+        </w:rPr>
+        <w:t>Loop</w:t>
+      </w:r>
+      <w:r>
+        <w:rPr>
+          <w:b w:val="0"/>
+        </w:rPr>
+        <w:t xml:space="preserve">s and </w:t>
+      </w:r>
+      <w:r>
+        <w:rPr>
+          <w:b/>
+        </w:rPr>
+        <w:t>trace table</w:t>
+      </w:r>
+      <w:r>
+        <w:rPr>
+          <w:b w:val="0"/>
+        </w:rPr>
+        <w:t>s. Record the answer once; the lesson and workbook refer to the same attempt.</w:t>
+      </w:r>
+    </w:p>
+    <w:tbl>
+      <w:tblPr>
+        <w:tblStyle w:val="LightShading-Accent1"/>
+        <w:tblW w:type="auto" w:w="0"/>
+        <w:tblLook w:firstColumn="1" w:firstRow="1" w:lastColumn="0" w:lastRow="0" w:noHBand="0" w:noVBand="1" w:val="04A0"/>
+      </w:tblPr>
+      <w:tblGrid>
+        <w:gridCol w:w="2556"/>
+        <w:gridCol w:w="2556"/>
+        <w:gridCol w:w="2556"/>
+        <w:gridCol w:w="2556"/>
+      </w:tblGrid>
+      <w:tr>
+        <w:trPr>
+          <w:tblHeader/>
+        </w:trPr>
+        <w:tc>
+          <w:tcPr>
+            <w:tcW w:type="dxa" w:w="2556"/>
+          </w:tcPr>
+          <w:p>
+            <w:r>
+              <w:t>Given inputs</w:t>
+            </w:r>
+          </w:p>
+        </w:tc>
+        <w:tc>
+          <w:tcPr>
+            <w:tcW w:type="dxa" w:w="2556"/>
+          </w:tcPr>
+          <w:p>
+            <w:r>
+              <w:t>Procedure I chose</w:t>
+            </w:r>
+          </w:p>
+        </w:tc>
+        <w:tc>
+          <w:tcPr>
+            <w:tcW w:type="dxa" w:w="2556"/>
+          </w:tcPr>
+          <w:p>
+            <w:r>
+              <w:t>Middle steps</w:t>
+            </w:r>
+          </w:p>
+        </w:tc>
+        <w:tc>
+          <w:tcPr>
+            <w:tcW w:type="dxa" w:w="2556"/>
+          </w:tcPr>
+          <w:p>
+            <w:r>
+              <w:t>Result and check</w:t>
+            </w:r>
+          </w:p>
+        </w:tc>
+      </w:tr>
+      <w:tr>
+        <w:tc>
+          <w:tcPr>
+            <w:tcW w:type="dxa" w:w="2556"/>
+          </w:tcPr>
+          <w:p>
+            <w:r/>
+          </w:p>
+        </w:tc>
+        <w:tc>
+          <w:tcPr>
+            <w:tcW w:type="dxa" w:w="2556"/>
+          </w:tcPr>
+          <w:p>
+            <w:r/>
+          </w:p>
+        </w:tc>
+        <w:tc>
+          <w:tcPr>
+            <w:tcW w:type="dxa" w:w="2556"/>
+          </w:tcPr>
+          <w:p>
+            <w:r/>
+          </w:p>
+        </w:tc>
+        <w:tc>
+          <w:tcPr>
+            <w:tcW w:type="dxa" w:w="2556"/>
+          </w:tcPr>
+          <w:p>
+            <w:r/>
+          </w:p>
+        </w:tc>
+      </w:tr>
+    </w:tbl>
+    <w:p>
+      <w:pPr>
+        <w:pStyle w:val="Heading3"/>
+      </w:pPr>
+      <w:r>
+        <w:t>The step I completed without help, and the hint I needed</w:t>
+      </w:r>
+    </w:p>
+    <w:p>
+      <w:r>
+        <w:t>________________________________________________________________</w:t>
+      </w:r>
+    </w:p>
+    <w:p>
+      <w:r>
+        <w:t>________________________________________________________________</w:t>
+      </w:r>
+    </w:p>
+    <w:p>
+      <w:r>
+        <w:t>________________________________________________________________</w:t>
+      </w:r>
+    </w:p>
+    <w:p>
+      <w:pPr>
+        <w:pStyle w:val="Heading1"/>
+      </w:pPr>
+      <w:r>
+        <w:t>03. Extra practice · Repair the explanation</w:t>
+      </w:r>
+    </w:p>
+    <w:p>
+      <w:r>
+        <w:t>Explain the deciding fact before discussing the answer.</w:t>
+      </w:r>
+    </w:p>
+    <w:p>
+      <w:pPr>
+        <w:pStyle w:val="Heading2"/>
+      </w:pPr>
+      <w:r>
+        <w:t>Use this when helpful</w:t>
+      </w:r>
+    </w:p>
+    <w:p>
+      <w:pPr>
+        <w:spacing w:line="336" w:lineRule="auto" w:after="180"/>
+      </w:pPr>
+      <w:r>
+        <w:rPr>
+          <w:b w:val="0"/>
+        </w:rPr>
+        <w:t xml:space="preserve">Use the worked case for </w:t>
+      </w:r>
+      <w:r>
+        <w:rPr>
+          <w:b/>
+        </w:rPr>
+        <w:t>Loop</w:t>
+      </w:r>
+      <w:r>
+        <w:rPr>
+          <w:b w:val="0"/>
+        </w:rPr>
+        <w:t xml:space="preserve">s and </w:t>
+      </w:r>
+      <w:r>
+        <w:rPr>
+          <w:b/>
+        </w:rPr>
+        <w:t>trace table</w:t>
+      </w:r>
+      <w:r>
+        <w:rPr>
+          <w:b w:val="0"/>
+        </w:rPr>
+        <w:t>s. Proposed explanation: “The stop value is included”. Decide whether this explanation is supported. Point to the step or supplied fact that decides; explain your repair if needed.</w:t>
+      </w:r>
+    </w:p>
+    <w:p>
+      <w:pPr>
+        <w:pStyle w:val="Heading3"/>
+      </w:pPr>
+      <w:r>
+        <w:t>My explanation before partner discussion</w:t>
+      </w:r>
+    </w:p>
+    <w:p>
+      <w:r>
+        <w:t>________________________________________________________________</w:t>
+      </w:r>
+    </w:p>
+    <w:p>
+      <w:r>
+        <w:t>________________________________________________________________</w:t>
+      </w:r>
+    </w:p>
+    <w:p>
+      <w:r>
+        <w:t>________________________________________________________________</w:t>
+      </w:r>
+    </w:p>
+    <w:p>
+      <w:r>
+        <w:t>________________________________________________________________</w:t>
+      </w:r>
+    </w:p>
+    <w:p>
+      <w:pPr>
+        <w:pStyle w:val="Heading1"/>
+      </w:pPr>
+      <w:r>
+        <w:t>05. Reference · Original learning target</w:t>
+      </w:r>
+    </w:p>
+    <w:p>
+      <w:r>
+        <w:t>Use this target to inspect an explanation.</w:t>
+      </w:r>
+    </w:p>
+    <w:p>
+      <w:pPr>
+        <w:pStyle w:val="Heading2"/>
+      </w:pPr>
+      <w:r>
+        <w:t>Use this when helpful</w:t>
+      </w:r>
+    </w:p>
+    <w:p>
+      <w:pPr>
+        <w:spacing w:line="336" w:lineRule="auto" w:after="180"/>
+      </w:pPr>
+      <w:r>
+        <w:rPr>
+          <w:b w:val="0"/>
+        </w:rPr>
+        <w:t>Start score=1; add 4; if score&gt;3 subtract 2; double score. Record score after every operation. A student evaluates the condition using the initial value. Locate the divergence.</w:t>
+      </w:r>
+    </w:p>
+    <w:p>
+      <w:pPr>
+        <w:pStyle w:val="Heading1"/>
+      </w:pPr>
+      <w:r>
+        <w:t>06. Extra practice · A complete case</w:t>
+      </w:r>
+    </w:p>
+    <w:p>
+      <w:r>
+        <w:t>Try the question before checking the worked explanation.</w:t>
+      </w:r>
+    </w:p>
+    <w:p>
+      <w:pPr>
+        <w:pStyle w:val="Heading2"/>
+      </w:pPr>
+      <w:r>
+        <w:t>Use this when helpful</w:t>
+      </w:r>
+    </w:p>
+    <w:p>
+      <w:pPr>
+        <w:spacing w:line="336" w:lineRule="auto" w:after="180"/>
+      </w:pPr>
+      <w:r>
+        <w:rPr>
+          <w:b w:val="0"/>
+        </w:rPr>
+        <w:t>Set score=2; add 3; if score&gt;4 subtract 1; double score.</w:t>
+      </w:r>
+    </w:p>
+    <w:p>
+      <w:pPr>
+        <w:spacing w:line="336" w:lineRule="auto" w:after="180"/>
+      </w:pPr>
+      <w:r>
+        <w:rPr>
+          <w:b/>
+        </w:rPr>
+        <w:t>Trace</w:t>
+      </w:r>
+      <w:r>
+        <w:rPr>
+          <w:b w:val="0"/>
+        </w:rPr>
+        <w:t xml:space="preserve"> every value.</w:t>
+      </w:r>
+    </w:p>
+    <w:p>
+      <w:pPr>
+        <w:spacing w:line="336" w:lineRule="auto" w:after="180"/>
+      </w:pPr>
+      <w:r>
+        <w:rPr>
+          <w:b w:val="0"/>
+        </w:rPr>
+        <w:t xml:space="preserve">Show your </w:t>
+      </w:r>
+      <w:r>
+        <w:rPr>
+          <w:b/>
+        </w:rPr>
+        <w:t>trace</w:t>
+      </w:r>
+      <w:r>
+        <w:rPr>
+          <w:b w:val="0"/>
+        </w:rPr>
+        <w:t xml:space="preserve">, calculation or </w:t>
+      </w:r>
+      <w:r>
+        <w:rPr>
+          <w:b/>
+        </w:rPr>
+        <w:t>evidence</w:t>
+      </w:r>
+    </w:p>
+    <w:p>
+      <w:pPr>
+        <w:pStyle w:val="Heading3"/>
+      </w:pPr>
+      <w:r>
+        <w:t>Write or draw your reasoning and evidence.</w:t>
+      </w:r>
+    </w:p>
+    <w:p>
+      <w:r>
+        <w:t>________________________________________________________________</w:t>
+      </w:r>
+    </w:p>
+    <w:p>
+      <w:r>
+        <w:t>________________________________________________________________</w:t>
+      </w:r>
+    </w:p>
+    <w:p>
+      <w:r>
+        <w:t>________________________________________________________________</w:t>
+      </w:r>
+    </w:p>
+    <w:p>
+      <w:r>
+        <w:t>________________________________________________________________</w:t>
+      </w:r>
+    </w:p>
+    <w:p>
+      <w:r>
+        <w:t>________________________________________________________________</w:t>
+      </w:r>
+    </w:p>
+    <w:p>
+      <w:pPr>
+        <w:pStyle w:val="Heading1"/>
+      </w:pPr>
+      <w:r>
+        <w:t>07. Extra practice · A changed case</w:t>
+      </w:r>
+    </w:p>
+    <w:p>
+      <w:r>
+        <w:t>Keep this practice separate from the reserved independent attempt.</w:t>
+      </w:r>
+    </w:p>
+    <w:p>
+      <w:pPr>
+        <w:pStyle w:val="Heading2"/>
+      </w:pPr>
+      <w:r>
+        <w:t>Use this when helpful</w:t>
+      </w:r>
+    </w:p>
+    <w:p>
+      <w:pPr>
+        <w:spacing w:line="336" w:lineRule="auto" w:after="180"/>
+      </w:pPr>
+      <w:r>
+        <w:rPr>
+          <w:b w:val="0"/>
+        </w:rPr>
+        <w:t>Set score to 2. Add 3, then double the result. Record the score after each operation. What changes if you double before adding?</w:t>
+      </w:r>
+    </w:p>
+    <w:p>
+      <w:pPr>
+        <w:spacing w:line="336" w:lineRule="auto" w:after="180"/>
+      </w:pPr>
+      <w:r>
+        <w:rPr>
+          <w:b w:val="0"/>
+        </w:rPr>
+        <w:t>My practice answer and reason</w:t>
+      </w:r>
+    </w:p>
+    <w:p>
+      <w:pPr>
+        <w:pStyle w:val="Heading3"/>
+      </w:pPr>
+      <w:r>
+        <w:t>Write or draw your reasoning and evidence.</w:t>
+      </w:r>
+    </w:p>
+    <w:p>
+      <w:r>
+        <w:t>________________________________________________________________</w:t>
+      </w:r>
+    </w:p>
+    <w:p>
+      <w:r>
+        <w:t>________________________________________________________________</w:t>
+      </w:r>
+    </w:p>
+    <w:p>
+      <w:r>
+        <w:t>________________________________________________________________</w:t>
+      </w:r>
+    </w:p>
+    <w:p>
+      <w:r>
+        <w:t>________________________________________________________________</w:t>
+      </w:r>
+    </w:p>
+    <w:p>
+      <w:r>
+        <w:t>________________________________________________________________</w:t>
+      </w:r>
+    </w:p>
+    <w:p>
+      <w:pPr>
+        <w:pStyle w:val="Heading3"/>
+      </w:pPr>
+      <w:r>
+        <w:t>Week 4 Test and reflect</w:t>
+      </w:r>
+    </w:p>
+    <w:p>
+      <w:pPr>
+        <w:pStyle w:val="Heading1"/>
+      </w:pPr>
+      <w:r>
+        <w:t>08. Extra practice · Design a revealing test</w:t>
+      </w:r>
+    </w:p>
+    <w:p>
+      <w:r>
+        <w:t>Predict before tracing or testing.</w:t>
+      </w:r>
+    </w:p>
+    <w:p>
+      <w:pPr>
+        <w:pStyle w:val="Heading2"/>
+      </w:pPr>
+      <w:r>
+        <w:t>Use this when helpful</w:t>
+      </w:r>
+    </w:p>
+    <w:p>
+      <w:pPr>
+        <w:spacing w:line="336" w:lineRule="auto" w:after="180"/>
+      </w:pPr>
+      <w:r>
+        <w:rPr>
+          <w:b w:val="0"/>
+        </w:rPr>
+        <w:t xml:space="preserve">Create a changed </w:t>
+      </w:r>
+      <w:r>
+        <w:rPr>
+          <w:b/>
+        </w:rPr>
+        <w:t>input</w:t>
+      </w:r>
+      <w:r>
+        <w:rPr>
+          <w:b w:val="0"/>
+        </w:rPr>
+        <w:t>, boundary case or missing-information case. Write the expected answer or safe response before testing.</w:t>
+      </w:r>
+    </w:p>
+    <w:tbl>
+      <w:tblPr>
+        <w:tblStyle w:val="LightShading-Accent1"/>
+        <w:tblW w:type="auto" w:w="0"/>
+        <w:tblLook w:firstColumn="1" w:firstRow="1" w:lastColumn="0" w:lastRow="0" w:noHBand="0" w:noVBand="1" w:val="04A0"/>
+      </w:tblPr>
+      <w:tblGrid>
+        <w:gridCol w:w="5112"/>
+        <w:gridCol w:w="5112"/>
+      </w:tblGrid>
+      <w:tr>
+        <w:trPr>
+          <w:tblHeader/>
+        </w:trPr>
+        <w:tc>
+          <w:tcPr>
+            <w:tcW w:type="dxa" w:w="5112"/>
+          </w:tcPr>
+          <w:p>
+            <w:r>
+              <w:t>Test record</w:t>
+            </w:r>
+          </w:p>
+        </w:tc>
+        <w:tc>
+          <w:tcPr>
+            <w:tcW w:type="dxa" w:w="5112"/>
+          </w:tcPr>
+          <w:p>
+            <w:r>
+              <w:t>My evidence</w:t>
+            </w:r>
+          </w:p>
+        </w:tc>
+      </w:tr>
+      <w:tr>
+        <w:tc>
+          <w:tcPr>
+            <w:tcW w:type="dxa" w:w="5112"/>
+          </w:tcPr>
+          <w:p>
+            <w:r>
+              <w:t>Changed input or condition</w:t>
+            </w:r>
+          </w:p>
+        </w:tc>
+        <w:tc>
+          <w:tcPr>
+            <w:tcW w:type="dxa" w:w="5112"/>
+          </w:tcPr>
+          <w:p>
+            <w:r/>
+          </w:p>
+        </w:tc>
+      </w:tr>
+      <w:tr>
+        <w:tc>
+          <w:tcPr>
+            <w:tcW w:type="dxa" w:w="5112"/>
+          </w:tcPr>
+          <w:p>
+            <w:r>
+              <w:t>Expected answer or fallback</w:t>
+            </w:r>
+          </w:p>
+        </w:tc>
+        <w:tc>
+          <w:tcPr>
+            <w:tcW w:type="dxa" w:w="5112"/>
+          </w:tcPr>
+          <w:p>
+            <w:r/>
+          </w:p>
+        </w:tc>
+      </w:tr>
+      <w:tr>
+        <w:tc>
+          <w:tcPr>
+            <w:tcW w:type="dxa" w:w="5112"/>
+          </w:tcPr>
+          <w:p>
+            <w:r>
+              <w:t>Observed result</w:t>
+            </w:r>
+          </w:p>
+        </w:tc>
+        <w:tc>
+          <w:tcPr>
+            <w:tcW w:type="dxa" w:w="5112"/>
+          </w:tcPr>
+          <w:p>
+            <w:r/>
+          </w:p>
+        </w:tc>
+      </w:tr>
+      <w:tr>
+        <w:tc>
+          <w:tcPr>
+            <w:tcW w:type="dxa" w:w="5112"/>
+          </w:tcPr>
+          <w:p>
+            <w:r>
+              <w:t>Why the result occurred</w:t>
+            </w:r>
+          </w:p>
+        </w:tc>
+        <w:tc>
+          <w:tcPr>
+            <w:tcW w:type="dxa" w:w="5112"/>
+          </w:tcPr>
+          <w:p>
+            <w:r/>
+          </w:p>
+        </w:tc>
+      </w:tr>
+    </w:tbl>
+    <w:p>
+      <w:pPr>
+        <w:pStyle w:val="Heading1"/>
+      </w:pPr>
+      <w:r>
+        <w:t>11. Reference · Original target response space</w:t>
+      </w:r>
+    </w:p>
+    <w:p>
+      <w:r>
+        <w:t>This teaching case is practice rather than a fresh assessment.</w:t>
+      </w:r>
+    </w:p>
+    <w:p>
+      <w:pPr>
+        <w:pStyle w:val="Heading2"/>
+      </w:pPr>
+      <w:r>
+        <w:t>Use this when helpful</w:t>
+      </w:r>
+    </w:p>
+    <w:p>
+      <w:pPr>
+        <w:spacing w:line="336" w:lineRule="auto" w:after="180"/>
+      </w:pPr>
+      <w:r>
+        <w:rPr>
+          <w:b w:val="0"/>
+        </w:rPr>
+        <w:t>Start score=1; add 4; if score&gt;3 subtract 2; double score. Record score after every operation. A student evaluates the condition using the initial value. Locate the divergence.</w:t>
+      </w:r>
+    </w:p>
+    <w:p>
+      <w:pPr>
+        <w:pStyle w:val="Heading3"/>
+      </w:pPr>
+      <w:r>
+        <w:t>My explanation after practice</w:t>
+      </w:r>
+    </w:p>
+    <w:p>
+      <w:r>
+        <w:t>________________________________________________________________</w:t>
+      </w:r>
+    </w:p>
+    <w:p>
+      <w:r>
+        <w:t>________________________________________________________________</w:t>
+      </w:r>
+    </w:p>
+    <w:p>
+      <w:r>
+        <w:t>________________________________________________________________</w:t>
+      </w:r>
+    </w:p>
+    <w:p>
+      <w:r>
+        <w:t>________________________________________________________________</w:t>
+      </w:r>
+    </w:p>
+    <w:p>
+      <w:r>
+        <w:t>________________________________________________________________</w:t>
+      </w:r>
+    </w:p>
+    <w:p>
+      <w:r>
+        <w:t>________________________________________________________________</w:t>
+      </w:r>
+    </w:p>
+    <w:p>
+      <w:r>
+        <w:t>________________________________________________________________</w:t>
+      </w:r>
+    </w:p>
+    <w:p>
+      <w:pPr>
+        <w:spacing w:line="336" w:lineRule="auto" w:after="180"/>
+      </w:pPr>
+      <w:r>
+        <w:rPr>
+          <w:b w:val="0"/>
+        </w:rPr>
+        <w:t>Record support used: none, hint or teacher explanation.</w:t>
+      </w:r>
+    </w:p>
+    <w:p>
+      <w:pPr>
+        <w:pStyle w:val="Heading1"/>
+      </w:pPr>
+      <w:r>
+        <w:t>15. Reference · Independent-case response copy</w:t>
+      </w:r>
+    </w:p>
+    <w:p>
+      <w:r>
+        <w:t>This duplicates W4. Reuse the same first-attempt record.</w:t>
+      </w:r>
+    </w:p>
+    <w:p>
+      <w:pPr>
+        <w:pStyle w:val="Heading2"/>
+      </w:pPr>
+      <w:r>
+        <w:t>Use this when helpful</w:t>
+      </w:r>
+    </w:p>
+    <w:p>
+      <w:pPr>
+        <w:spacing w:line="336" w:lineRule="auto" w:after="180"/>
+      </w:pPr>
+      <w:r>
+        <w:rPr>
+          <w:b w:val="0"/>
+        </w:rPr>
+        <w:t xml:space="preserve">A box starts with 5 counters. Each round adds 2 counters. Use rounds = 3, an initialized total and for turn in range(rounds). Print the final total once after the </w:t>
+      </w:r>
+      <w:r>
+        <w:rPr>
+          <w:b/>
+        </w:rPr>
+        <w:t>loop</w:t>
+      </w:r>
+      <w:r>
+        <w:rPr>
+          <w:b w:val="0"/>
+        </w:rPr>
+        <w:t>.</w:t>
+      </w:r>
+    </w:p>
+    <w:p>
+      <w:pPr>
+        <w:spacing w:line="336" w:lineRule="auto" w:after="180"/>
+      </w:pPr>
+      <w:r>
+        <w:rPr>
+          <w:b/>
+        </w:rPr>
+        <w:t>Trace</w:t>
+      </w:r>
+      <w:r>
+        <w:rPr>
+          <w:b w:val="0"/>
+        </w:rPr>
+        <w:t xml:space="preserve"> the totals and predict fresh runs with rounds 0, 1 and 3. Assume rounds is a nonnegative integer.</w:t>
+      </w:r>
+    </w:p>
+    <w:p>
+      <w:pPr>
+        <w:pStyle w:val="Heading3"/>
+      </w:pPr>
+      <w:r>
+        <w:t>My reasoning and evidence</w:t>
+      </w:r>
+    </w:p>
+    <w:p>
+      <w:r>
+        <w:t>________________________________________________________________</w:t>
+      </w:r>
+    </w:p>
+    <w:p>
+      <w:r>
+        <w:t>________________________________________________________________</w:t>
+      </w:r>
+    </w:p>
+    <w:p>
+      <w:r>
+        <w:t>________________________________________________________________</w:t>
+      </w:r>
+    </w:p>
+    <w:p>
+      <w:r>
+        <w:t>________________________________________________________________</w:t>
+      </w:r>
+    </w:p>
+    <w:p>
+      <w:r>
+        <w:t>________________________________________________________________</w:t>
+      </w:r>
+    </w:p>
+    <w:p>
+      <w:r>
+        <w:t>________________________________________________________________</w:t>
+      </w:r>
+    </w:p>
+    <w:p>
+      <w:r>
+        <w:t>________________________________________________________________</w:t>
+      </w:r>
+    </w:p>
+    <w:p>
+      <w:r>
+        <w:t>________________________________________________________________</w:t>
+      </w:r>
+    </w:p>
+    <w:p>
+      <w:pPr>
+        <w:pStyle w:val="Heading1"/>
+      </w:pPr>
+      <w:r>
+        <w:t>18. Extra practice · Use the worked picture</w:t>
+      </w:r>
+    </w:p>
+    <w:p>
+      <w:r>
+        <w:t>Keep the explanation and the support you used.</w:t>
+      </w:r>
+    </w:p>
+    <w:p>
+      <w:pPr>
+        <w:pStyle w:val="Heading2"/>
+      </w:pPr>
+      <w:r>
+        <w:t>Use this when helpful</w:t>
       </w:r>
     </w:p>
     <w:p>
@@ -1778,7 +1933,6 @@
     <w:p>
       <w:pPr>
         <w:spacing w:line="336" w:lineRule="auto" w:after="180"/>
-        <w:shd w:fill="F5F1FB"/>
       </w:pPr>
       <w:r>
         <w:rPr>
@@ -1839,16 +1993,7 @@
     </w:p>
     <w:p>
       <w:pPr>
-        <w:pStyle w:val="Heading3"/>
-      </w:pPr>
-      <w:r>
-        <w:t>Record the help used</w:t>
-      </w:r>
-    </w:p>
-    <w:p>
-      <w:pPr>
         <w:spacing w:line="336" w:lineRule="auto" w:after="180"/>
-        <w:shd w:fill="F1F6F8"/>
       </w:pPr>
       <w:r>
         <w:rPr>
@@ -1909,12 +2054,20 @@
         <w:pStyle w:val="Heading1"/>
       </w:pPr>
       <w:r>
-        <w:t>19. Project portfolio milestone</w:t>
-      </w:r>
-    </w:p>
-    <w:p>
-      <w:r>
-        <w:t>Keep this week’s input, deciding step, result and limit together in the Transparent Book Recommender record.</w:t>
+        <w:t>19. Reference · Project portfolio record</w:t>
+      </w:r>
+    </w:p>
+    <w:p>
+      <w:r>
+        <w:t>Extend your main project response when helpful.</w:t>
+      </w:r>
+    </w:p>
+    <w:p>
+      <w:pPr>
+        <w:pStyle w:val="Heading2"/>
+      </w:pPr>
+      <w:r>
+        <w:t>Use this when helpful</w:t>
       </w:r>
     </w:p>
     <w:p>
@@ -2134,12 +2287,560 @@
         <w:pStyle w:val="Heading1"/>
       </w:pPr>
       <w:r>
-        <w:t>20. Supported practice and learning evidence</w:t>
-      </w:r>
-    </w:p>
-    <w:p>
-      <w:r>
-        <w:t>Try the supported questions before comparing with hints and feedback. Record what you repaired and the evidence you retained.</w:t>
+        <w:t>20. Extra practice: pictures, repair and feedback</w:t>
+      </w:r>
+    </w:p>
+    <w:p>
+      <w:r>
+        <w:t>Attempt each question before opening its explanation. Use one browser or paper copy.</w:t>
+      </w:r>
+    </w:p>
+    <w:p>
+      <w:pPr>
+        <w:pStyle w:val="Heading2"/>
+      </w:pPr>
+      <w:r>
+        <w:t>First supported question</w:t>
+      </w:r>
+    </w:p>
+    <w:p>
+      <w:pPr>
+        <w:pStyle w:val="ListBullet"/>
+      </w:pPr>
+      <w:r>
+        <w:t>A fictional reading-token jar starts with one token and gains three per round.</w:t>
+      </w:r>
+    </w:p>
+    <w:p>
+      <w:pPr>
+        <w:pStyle w:val="Heading3"/>
+      </w:pPr>
+      <w:r>
+        <w:t>Practice 1: explain the deciding evidence</w:t>
+      </w:r>
+    </w:p>
+    <w:p>
+      <w:pPr>
+        <w:pStyle w:val="ListBullet"/>
+      </w:pPr>
+      <w:r>
+        <w:t>Which labelled step matches this detail? Print 13 once, after all four updates.</w:t>
+      </w:r>
+    </w:p>
+    <w:p>
+      <w:pPr>
+        <w:pStyle w:val="ListBullet"/>
+      </w:pPr>
+      <w:r>
+        <w:t>1. Iteration values</w:t>
+      </w:r>
+    </w:p>
+    <w:p>
+      <w:pPr>
+        <w:pStyle w:val="ListBullet"/>
+      </w:pPr>
+      <w:r>
+        <w:t>2. Updated totals</w:t>
+      </w:r>
+    </w:p>
+    <w:p>
+      <w:pPr>
+        <w:pStyle w:val="ListBullet"/>
+      </w:pPr>
+      <w:r>
+        <w:t>3. After the loop</w:t>
+      </w:r>
+    </w:p>
+    <w:p>
+      <w:pPr>
+        <w:pStyle w:val="ListBullet"/>
+      </w:pPr>
+      <w:r>
+        <w:t>4. Initial state</w:t>
+      </w:r>
+    </w:p>
+    <w:p>
+      <w:pPr>
+        <w:pStyle w:val="Heading3"/>
+      </w:pPr>
+      <w:r>
+        <w:t>My selected conclusion, deciding fact and explanation</w:t>
+      </w:r>
+    </w:p>
+    <w:p>
+      <w:r>
+        <w:t>________________________________________________________________</w:t>
+      </w:r>
+    </w:p>
+    <w:p>
+      <w:r>
+        <w:t>________________________________________________________________</w:t>
+      </w:r>
+    </w:p>
+    <w:p>
+      <w:r>
+        <w:t>________________________________________________________________</w:t>
+      </w:r>
+    </w:p>
+    <w:p>
+      <w:r>
+        <w:t>________________________________________________________________</w:t>
+      </w:r>
+    </w:p>
+    <w:p>
+      <w:r>
+        <w:t>________________________________________________________________</w:t>
+      </w:r>
+    </w:p>
+    <w:p>
+      <w:pPr>
+        <w:pStyle w:val="ListBullet"/>
+      </w:pPr>
+      <w:r>
+        <w:t>Hint if needed: Read the steps in the pictorial case. Match the supplied detail to the stage that performs or records it.</w:t>
+      </w:r>
+    </w:p>
+    <w:p>
+      <w:pPr>
+        <w:pStyle w:val="Heading2"/>
+      </w:pPr>
+      <w:r>
+        <w:t>Check the first explanation · reference / check after trying</w:t>
+      </w:r>
+    </w:p>
+    <w:p>
+      <w:pPr>
+        <w:spacing w:line="336" w:lineRule="auto" w:after="180"/>
+      </w:pPr>
+      <w:r>
+        <w:rPr>
+          <w:b w:val="0"/>
+        </w:rPr>
+        <w:t xml:space="preserve">After your attempt, compare with the supported explanation: After the </w:t>
+      </w:r>
+      <w:r>
+        <w:rPr>
+          <w:b/>
+        </w:rPr>
+        <w:t>loop</w:t>
+      </w:r>
+      <w:r>
+        <w:rPr>
+          <w:b w:val="0"/>
+        </w:rPr>
+        <w:t xml:space="preserve"> Print 13 once, after all four updates. The turn value labels an </w:t>
+      </w:r>
+      <w:r>
+        <w:rPr>
+          <w:b/>
+        </w:rPr>
+        <w:t>iteration</w:t>
+      </w:r>
+      <w:r>
+        <w:rPr>
+          <w:b w:val="0"/>
+        </w:rPr>
+        <w:t>; it is not the number added. The fixed update adds three each time.</w:t>
+      </w:r>
+    </w:p>
+    <w:p>
+      <w:pPr>
+        <w:spacing w:line="336" w:lineRule="auto" w:after="180"/>
+      </w:pPr>
+      <w:r>
+        <w:rPr>
+          <w:b w:val="0"/>
+        </w:rPr>
+        <w:t xml:space="preserve">Four </w:t>
+      </w:r>
+      <w:r>
+        <w:rPr>
+          <w:b/>
+        </w:rPr>
+        <w:t>iteration</w:t>
+      </w:r>
+      <w:r>
+        <w:rPr>
+          <w:b w:val="0"/>
+        </w:rPr>
+        <w:t xml:space="preserve">s take the total from 1 to 13. Keeping print outside the </w:t>
+      </w:r>
+      <w:r>
+        <w:rPr>
+          <w:b/>
+        </w:rPr>
+        <w:t>loop</w:t>
+      </w:r>
+      <w:r>
+        <w:rPr>
+          <w:b w:val="0"/>
+        </w:rPr>
+        <w:t xml:space="preserve"> produces one final display rather than four intermediate displays. Initialise total before the </w:t>
+      </w:r>
+      <w:r>
+        <w:rPr>
+          <w:b/>
+        </w:rPr>
+        <w:t>loop</w:t>
+      </w:r>
+      <w:r>
+        <w:rPr>
+          <w:b w:val="0"/>
+        </w:rPr>
+        <w:t xml:space="preserve"> so a zero-</w:t>
+      </w:r>
+      <w:r>
+        <w:rPr>
+          <w:b/>
+        </w:rPr>
+        <w:t>iteration</w:t>
+      </w:r>
+      <w:r>
+        <w:rPr>
+          <w:b w:val="0"/>
+        </w:rPr>
+        <w:t xml:space="preserve"> run still has a defined value.</w:t>
+      </w:r>
+    </w:p>
+    <w:p>
+      <w:pPr>
+        <w:pStyle w:val="Heading2"/>
+      </w:pPr>
+      <w:r>
+        <w:t>Changed-case question</w:t>
+      </w:r>
+    </w:p>
+    <w:p>
+      <w:pPr>
+        <w:pStyle w:val="Heading3"/>
+      </w:pPr>
+      <w:r>
+        <w:t>Practice 2: explain the deciding evidence</w:t>
+      </w:r>
+    </w:p>
+    <w:p>
+      <w:pPr>
+        <w:pStyle w:val="ListBullet"/>
+      </w:pPr>
+      <w:r>
+        <w:t>Changed-case practice: Use range(0) instead of range(4). Which conclusion is supported by the supplied facts?</w:t>
+      </w:r>
+    </w:p>
+    <w:p>
+      <w:pPr>
+        <w:pStyle w:val="ListBullet"/>
+      </w:pPr>
+      <w:r>
+        <w:t>1. The loop body never runs and the printed total is 1.</w:t>
+      </w:r>
+    </w:p>
+    <w:p>
+      <w:pPr>
+        <w:pStyle w:val="ListBullet"/>
+      </w:pPr>
+      <w:r>
+        <w:t>2. This one example guarantees correct results for every future input.</w:t>
+      </w:r>
+    </w:p>
+    <w:p>
+      <w:pPr>
+        <w:pStyle w:val="ListBullet"/>
+      </w:pPr>
+      <w:r>
+        <w:t>3. We can decide the result without examining the changed input or the procedure.</w:t>
+      </w:r>
+    </w:p>
+    <w:p>
+      <w:pPr>
+        <w:pStyle w:val="Heading3"/>
+      </w:pPr>
+      <w:r>
+        <w:t>My selected conclusion, deciding fact and explanation</w:t>
+      </w:r>
+    </w:p>
+    <w:p>
+      <w:r>
+        <w:t>________________________________________________________________</w:t>
+      </w:r>
+    </w:p>
+    <w:p>
+      <w:r>
+        <w:t>________________________________________________________________</w:t>
+      </w:r>
+    </w:p>
+    <w:p>
+      <w:r>
+        <w:t>________________________________________________________________</w:t>
+      </w:r>
+    </w:p>
+    <w:p>
+      <w:r>
+        <w:t>________________________________________________________________</w:t>
+      </w:r>
+    </w:p>
+    <w:p>
+      <w:r>
+        <w:t>________________________________________________________________</w:t>
+      </w:r>
+    </w:p>
+    <w:p>
+      <w:pPr>
+        <w:pStyle w:val="ListBullet"/>
+      </w:pPr>
+      <w:r>
+        <w:t>Hint if needed: Use the changed condition and the deciding step in the pictorial trace. The answer must say what follows from those facts.</w:t>
+      </w:r>
+    </w:p>
+    <w:p>
+      <w:pPr>
+        <w:pStyle w:val="Heading2"/>
+      </w:pPr>
+      <w:r>
+        <w:t>Check the changed case · reference / check after trying</w:t>
+      </w:r>
+    </w:p>
+    <w:p>
+      <w:pPr>
+        <w:spacing w:line="336" w:lineRule="auto" w:after="180"/>
+      </w:pPr>
+      <w:r>
+        <w:rPr>
+          <w:b w:val="0"/>
+        </w:rPr>
+        <w:t xml:space="preserve">After your attempt, compare with the supported explanation: The </w:t>
+      </w:r>
+      <w:r>
+        <w:rPr>
+          <w:b/>
+        </w:rPr>
+        <w:t>loop</w:t>
+      </w:r>
+      <w:r>
+        <w:rPr>
+          <w:b w:val="0"/>
+        </w:rPr>
+        <w:t xml:space="preserve"> body never runs and the printed total is 1. The iterable contains no turn values; the initial assignment still happened.</w:t>
+      </w:r>
+    </w:p>
+    <w:p>
+      <w:pPr>
+        <w:pStyle w:val="Heading2"/>
+      </w:pPr>
+      <w:r>
+        <w:t>Repair and save your work</w:t>
+      </w:r>
+    </w:p>
+    <w:p>
+      <w:pPr>
+        <w:spacing w:line="336" w:lineRule="auto" w:after="180"/>
+      </w:pPr>
+      <w:r>
+        <w:rPr>
+          <w:b w:val="0"/>
+        </w:rPr>
+        <w:t xml:space="preserve">Review Branching Logic (ai-2/3). Goal: </w:t>
+      </w:r>
+      <w:r>
+        <w:rPr>
+          <w:b/>
+        </w:rPr>
+        <w:t>Trace</w:t>
+      </w:r>
+      <w:r>
+        <w:rPr>
+          <w:b w:val="0"/>
+        </w:rPr>
+        <w:t xml:space="preserve"> the selected branch in an if elif else chain. Short practice: Give expected labels for −1,0,10,11 and identify the equality boundary for Short..</w:t>
+      </w:r>
+    </w:p>
+    <w:p>
+      <w:pPr>
+        <w:spacing w:line="336" w:lineRule="auto" w:after="180"/>
+      </w:pPr>
+      <w:r>
+        <w:rPr>
+          <w:b w:val="0"/>
+        </w:rPr>
+        <w:t>Return to this week and explain what you changed.</w:t>
+      </w:r>
+    </w:p>
+    <w:p>
+      <w:pPr>
+        <w:spacing w:line="336" w:lineRule="auto" w:after="180"/>
+      </w:pPr>
+      <w:r>
+        <w:rPr>
+          <w:b w:val="0"/>
+        </w:rPr>
+        <w:t xml:space="preserve">Review Precision in Algorithms (ai-2/1). Goal: Translate a short paper calculation into a Python script. Short practice: If print(total) moves before total=total+2, what gets printed for the original </w:t>
+      </w:r>
+      <w:r>
+        <w:rPr>
+          <w:b/>
+        </w:rPr>
+        <w:t>input</w:t>
+      </w:r>
+      <w:r>
+        <w:rPr>
+          <w:b w:val="0"/>
+        </w:rPr>
+        <w:t>?.</w:t>
+      </w:r>
+    </w:p>
+    <w:p>
+      <w:pPr>
+        <w:spacing w:line="336" w:lineRule="auto" w:after="180"/>
+      </w:pPr>
+      <w:r>
+        <w:rPr>
+          <w:b w:val="0"/>
+        </w:rPr>
+        <w:t>Return to this week and explain what you changed.</w:t>
+      </w:r>
+    </w:p>
+    <w:p>
+      <w:pPr>
+        <w:spacing w:line="336" w:lineRule="auto" w:after="180"/>
+      </w:pPr>
+      <w:r>
+        <w:rPr>
+          <w:b w:val="0"/>
+        </w:rPr>
+        <w:t xml:space="preserve">The browser lab lets you edit the supported Python examples already included in this lesson. Predict first, run, inspect the actual </w:t>
+      </w:r>
+      <w:r>
+        <w:rPr>
+          <w:b/>
+        </w:rPr>
+        <w:t>output</w:t>
+      </w:r>
+      <w:r>
+        <w:rPr>
+          <w:b w:val="0"/>
+        </w:rPr>
+        <w:t xml:space="preserve"> or error, change one </w:t>
+      </w:r>
+      <w:r>
+        <w:rPr>
+          <w:b/>
+        </w:rPr>
+        <w:t>input</w:t>
+      </w:r>
+      <w:r>
+        <w:rPr>
+          <w:b w:val="0"/>
+        </w:rPr>
+        <w:t>, then run again.</w:t>
+      </w:r>
+    </w:p>
+    <w:p>
+      <w:pPr>
+        <w:spacing w:line="336" w:lineRule="auto" w:after="180"/>
+      </w:pPr>
+      <w:r>
+        <w:rPr>
+          <w:b w:val="0"/>
+        </w:rPr>
+        <w:t xml:space="preserve">Keep code, </w:t>
+      </w:r>
+      <w:r>
+        <w:rPr>
+          <w:b/>
+        </w:rPr>
+        <w:t>prediction</w:t>
+      </w:r>
+      <w:r>
+        <w:rPr>
+          <w:b w:val="0"/>
+        </w:rPr>
+        <w:t xml:space="preserve">s, actual results and a reasoned revision together. On paper, label your result as a </w:t>
+      </w:r>
+      <w:r>
+        <w:rPr>
+          <w:b/>
+        </w:rPr>
+        <w:t>trace</w:t>
+      </w:r>
+      <w:r>
+        <w:rPr>
+          <w:b w:val="0"/>
+        </w:rPr>
+        <w:t xml:space="preserve"> rather than an execution.</w:t>
+      </w:r>
+    </w:p>
+    <w:p>
+      <w:pPr>
+        <w:spacing w:line="336" w:lineRule="auto" w:after="180"/>
+      </w:pPr>
+      <w:r>
+        <w:rPr>
+          <w:b w:val="0"/>
+        </w:rPr>
+        <w:t xml:space="preserve">Use Download completed work in the hosted lesson to export your answers, reflections, practice feedback and code-run </w:t>
+      </w:r>
+      <w:r>
+        <w:rPr>
+          <w:b/>
+        </w:rPr>
+        <w:t>evidence</w:t>
+      </w:r>
+      <w:r>
+        <w:rPr>
+          <w:b w:val="0"/>
+        </w:rPr>
+        <w:t>. Open the HTML copy to read or print it.</w:t>
+      </w:r>
+    </w:p>
+    <w:p>
+      <w:pPr>
+        <w:spacing w:line="336" w:lineRule="auto" w:after="180"/>
+      </w:pPr>
+      <w:r>
+        <w:rPr>
+          <w:b w:val="0"/>
+        </w:rPr>
+        <w:t>Drafts stay in this browser when storage is available; clear drafts on a shared device.</w:t>
+      </w:r>
+    </w:p>
+    <w:p>
+      <w:pPr>
+        <w:pStyle w:val="Heading3"/>
+      </w:pPr>
+      <w:r>
+        <w:t>What I repaired, the evidence I kept and the next test</w:t>
+      </w:r>
+    </w:p>
+    <w:p>
+      <w:r>
+        <w:t>________________________________________________________________</w:t>
+      </w:r>
+    </w:p>
+    <w:p>
+      <w:r>
+        <w:t>________________________________________________________________</w:t>
+      </w:r>
+    </w:p>
+    <w:p>
+      <w:r>
+        <w:t>________________________________________________________________</w:t>
+      </w:r>
+    </w:p>
+    <w:p>
+      <w:r>
+        <w:t>________________________________________________________________</w:t>
+      </w:r>
+    </w:p>
+    <w:p>
+      <w:r>
+        <w:t>________________________________________________________________</w:t>
+      </w:r>
+    </w:p>
+    <w:p>
+      <w:pPr>
+        <w:pStyle w:val="Heading2"/>
+      </w:pPr>
+      <w:r>
+        <w:t>Earlier wording, alternatives and picture transcripts · reference / check after trying</w:t>
       </w:r>
     </w:p>
     <w:p>
@@ -2155,104 +2856,10 @@
     </w:p>
     <w:p>
       <w:pPr>
-        <w:spacing w:line="336" w:lineRule="auto" w:after="180"/>
-      </w:pPr>
-      <w:r>
-        <w:rPr>
-          <w:b w:val="0"/>
-        </w:rPr>
-        <w:t>A fictional reading-token jar starts with one token and gains three per round.</w:t>
-      </w:r>
-    </w:p>
-    <w:p>
-      <w:pPr>
         <w:pStyle w:val="Heading3"/>
       </w:pPr>
       <w:r>
-        <w:t>Practice 1: explain the deciding evidence</w:t>
-      </w:r>
-    </w:p>
-    <w:p>
-      <w:pPr>
-        <w:spacing w:line="336" w:lineRule="auto" w:after="180"/>
-      </w:pPr>
-      <w:r>
-        <w:rPr>
-          <w:b w:val="0"/>
-        </w:rPr>
-        <w:t>Which labelled step matches this detail? Print 13 once, after all four updates.</w:t>
-      </w:r>
-    </w:p>
-    <w:p>
-      <w:pPr>
-        <w:spacing w:line="336" w:lineRule="auto" w:after="180"/>
-        <w:shd w:fill="F4F9FC"/>
-      </w:pPr>
-      <w:r>
-        <w:rPr>
-          <w:b w:val="0"/>
-        </w:rPr>
-        <w:t xml:space="preserve">1. </w:t>
-      </w:r>
-      <w:r>
-        <w:rPr>
-          <w:b/>
-        </w:rPr>
-        <w:t>Iteration</w:t>
-      </w:r>
-      <w:r>
-        <w:rPr>
-          <w:b w:val="0"/>
-        </w:rPr>
-        <w:t xml:space="preserve"> values</w:t>
-      </w:r>
-    </w:p>
-    <w:p>
-      <w:pPr>
-        <w:spacing w:line="336" w:lineRule="auto" w:after="180"/>
-        <w:shd w:fill="F4F9FC"/>
-      </w:pPr>
-      <w:r>
-        <w:rPr>
-          <w:b w:val="0"/>
-        </w:rPr>
-        <w:t>2. Updated totals</w:t>
-      </w:r>
-    </w:p>
-    <w:p>
-      <w:pPr>
-        <w:spacing w:line="336" w:lineRule="auto" w:after="180"/>
-        <w:shd w:fill="F4F9FC"/>
-      </w:pPr>
-      <w:r>
-        <w:rPr>
-          <w:b w:val="0"/>
-        </w:rPr>
-        <w:t xml:space="preserve">3. After the </w:t>
-      </w:r>
-      <w:r>
-        <w:rPr>
-          <w:b/>
-        </w:rPr>
-        <w:t>loop</w:t>
-      </w:r>
-    </w:p>
-    <w:p>
-      <w:pPr>
-        <w:spacing w:line="336" w:lineRule="auto" w:after="180"/>
-        <w:shd w:fill="F4F9FC"/>
-      </w:pPr>
-      <w:r>
-        <w:rPr>
-          <w:b w:val="0"/>
-        </w:rPr>
-        <w:t xml:space="preserve">4. Initial </w:t>
-      </w:r>
-      <w:r>
-        <w:rPr>
-          <w:b/>
-        </w:rPr>
-        <w:t>state</w:t>
+        <w:t>Repair a missing building block</w:t>
       </w:r>
     </w:p>
     <w:p>
@@ -2260,32 +2867,7 @@
         <w:pStyle w:val="Heading3"/>
       </w:pPr>
       <w:r>
-        <w:t>My selected conclusion, deciding fact and explanation</w:t>
-      </w:r>
-    </w:p>
-    <w:p>
-      <w:r>
-        <w:t>________________________________________________________________</w:t>
-      </w:r>
-    </w:p>
-    <w:p>
-      <w:r>
-        <w:t>________________________________________________________________</w:t>
-      </w:r>
-    </w:p>
-    <w:p>
-      <w:r>
-        <w:t>________________________________________________________________</w:t>
-      </w:r>
-    </w:p>
-    <w:p>
-      <w:r>
-        <w:t>________________________________________________________________</w:t>
-      </w:r>
-    </w:p>
-    <w:p>
-      <w:r>
-        <w:t>________________________________________________________________</w:t>
+        <w:t>Predict, run and debug</w:t>
       </w:r>
     </w:p>
     <w:p>
@@ -2293,567 +2875,25 @@
         <w:pStyle w:val="Heading3"/>
       </w:pPr>
       <w:r>
-        <w:t>Hint · try first</w:t>
-      </w:r>
-    </w:p>
-    <w:p>
-      <w:pPr>
-        <w:spacing w:line="336" w:lineRule="auto" w:after="180"/>
-        <w:shd w:fill="F1F6F8"/>
-      </w:pPr>
-      <w:r>
-        <w:rPr>
-          <w:b w:val="0"/>
-        </w:rPr>
-        <w:t>Hint if needed: Read the steps in the pictorial case. Match the supplied detail to the stage that performs or records it.</w:t>
-      </w:r>
-    </w:p>
-    <w:p>
-      <w:pPr>
-        <w:pStyle w:val="Heading3"/>
-      </w:pPr>
-      <w:r>
-        <w:t>Feedback · compare after trying</w:t>
-      </w:r>
-    </w:p>
-    <w:p>
-      <w:pPr>
-        <w:spacing w:line="336" w:lineRule="auto" w:after="180"/>
-        <w:shd w:fill="F1F6FC"/>
-      </w:pPr>
-      <w:r>
-        <w:rPr>
-          <w:b w:val="0"/>
-        </w:rPr>
-        <w:t xml:space="preserve">After your attempt, compare with the supported explanation: After the </w:t>
-      </w:r>
-      <w:r>
-        <w:rPr>
-          <w:b/>
-        </w:rPr>
-        <w:t>loop</w:t>
-      </w:r>
-      <w:r>
-        <w:rPr>
-          <w:b w:val="0"/>
-        </w:rPr>
-        <w:t xml:space="preserve"> Print 13 once, after all four updates. The turn value labels an </w:t>
-      </w:r>
-      <w:r>
-        <w:rPr>
-          <w:b/>
-        </w:rPr>
-        <w:t>iteration</w:t>
-      </w:r>
-      <w:r>
-        <w:rPr>
-          <w:b w:val="0"/>
-        </w:rPr>
-        <w:t>; it is not the number added. The fixed update adds three each time.</w:t>
-      </w:r>
-    </w:p>
-    <w:p>
-      <w:pPr>
-        <w:spacing w:line="336" w:lineRule="auto" w:after="180"/>
-        <w:shd w:fill="F1F6FC"/>
-      </w:pPr>
-      <w:r>
-        <w:rPr>
-          <w:b w:val="0"/>
-        </w:rPr>
-        <w:t xml:space="preserve">Four </w:t>
-      </w:r>
-      <w:r>
-        <w:rPr>
-          <w:b/>
-        </w:rPr>
-        <w:t>iteration</w:t>
-      </w:r>
-      <w:r>
-        <w:rPr>
-          <w:b w:val="0"/>
-        </w:rPr>
-        <w:t xml:space="preserve">s take the total from 1 to 13. Keeping print outside the </w:t>
-      </w:r>
-      <w:r>
-        <w:rPr>
-          <w:b/>
-        </w:rPr>
-        <w:t>loop</w:t>
-      </w:r>
-      <w:r>
-        <w:rPr>
-          <w:b w:val="0"/>
-        </w:rPr>
-        <w:t xml:space="preserve"> produces one final display rather than four intermediate displays. Initialise total before the </w:t>
-      </w:r>
-      <w:r>
-        <w:rPr>
-          <w:b/>
-        </w:rPr>
-        <w:t>loop</w:t>
-      </w:r>
-      <w:r>
-        <w:rPr>
-          <w:b w:val="0"/>
-        </w:rPr>
-        <w:t xml:space="preserve"> so a zero-</w:t>
-      </w:r>
-      <w:r>
-        <w:rPr>
-          <w:b/>
-        </w:rPr>
-        <w:t>iteration</w:t>
-      </w:r>
-      <w:r>
-        <w:rPr>
-          <w:b w:val="0"/>
-        </w:rPr>
-        <w:t xml:space="preserve"> run still has a defined value.</w:t>
-      </w:r>
-    </w:p>
-    <w:p>
-      <w:pPr>
-        <w:pStyle w:val="Heading3"/>
-      </w:pPr>
-      <w:r>
-        <w:t>Practice 2: explain the deciding evidence</w:t>
-      </w:r>
-    </w:p>
-    <w:p>
-      <w:pPr>
-        <w:pStyle w:val="Heading3"/>
-      </w:pPr>
-      <w:r>
-        <w:t>Changed case · predict first</w:t>
-      </w:r>
-    </w:p>
-    <w:p>
-      <w:pPr>
-        <w:spacing w:line="336" w:lineRule="auto" w:after="180"/>
-        <w:shd w:fill="F5F1FB"/>
-      </w:pPr>
-      <w:r>
-        <w:rPr>
-          <w:b w:val="0"/>
-        </w:rPr>
-        <w:t>Changed-case practice: Use range(0) instead of range(4). Which conclusion is supported by the supplied facts?</w:t>
-      </w:r>
-    </w:p>
-    <w:p>
-      <w:pPr>
-        <w:spacing w:line="336" w:lineRule="auto" w:after="180"/>
-        <w:shd w:fill="F4F9FC"/>
-      </w:pPr>
-      <w:r>
-        <w:rPr>
-          <w:b w:val="0"/>
-        </w:rPr>
-        <w:t xml:space="preserve">1. The </w:t>
-      </w:r>
-      <w:r>
-        <w:rPr>
-          <w:b/>
-        </w:rPr>
-        <w:t>loop</w:t>
-      </w:r>
-      <w:r>
-        <w:rPr>
-          <w:b w:val="0"/>
-        </w:rPr>
-        <w:t xml:space="preserve"> body never runs and the printed total is 1.</w:t>
-      </w:r>
-    </w:p>
-    <w:p>
-      <w:pPr>
-        <w:spacing w:line="336" w:lineRule="auto" w:after="180"/>
-        <w:shd w:fill="F4F9FC"/>
-      </w:pPr>
-      <w:r>
-        <w:rPr>
-          <w:b w:val="0"/>
-        </w:rPr>
-        <w:t xml:space="preserve">2. This one example guarantees correct results for every future </w:t>
-      </w:r>
-      <w:r>
-        <w:rPr>
-          <w:b/>
-        </w:rPr>
-        <w:t>input</w:t>
-      </w:r>
-      <w:r>
-        <w:rPr>
-          <w:b w:val="0"/>
-        </w:rPr>
-        <w:t>.</w:t>
-      </w:r>
-    </w:p>
-    <w:p>
-      <w:pPr>
-        <w:spacing w:line="336" w:lineRule="auto" w:after="180"/>
-        <w:shd w:fill="F4F9FC"/>
-      </w:pPr>
-      <w:r>
-        <w:rPr>
-          <w:b w:val="0"/>
-        </w:rPr>
-        <w:t xml:space="preserve">3. We can decide the result without examining the changed </w:t>
-      </w:r>
-      <w:r>
-        <w:rPr>
-          <w:b/>
-        </w:rPr>
-        <w:t>input</w:t>
-      </w:r>
-      <w:r>
-        <w:rPr>
-          <w:b w:val="0"/>
-        </w:rPr>
-        <w:t xml:space="preserve"> or the procedure.</w:t>
-      </w:r>
-    </w:p>
-    <w:p>
-      <w:pPr>
-        <w:pStyle w:val="Heading3"/>
-      </w:pPr>
-      <w:r>
-        <w:t>My selected conclusion, deciding fact and explanation</w:t>
-      </w:r>
-    </w:p>
-    <w:p>
-      <w:r>
-        <w:t>________________________________________________________________</w:t>
-      </w:r>
-    </w:p>
-    <w:p>
-      <w:r>
-        <w:t>________________________________________________________________</w:t>
-      </w:r>
-    </w:p>
-    <w:p>
-      <w:r>
-        <w:t>________________________________________________________________</w:t>
-      </w:r>
-    </w:p>
-    <w:p>
-      <w:r>
-        <w:t>________________________________________________________________</w:t>
-      </w:r>
-    </w:p>
-    <w:p>
-      <w:r>
-        <w:t>________________________________________________________________</w:t>
-      </w:r>
-    </w:p>
-    <w:p>
-      <w:pPr>
-        <w:pStyle w:val="Heading3"/>
-      </w:pPr>
-      <w:r>
-        <w:t>Hint · try first</w:t>
-      </w:r>
-    </w:p>
-    <w:p>
-      <w:pPr>
-        <w:spacing w:line="336" w:lineRule="auto" w:after="180"/>
-        <w:shd w:fill="F1F6F8"/>
-      </w:pPr>
-      <w:r>
-        <w:rPr>
-          <w:b w:val="0"/>
-        </w:rPr>
-        <w:t xml:space="preserve">Hint if needed: Use the changed condition and the deciding step in the pictorial </w:t>
-      </w:r>
-      <w:r>
-        <w:rPr>
-          <w:b/>
-        </w:rPr>
-        <w:t>trace</w:t>
-      </w:r>
-      <w:r>
-        <w:rPr>
-          <w:b w:val="0"/>
-        </w:rPr>
-        <w:t>. The answer must say what follows from those facts.</w:t>
-      </w:r>
-    </w:p>
-    <w:p>
-      <w:pPr>
-        <w:pStyle w:val="Heading3"/>
-      </w:pPr>
-      <w:r>
-        <w:t>Feedback · compare after trying</w:t>
-      </w:r>
-    </w:p>
-    <w:p>
-      <w:pPr>
-        <w:spacing w:line="336" w:lineRule="auto" w:after="180"/>
-        <w:shd w:fill="F1F6FC"/>
-      </w:pPr>
-      <w:r>
-        <w:rPr>
-          <w:b w:val="0"/>
-        </w:rPr>
-        <w:t xml:space="preserve">After your attempt, compare with the supported explanation: The </w:t>
-      </w:r>
-      <w:r>
-        <w:rPr>
-          <w:b/>
-        </w:rPr>
-        <w:t>loop</w:t>
-      </w:r>
-      <w:r>
-        <w:rPr>
-          <w:b w:val="0"/>
-        </w:rPr>
-        <w:t xml:space="preserve"> body never runs and the printed total is 1. The iterable contains no turn values; the initial assignment still happened.</w:t>
-      </w:r>
-    </w:p>
-    <w:p>
-      <w:pPr>
-        <w:pStyle w:val="Heading3"/>
-      </w:pPr>
-      <w:r>
-        <w:t>Repair a missing building block</w:t>
-      </w:r>
-    </w:p>
-    <w:p>
-      <w:pPr>
-        <w:spacing w:line="336" w:lineRule="auto" w:after="180"/>
-      </w:pPr>
-      <w:r>
-        <w:rPr>
-          <w:b w:val="0"/>
-        </w:rPr>
-        <w:t xml:space="preserve">Review Branching Logic (ai-2/3). Goal: </w:t>
-      </w:r>
-      <w:r>
-        <w:rPr>
-          <w:b/>
-        </w:rPr>
-        <w:t>Trace</w:t>
-      </w:r>
-      <w:r>
-        <w:rPr>
-          <w:b w:val="0"/>
-        </w:rPr>
-        <w:t xml:space="preserve"> the selected branch in an if elif else chain. Short practice: Give expected labels for −1,0,10,11 and identify the equality boundary for Short..</w:t>
-      </w:r>
-    </w:p>
-    <w:p>
-      <w:pPr>
-        <w:spacing w:line="336" w:lineRule="auto" w:after="180"/>
-      </w:pPr>
-      <w:r>
-        <w:rPr>
-          <w:b w:val="0"/>
-        </w:rPr>
-        <w:t>Return to this week and explain what you changed.</w:t>
-      </w:r>
-    </w:p>
-    <w:p>
-      <w:pPr>
-        <w:spacing w:line="336" w:lineRule="auto" w:after="180"/>
-      </w:pPr>
-      <w:r>
-        <w:rPr>
-          <w:b w:val="0"/>
-        </w:rPr>
-        <w:t xml:space="preserve">Review Precision in Algorithms (ai-2/1). Goal: Translate a short paper calculation into a Python script. Short practice: If print(total) moves before total=total+2, what gets printed for the original </w:t>
-      </w:r>
-      <w:r>
-        <w:rPr>
-          <w:b/>
-        </w:rPr>
-        <w:t>input</w:t>
-      </w:r>
-      <w:r>
-        <w:rPr>
-          <w:b w:val="0"/>
-        </w:rPr>
-        <w:t>?.</w:t>
-      </w:r>
-    </w:p>
-    <w:p>
-      <w:pPr>
-        <w:spacing w:line="336" w:lineRule="auto" w:after="180"/>
-      </w:pPr>
-      <w:r>
-        <w:rPr>
-          <w:b w:val="0"/>
-        </w:rPr>
-        <w:t>Return to this week and explain what you changed.</w:t>
-      </w:r>
-    </w:p>
-    <w:p>
-      <w:pPr>
-        <w:pStyle w:val="Heading3"/>
-      </w:pPr>
-      <w:r>
-        <w:t>Predict, run and debug</w:t>
-      </w:r>
-    </w:p>
-    <w:p>
-      <w:pPr>
-        <w:spacing w:line="336" w:lineRule="auto" w:after="180"/>
-      </w:pPr>
-      <w:r>
-        <w:rPr>
-          <w:b w:val="0"/>
-        </w:rPr>
-        <w:t xml:space="preserve">The browser lab lets you edit the supported Python examples already included in this lesson. Predict first, run, inspect the actual </w:t>
-      </w:r>
-      <w:r>
-        <w:rPr>
-          <w:b/>
-        </w:rPr>
-        <w:t>output</w:t>
-      </w:r>
-      <w:r>
-        <w:rPr>
-          <w:b w:val="0"/>
-        </w:rPr>
-        <w:t xml:space="preserve"> or error, change one </w:t>
-      </w:r>
-      <w:r>
-        <w:rPr>
-          <w:b/>
-        </w:rPr>
-        <w:t>input</w:t>
-      </w:r>
-      <w:r>
-        <w:rPr>
-          <w:b w:val="0"/>
-        </w:rPr>
-        <w:t>, then run again.</w:t>
-      </w:r>
-    </w:p>
-    <w:p>
-      <w:pPr>
-        <w:spacing w:line="336" w:lineRule="auto" w:after="180"/>
-      </w:pPr>
-      <w:r>
-        <w:rPr>
-          <w:b w:val="0"/>
-        </w:rPr>
-        <w:t xml:space="preserve">Keep code, </w:t>
-      </w:r>
-      <w:r>
-        <w:rPr>
-          <w:b/>
-        </w:rPr>
-        <w:t>prediction</w:t>
-      </w:r>
-      <w:r>
-        <w:rPr>
-          <w:b w:val="0"/>
-        </w:rPr>
-        <w:t xml:space="preserve">s, actual results and a reasoned revision together. On paper, label your result as a </w:t>
-      </w:r>
-      <w:r>
-        <w:rPr>
-          <w:b/>
-        </w:rPr>
-        <w:t>trace</w:t>
-      </w:r>
-      <w:r>
-        <w:rPr>
-          <w:b w:val="0"/>
-        </w:rPr>
-        <w:t xml:space="preserve"> rather than an execution.</w:t>
-      </w:r>
-    </w:p>
-    <w:p>
-      <w:pPr>
-        <w:pStyle w:val="Heading3"/>
-      </w:pPr>
-      <w:r>
         <w:t>Keep your completed work</w:t>
       </w:r>
     </w:p>
     <w:p>
       <w:pPr>
-        <w:spacing w:line="336" w:lineRule="auto" w:after="180"/>
-      </w:pPr>
-      <w:r>
-        <w:rPr>
-          <w:b w:val="0"/>
-        </w:rPr>
-        <w:t xml:space="preserve">Use Download completed work in the hosted lesson to export your answers, reflections, practice feedback and code-run </w:t>
-      </w:r>
-      <w:r>
-        <w:rPr>
-          <w:b/>
-        </w:rPr>
-        <w:t>evidence</w:t>
-      </w:r>
-      <w:r>
-        <w:rPr>
-          <w:b w:val="0"/>
-        </w:rPr>
-        <w:t>. Open the HTML copy to read or print it.</w:t>
-      </w:r>
-    </w:p>
-    <w:p>
-      <w:pPr>
-        <w:spacing w:line="336" w:lineRule="auto" w:after="180"/>
-      </w:pPr>
-      <w:r>
-        <w:rPr>
-          <w:b w:val="0"/>
-        </w:rPr>
-        <w:t>Drafts stay in this browser when storage is available; clear drafts on a shared device.</w:t>
-      </w:r>
-    </w:p>
-    <w:p>
-      <w:pPr>
-        <w:pStyle w:val="Heading3"/>
-      </w:pPr>
-      <w:r>
-        <w:t>What I repaired, the evidence I kept and the next test</w:t>
-      </w:r>
-    </w:p>
-    <w:p>
-      <w:r>
-        <w:t>________________________________________________________________</w:t>
-      </w:r>
-    </w:p>
-    <w:p>
-      <w:r>
-        <w:t>________________________________________________________________</w:t>
-      </w:r>
-    </w:p>
-    <w:p>
-      <w:r>
-        <w:t>________________________________________________________________</w:t>
-      </w:r>
-    </w:p>
-    <w:p>
-      <w:r>
-        <w:t>________________________________________________________________</w:t>
-      </w:r>
-    </w:p>
-    <w:p>
-      <w:r>
-        <w:t>________________________________________________________________</w:t>
-      </w:r>
-    </w:p>
-    <w:p>
-      <w:pPr>
         <w:pStyle w:val="Heading1"/>
       </w:pPr>
       <w:r>
-        <w:t>21. Visual concept journey</w:t>
-      </w:r>
-    </w:p>
-    <w:p>
-      <w:r>
-        <w:t>Explain each Trace Tables picture from its labels, then record a relevant limit.</w:t>
-      </w:r>
-    </w:p>
-    <w:p>
-      <w:pPr>
-        <w:pStyle w:val="Heading3"/>
+        <w:t>21. Reference · Six-picture response sheets</w:t>
+      </w:r>
+    </w:p>
+    <w:p>
+      <w:r>
+        <w:t>Choose the image that helps rather than repeating all six.</w:t>
+      </w:r>
+    </w:p>
+    <w:p>
+      <w:pPr>
+        <w:pStyle w:val="Heading2"/>
       </w:pPr>
       <w:r>
         <w:t>01. Trace Tables: the case</w:t>
@@ -2933,7 +2973,6 @@
     <w:p>
       <w:pPr>
         <w:spacing w:line="336" w:lineRule="auto" w:after="180"/>
-        <w:shd w:fill="F5F1FB"/>
       </w:pPr>
       <w:r>
         <w:rPr>
@@ -2972,7 +3011,7 @@
     </w:p>
     <w:p>
       <w:pPr>
-        <w:pStyle w:val="Heading3"/>
+        <w:pStyle w:val="Heading2"/>
       </w:pPr>
       <w:r>
         <w:t>02. Follow the deciding steps</w:t>
@@ -3076,7 +3115,6 @@
     <w:p>
       <w:pPr>
         <w:spacing w:line="336" w:lineRule="auto" w:after="180"/>
-        <w:shd w:fill="F5F1FB"/>
       </w:pPr>
       <w:r>
         <w:rPr>
@@ -3127,7 +3165,7 @@
     </w:p>
     <w:p>
       <w:pPr>
-        <w:pStyle w:val="Heading3"/>
+        <w:pStyle w:val="Heading2"/>
       </w:pPr>
       <w:r>
         <w:t>03. Loop totals after each iteration</w:t>
@@ -3201,7 +3239,6 @@
     <w:p>
       <w:pPr>
         <w:spacing w:line="336" w:lineRule="auto" w:after="180"/>
-        <w:shd w:fill="F5F1FB"/>
       </w:pPr>
       <w:r>
         <w:rPr>
@@ -3240,7 +3277,7 @@
     </w:p>
     <w:p>
       <w:pPr>
-        <w:pStyle w:val="Heading3"/>
+        <w:pStyle w:val="Heading2"/>
       </w:pPr>
       <w:r>
         <w:t>04. Change one thing. Trace what follows.</w:t>
@@ -3319,7 +3356,6 @@
     <w:p>
       <w:pPr>
         <w:spacing w:line="336" w:lineRule="auto" w:after="180"/>
-        <w:shd w:fill="F5F1FB"/>
       </w:pPr>
       <w:r>
         <w:rPr>
@@ -3358,7 +3394,7 @@
     </w:p>
     <w:p>
       <w:pPr>
-        <w:pStyle w:val="Heading3"/>
+        <w:pStyle w:val="Heading2"/>
       </w:pPr>
       <w:r>
         <w:t>05. Connect the explanation to its limit</w:t>
@@ -3520,7 +3556,6 @@
     <w:p>
       <w:pPr>
         <w:spacing w:line="336" w:lineRule="auto" w:after="180"/>
-        <w:shd w:fill="F5F1FB"/>
       </w:pPr>
       <w:r>
         <w:rPr>
@@ -3559,7 +3594,7 @@
     </w:p>
     <w:p>
       <w:pPr>
-        <w:pStyle w:val="Heading3"/>
+        <w:pStyle w:val="Heading2"/>
       </w:pPr>
       <w:r>
         <w:t>06. Make the idea visible in your project</w:t>
@@ -3604,7 +3639,6 @@
     <w:p>
       <w:pPr>
         <w:spacing w:line="336" w:lineRule="auto" w:after="180"/>
-        <w:shd w:fill="F5F1FB"/>
       </w:pPr>
       <w:r>
         <w:rPr>
@@ -3658,7 +3692,6 @@
     <w:p>
       <w:pPr>
         <w:spacing w:line="336" w:lineRule="auto" w:after="180"/>
-        <w:shd w:fill="F5F1FB"/>
       </w:pPr>
       <w:r>
         <w:rPr>
@@ -3670,7 +3703,6 @@
     <w:p>
       <w:pPr>
         <w:spacing w:line="336" w:lineRule="auto" w:after="180"/>
-        <w:shd w:fill="F5F1FB"/>
       </w:pPr>
       <w:r>
         <w:rPr>
@@ -3729,6 +3761,62 @@
     <w:p>
       <w:r>
         <w:t>________________________________________________________________</w:t>
+      </w:r>
+    </w:p>
+    <w:p>
+      <w:pPr>
+        <w:pStyle w:val="Heading2"/>
+      </w:pPr>
+      <w:r>
+        <w:t>Earlier wording, alternatives and picture transcripts · reference / check after trying</w:t>
+      </w:r>
+    </w:p>
+    <w:p>
+      <w:pPr>
+        <w:pStyle w:val="Heading3"/>
+      </w:pPr>
+      <w:r>
+        <w:t>01. Trace Tables: the case</w:t>
+      </w:r>
+    </w:p>
+    <w:p>
+      <w:pPr>
+        <w:pStyle w:val="Heading3"/>
+      </w:pPr>
+      <w:r>
+        <w:t>02. Follow the deciding steps</w:t>
+      </w:r>
+    </w:p>
+    <w:p>
+      <w:pPr>
+        <w:pStyle w:val="Heading3"/>
+      </w:pPr>
+      <w:r>
+        <w:t>03. Loop totals after each iteration</w:t>
+      </w:r>
+    </w:p>
+    <w:p>
+      <w:pPr>
+        <w:pStyle w:val="Heading3"/>
+      </w:pPr>
+      <w:r>
+        <w:t>04. Change one thing. Trace what follows.</w:t>
+      </w:r>
+    </w:p>
+    <w:p>
+      <w:pPr>
+        <w:pStyle w:val="Heading3"/>
+      </w:pPr>
+      <w:r>
+        <w:t>05. Connect the explanation to its limit</w:t>
+      </w:r>
+    </w:p>
+    <w:p>
+      <w:pPr>
+        <w:pStyle w:val="Heading3"/>
+      </w:pPr>
+      <w:r>
+        <w:t>06. Make the idea visible in your project</w:t>
       </w:r>
     </w:p>
     <w:sectPr>
